--- a/fire_station_display_documentation.docx
+++ b/fire_station_display_documentation.docx
@@ -69,7 +69,7 @@
         <w:jc w:val="center"/>
       </w:pPr>
       <w:r>
-        <w:t>Last Updated: April 4, 2026</w:t>
+        <w:t>Last Updated: April 9, 2026</w:t>
       </w:r>
     </w:p>
     <w:p>
@@ -146,11 +146,7 @@
           </w:pPr>
           <w:r>
             <w:fldChar w:fldCharType="begin"/>
-          </w:r>
-          <w:r>
             <w:instrText xml:space="preserve"> TOC \o "1-3" \h \z \u </w:instrText>
-          </w:r>
-          <w:r>
             <w:fldChar w:fldCharType="separate"/>
           </w:r>
           <w:hyperlink w:anchor="_Toc226210864" w:history="1">
@@ -167,46 +163,10 @@
                 <w:webHidden/>
               </w:rPr>
               <w:tab/>
-            </w:r>
-            <w:r>
-              <w:rPr>
-                <w:noProof/>
-                <w:webHidden/>
-              </w:rPr>
               <w:fldChar w:fldCharType="begin"/>
-            </w:r>
-            <w:r>
-              <w:rPr>
-                <w:noProof/>
-                <w:webHidden/>
-              </w:rPr>
               <w:instrText xml:space="preserve"> PAGEREF _Toc226210864 \h </w:instrText>
-            </w:r>
-            <w:r>
-              <w:rPr>
-                <w:noProof/>
-                <w:webHidden/>
-              </w:rPr>
-            </w:r>
-            <w:r>
-              <w:rPr>
-                <w:noProof/>
-                <w:webHidden/>
-              </w:rPr>
               <w:fldChar w:fldCharType="separate"/>
-            </w:r>
-            <w:r>
-              <w:rPr>
-                <w:noProof/>
-                <w:webHidden/>
-              </w:rPr>
               <w:t>2</w:t>
-            </w:r>
-            <w:r>
-              <w:rPr>
-                <w:noProof/>
-                <w:webHidden/>
-              </w:rPr>
               <w:fldChar w:fldCharType="end"/>
             </w:r>
           </w:hyperlink>
@@ -238,46 +198,10 @@
                 <w:webHidden/>
               </w:rPr>
               <w:tab/>
-            </w:r>
-            <w:r>
-              <w:rPr>
-                <w:noProof/>
-                <w:webHidden/>
-              </w:rPr>
               <w:fldChar w:fldCharType="begin"/>
-            </w:r>
-            <w:r>
-              <w:rPr>
-                <w:noProof/>
-                <w:webHidden/>
-              </w:rPr>
               <w:instrText xml:space="preserve"> PAGEREF _Toc226210865 \h </w:instrText>
-            </w:r>
-            <w:r>
-              <w:rPr>
-                <w:noProof/>
-                <w:webHidden/>
-              </w:rPr>
-            </w:r>
-            <w:r>
-              <w:rPr>
-                <w:noProof/>
-                <w:webHidden/>
-              </w:rPr>
               <w:fldChar w:fldCharType="separate"/>
-            </w:r>
-            <w:r>
-              <w:rPr>
-                <w:noProof/>
-                <w:webHidden/>
-              </w:rPr>
               <w:t>5</w:t>
-            </w:r>
-            <w:r>
-              <w:rPr>
-                <w:noProof/>
-                <w:webHidden/>
-              </w:rPr>
               <w:fldChar w:fldCharType="end"/>
             </w:r>
           </w:hyperlink>
@@ -309,46 +233,10 @@
                 <w:webHidden/>
               </w:rPr>
               <w:tab/>
-            </w:r>
-            <w:r>
-              <w:rPr>
-                <w:noProof/>
-                <w:webHidden/>
-              </w:rPr>
               <w:fldChar w:fldCharType="begin"/>
-            </w:r>
-            <w:r>
-              <w:rPr>
-                <w:noProof/>
-                <w:webHidden/>
-              </w:rPr>
               <w:instrText xml:space="preserve"> PAGEREF _Toc226210866 \h </w:instrText>
-            </w:r>
-            <w:r>
-              <w:rPr>
-                <w:noProof/>
-                <w:webHidden/>
-              </w:rPr>
-            </w:r>
-            <w:r>
-              <w:rPr>
-                <w:noProof/>
-                <w:webHidden/>
-              </w:rPr>
               <w:fldChar w:fldCharType="separate"/>
-            </w:r>
-            <w:r>
-              <w:rPr>
-                <w:noProof/>
-                <w:webHidden/>
-              </w:rPr>
               <w:t>5</w:t>
-            </w:r>
-            <w:r>
-              <w:rPr>
-                <w:noProof/>
-                <w:webHidden/>
-              </w:rPr>
               <w:fldChar w:fldCharType="end"/>
             </w:r>
           </w:hyperlink>
@@ -380,46 +268,10 @@
                 <w:webHidden/>
               </w:rPr>
               <w:tab/>
-            </w:r>
-            <w:r>
-              <w:rPr>
-                <w:noProof/>
-                <w:webHidden/>
-              </w:rPr>
               <w:fldChar w:fldCharType="begin"/>
-            </w:r>
-            <w:r>
-              <w:rPr>
-                <w:noProof/>
-                <w:webHidden/>
-              </w:rPr>
               <w:instrText xml:space="preserve"> PAGEREF _Toc226210867 \h </w:instrText>
-            </w:r>
-            <w:r>
-              <w:rPr>
-                <w:noProof/>
-                <w:webHidden/>
-              </w:rPr>
-            </w:r>
-            <w:r>
-              <w:rPr>
-                <w:noProof/>
-                <w:webHidden/>
-              </w:rPr>
               <w:fldChar w:fldCharType="separate"/>
-            </w:r>
-            <w:r>
-              <w:rPr>
-                <w:noProof/>
-                <w:webHidden/>
-              </w:rPr>
               <w:t>5</w:t>
-            </w:r>
-            <w:r>
-              <w:rPr>
-                <w:noProof/>
-                <w:webHidden/>
-              </w:rPr>
               <w:fldChar w:fldCharType="end"/>
             </w:r>
           </w:hyperlink>
@@ -451,46 +303,10 @@
                 <w:webHidden/>
               </w:rPr>
               <w:tab/>
-            </w:r>
-            <w:r>
-              <w:rPr>
-                <w:noProof/>
-                <w:webHidden/>
-              </w:rPr>
               <w:fldChar w:fldCharType="begin"/>
-            </w:r>
-            <w:r>
-              <w:rPr>
-                <w:noProof/>
-                <w:webHidden/>
-              </w:rPr>
               <w:instrText xml:space="preserve"> PAGEREF _Toc226210868 \h </w:instrText>
-            </w:r>
-            <w:r>
-              <w:rPr>
-                <w:noProof/>
-                <w:webHidden/>
-              </w:rPr>
-            </w:r>
-            <w:r>
-              <w:rPr>
-                <w:noProof/>
-                <w:webHidden/>
-              </w:rPr>
               <w:fldChar w:fldCharType="separate"/>
-            </w:r>
-            <w:r>
-              <w:rPr>
-                <w:noProof/>
-                <w:webHidden/>
-              </w:rPr>
               <w:t>5</w:t>
-            </w:r>
-            <w:r>
-              <w:rPr>
-                <w:noProof/>
-                <w:webHidden/>
-              </w:rPr>
               <w:fldChar w:fldCharType="end"/>
             </w:r>
           </w:hyperlink>
@@ -522,46 +338,10 @@
                 <w:webHidden/>
               </w:rPr>
               <w:tab/>
-            </w:r>
-            <w:r>
-              <w:rPr>
-                <w:noProof/>
-                <w:webHidden/>
-              </w:rPr>
               <w:fldChar w:fldCharType="begin"/>
-            </w:r>
-            <w:r>
-              <w:rPr>
-                <w:noProof/>
-                <w:webHidden/>
-              </w:rPr>
               <w:instrText xml:space="preserve"> PAGEREF _Toc226210869 \h </w:instrText>
-            </w:r>
-            <w:r>
-              <w:rPr>
-                <w:noProof/>
-                <w:webHidden/>
-              </w:rPr>
-            </w:r>
-            <w:r>
-              <w:rPr>
-                <w:noProof/>
-                <w:webHidden/>
-              </w:rPr>
               <w:fldChar w:fldCharType="separate"/>
-            </w:r>
-            <w:r>
-              <w:rPr>
-                <w:noProof/>
-                <w:webHidden/>
-              </w:rPr>
               <w:t>6</w:t>
-            </w:r>
-            <w:r>
-              <w:rPr>
-                <w:noProof/>
-                <w:webHidden/>
-              </w:rPr>
               <w:fldChar w:fldCharType="end"/>
             </w:r>
           </w:hyperlink>
@@ -593,46 +373,10 @@
                 <w:webHidden/>
               </w:rPr>
               <w:tab/>
-            </w:r>
-            <w:r>
-              <w:rPr>
-                <w:noProof/>
-                <w:webHidden/>
-              </w:rPr>
               <w:fldChar w:fldCharType="begin"/>
-            </w:r>
-            <w:r>
-              <w:rPr>
-                <w:noProof/>
-                <w:webHidden/>
-              </w:rPr>
               <w:instrText xml:space="preserve"> PAGEREF _Toc226210870 \h </w:instrText>
-            </w:r>
-            <w:r>
-              <w:rPr>
-                <w:noProof/>
-                <w:webHidden/>
-              </w:rPr>
-            </w:r>
-            <w:r>
-              <w:rPr>
-                <w:noProof/>
-                <w:webHidden/>
-              </w:rPr>
               <w:fldChar w:fldCharType="separate"/>
-            </w:r>
-            <w:r>
-              <w:rPr>
-                <w:noProof/>
-                <w:webHidden/>
-              </w:rPr>
               <w:t>6</w:t>
-            </w:r>
-            <w:r>
-              <w:rPr>
-                <w:noProof/>
-                <w:webHidden/>
-              </w:rPr>
               <w:fldChar w:fldCharType="end"/>
             </w:r>
           </w:hyperlink>
@@ -664,46 +408,10 @@
                 <w:webHidden/>
               </w:rPr>
               <w:tab/>
-            </w:r>
-            <w:r>
-              <w:rPr>
-                <w:noProof/>
-                <w:webHidden/>
-              </w:rPr>
               <w:fldChar w:fldCharType="begin"/>
-            </w:r>
-            <w:r>
-              <w:rPr>
-                <w:noProof/>
-                <w:webHidden/>
-              </w:rPr>
               <w:instrText xml:space="preserve"> PAGEREF _Toc226210871 \h </w:instrText>
-            </w:r>
-            <w:r>
-              <w:rPr>
-                <w:noProof/>
-                <w:webHidden/>
-              </w:rPr>
-            </w:r>
-            <w:r>
-              <w:rPr>
-                <w:noProof/>
-                <w:webHidden/>
-              </w:rPr>
               <w:fldChar w:fldCharType="separate"/>
-            </w:r>
-            <w:r>
-              <w:rPr>
-                <w:noProof/>
-                <w:webHidden/>
-              </w:rPr>
               <w:t>6</w:t>
-            </w:r>
-            <w:r>
-              <w:rPr>
-                <w:noProof/>
-                <w:webHidden/>
-              </w:rPr>
               <w:fldChar w:fldCharType="end"/>
             </w:r>
           </w:hyperlink>
@@ -735,46 +443,10 @@
                 <w:webHidden/>
               </w:rPr>
               <w:tab/>
-            </w:r>
-            <w:r>
-              <w:rPr>
-                <w:noProof/>
-                <w:webHidden/>
-              </w:rPr>
               <w:fldChar w:fldCharType="begin"/>
-            </w:r>
-            <w:r>
-              <w:rPr>
-                <w:noProof/>
-                <w:webHidden/>
-              </w:rPr>
               <w:instrText xml:space="preserve"> PAGEREF _Toc226210872 \h </w:instrText>
-            </w:r>
-            <w:r>
-              <w:rPr>
-                <w:noProof/>
-                <w:webHidden/>
-              </w:rPr>
-            </w:r>
-            <w:r>
-              <w:rPr>
-                <w:noProof/>
-                <w:webHidden/>
-              </w:rPr>
               <w:fldChar w:fldCharType="separate"/>
-            </w:r>
-            <w:r>
-              <w:rPr>
-                <w:noProof/>
-                <w:webHidden/>
-              </w:rPr>
               <w:t>6</w:t>
-            </w:r>
-            <w:r>
-              <w:rPr>
-                <w:noProof/>
-                <w:webHidden/>
-              </w:rPr>
               <w:fldChar w:fldCharType="end"/>
             </w:r>
           </w:hyperlink>
@@ -806,46 +478,10 @@
                 <w:webHidden/>
               </w:rPr>
               <w:tab/>
-            </w:r>
-            <w:r>
-              <w:rPr>
-                <w:noProof/>
-                <w:webHidden/>
-              </w:rPr>
               <w:fldChar w:fldCharType="begin"/>
-            </w:r>
-            <w:r>
-              <w:rPr>
-                <w:noProof/>
-                <w:webHidden/>
-              </w:rPr>
               <w:instrText xml:space="preserve"> PAGEREF _Toc226210873 \h </w:instrText>
-            </w:r>
-            <w:r>
-              <w:rPr>
-                <w:noProof/>
-                <w:webHidden/>
-              </w:rPr>
-            </w:r>
-            <w:r>
-              <w:rPr>
-                <w:noProof/>
-                <w:webHidden/>
-              </w:rPr>
               <w:fldChar w:fldCharType="separate"/>
-            </w:r>
-            <w:r>
-              <w:rPr>
-                <w:noProof/>
-                <w:webHidden/>
-              </w:rPr>
               <w:t>7</w:t>
-            </w:r>
-            <w:r>
-              <w:rPr>
-                <w:noProof/>
-                <w:webHidden/>
-              </w:rPr>
               <w:fldChar w:fldCharType="end"/>
             </w:r>
           </w:hyperlink>
@@ -877,46 +513,10 @@
                 <w:webHidden/>
               </w:rPr>
               <w:tab/>
-            </w:r>
-            <w:r>
-              <w:rPr>
-                <w:noProof/>
-                <w:webHidden/>
-              </w:rPr>
               <w:fldChar w:fldCharType="begin"/>
-            </w:r>
-            <w:r>
-              <w:rPr>
-                <w:noProof/>
-                <w:webHidden/>
-              </w:rPr>
               <w:instrText xml:space="preserve"> PAGEREF _Toc226210874 \h </w:instrText>
-            </w:r>
-            <w:r>
-              <w:rPr>
-                <w:noProof/>
-                <w:webHidden/>
-              </w:rPr>
-            </w:r>
-            <w:r>
-              <w:rPr>
-                <w:noProof/>
-                <w:webHidden/>
-              </w:rPr>
               <w:fldChar w:fldCharType="separate"/>
-            </w:r>
-            <w:r>
-              <w:rPr>
-                <w:noProof/>
-                <w:webHidden/>
-              </w:rPr>
               <w:t>7</w:t>
-            </w:r>
-            <w:r>
-              <w:rPr>
-                <w:noProof/>
-                <w:webHidden/>
-              </w:rPr>
               <w:fldChar w:fldCharType="end"/>
             </w:r>
           </w:hyperlink>
@@ -948,46 +548,10 @@
                 <w:webHidden/>
               </w:rPr>
               <w:tab/>
-            </w:r>
-            <w:r>
-              <w:rPr>
-                <w:noProof/>
-                <w:webHidden/>
-              </w:rPr>
               <w:fldChar w:fldCharType="begin"/>
-            </w:r>
-            <w:r>
-              <w:rPr>
-                <w:noProof/>
-                <w:webHidden/>
-              </w:rPr>
               <w:instrText xml:space="preserve"> PAGEREF _Toc226210875 \h </w:instrText>
-            </w:r>
-            <w:r>
-              <w:rPr>
-                <w:noProof/>
-                <w:webHidden/>
-              </w:rPr>
-            </w:r>
-            <w:r>
-              <w:rPr>
-                <w:noProof/>
-                <w:webHidden/>
-              </w:rPr>
               <w:fldChar w:fldCharType="separate"/>
-            </w:r>
-            <w:r>
-              <w:rPr>
-                <w:noProof/>
-                <w:webHidden/>
-              </w:rPr>
               <w:t>8</w:t>
-            </w:r>
-            <w:r>
-              <w:rPr>
-                <w:noProof/>
-                <w:webHidden/>
-              </w:rPr>
               <w:fldChar w:fldCharType="end"/>
             </w:r>
           </w:hyperlink>
@@ -1019,46 +583,10 @@
                 <w:webHidden/>
               </w:rPr>
               <w:tab/>
-            </w:r>
-            <w:r>
-              <w:rPr>
-                <w:noProof/>
-                <w:webHidden/>
-              </w:rPr>
               <w:fldChar w:fldCharType="begin"/>
-            </w:r>
-            <w:r>
-              <w:rPr>
-                <w:noProof/>
-                <w:webHidden/>
-              </w:rPr>
               <w:instrText xml:space="preserve"> PAGEREF _Toc226210876 \h </w:instrText>
-            </w:r>
-            <w:r>
-              <w:rPr>
-                <w:noProof/>
-                <w:webHidden/>
-              </w:rPr>
-            </w:r>
-            <w:r>
-              <w:rPr>
-                <w:noProof/>
-                <w:webHidden/>
-              </w:rPr>
               <w:fldChar w:fldCharType="separate"/>
-            </w:r>
-            <w:r>
-              <w:rPr>
-                <w:noProof/>
-                <w:webHidden/>
-              </w:rPr>
               <w:t>8</w:t>
-            </w:r>
-            <w:r>
-              <w:rPr>
-                <w:noProof/>
-                <w:webHidden/>
-              </w:rPr>
               <w:fldChar w:fldCharType="end"/>
             </w:r>
           </w:hyperlink>
@@ -1090,46 +618,10 @@
                 <w:webHidden/>
               </w:rPr>
               <w:tab/>
-            </w:r>
-            <w:r>
-              <w:rPr>
-                <w:noProof/>
-                <w:webHidden/>
-              </w:rPr>
               <w:fldChar w:fldCharType="begin"/>
-            </w:r>
-            <w:r>
-              <w:rPr>
-                <w:noProof/>
-                <w:webHidden/>
-              </w:rPr>
               <w:instrText xml:space="preserve"> PAGEREF _Toc226210877 \h </w:instrText>
-            </w:r>
-            <w:r>
-              <w:rPr>
-                <w:noProof/>
-                <w:webHidden/>
-              </w:rPr>
-            </w:r>
-            <w:r>
-              <w:rPr>
-                <w:noProof/>
-                <w:webHidden/>
-              </w:rPr>
               <w:fldChar w:fldCharType="separate"/>
-            </w:r>
-            <w:r>
-              <w:rPr>
-                <w:noProof/>
-                <w:webHidden/>
-              </w:rPr>
               <w:t>9</w:t>
-            </w:r>
-            <w:r>
-              <w:rPr>
-                <w:noProof/>
-                <w:webHidden/>
-              </w:rPr>
               <w:fldChar w:fldCharType="end"/>
             </w:r>
           </w:hyperlink>
@@ -1161,46 +653,10 @@
                 <w:webHidden/>
               </w:rPr>
               <w:tab/>
-            </w:r>
-            <w:r>
-              <w:rPr>
-                <w:noProof/>
-                <w:webHidden/>
-              </w:rPr>
               <w:fldChar w:fldCharType="begin"/>
-            </w:r>
-            <w:r>
-              <w:rPr>
-                <w:noProof/>
-                <w:webHidden/>
-              </w:rPr>
               <w:instrText xml:space="preserve"> PAGEREF _Toc226210878 \h </w:instrText>
-            </w:r>
-            <w:r>
-              <w:rPr>
-                <w:noProof/>
-                <w:webHidden/>
-              </w:rPr>
-            </w:r>
-            <w:r>
-              <w:rPr>
-                <w:noProof/>
-                <w:webHidden/>
-              </w:rPr>
               <w:fldChar w:fldCharType="separate"/>
-            </w:r>
-            <w:r>
-              <w:rPr>
-                <w:noProof/>
-                <w:webHidden/>
-              </w:rPr>
               <w:t>9</w:t>
-            </w:r>
-            <w:r>
-              <w:rPr>
-                <w:noProof/>
-                <w:webHidden/>
-              </w:rPr>
               <w:fldChar w:fldCharType="end"/>
             </w:r>
           </w:hyperlink>
@@ -1232,46 +688,10 @@
                 <w:webHidden/>
               </w:rPr>
               <w:tab/>
-            </w:r>
-            <w:r>
-              <w:rPr>
-                <w:noProof/>
-                <w:webHidden/>
-              </w:rPr>
               <w:fldChar w:fldCharType="begin"/>
-            </w:r>
-            <w:r>
-              <w:rPr>
-                <w:noProof/>
-                <w:webHidden/>
-              </w:rPr>
               <w:instrText xml:space="preserve"> PAGEREF _Toc226210879 \h </w:instrText>
-            </w:r>
-            <w:r>
-              <w:rPr>
-                <w:noProof/>
-                <w:webHidden/>
-              </w:rPr>
-            </w:r>
-            <w:r>
-              <w:rPr>
-                <w:noProof/>
-                <w:webHidden/>
-              </w:rPr>
               <w:fldChar w:fldCharType="separate"/>
-            </w:r>
-            <w:r>
-              <w:rPr>
-                <w:noProof/>
-                <w:webHidden/>
-              </w:rPr>
               <w:t>9</w:t>
-            </w:r>
-            <w:r>
-              <w:rPr>
-                <w:noProof/>
-                <w:webHidden/>
-              </w:rPr>
               <w:fldChar w:fldCharType="end"/>
             </w:r>
           </w:hyperlink>
@@ -1303,46 +723,10 @@
                 <w:webHidden/>
               </w:rPr>
               <w:tab/>
-            </w:r>
-            <w:r>
-              <w:rPr>
-                <w:noProof/>
-                <w:webHidden/>
-              </w:rPr>
               <w:fldChar w:fldCharType="begin"/>
-            </w:r>
-            <w:r>
-              <w:rPr>
-                <w:noProof/>
-                <w:webHidden/>
-              </w:rPr>
               <w:instrText xml:space="preserve"> PAGEREF _Toc226210880 \h </w:instrText>
-            </w:r>
-            <w:r>
-              <w:rPr>
-                <w:noProof/>
-                <w:webHidden/>
-              </w:rPr>
-            </w:r>
-            <w:r>
-              <w:rPr>
-                <w:noProof/>
-                <w:webHidden/>
-              </w:rPr>
               <w:fldChar w:fldCharType="separate"/>
-            </w:r>
-            <w:r>
-              <w:rPr>
-                <w:noProof/>
-                <w:webHidden/>
-              </w:rPr>
               <w:t>9</w:t>
-            </w:r>
-            <w:r>
-              <w:rPr>
-                <w:noProof/>
-                <w:webHidden/>
-              </w:rPr>
               <w:fldChar w:fldCharType="end"/>
             </w:r>
           </w:hyperlink>
@@ -1374,46 +758,10 @@
                 <w:webHidden/>
               </w:rPr>
               <w:tab/>
-            </w:r>
-            <w:r>
-              <w:rPr>
-                <w:noProof/>
-                <w:webHidden/>
-              </w:rPr>
               <w:fldChar w:fldCharType="begin"/>
-            </w:r>
-            <w:r>
-              <w:rPr>
-                <w:noProof/>
-                <w:webHidden/>
-              </w:rPr>
               <w:instrText xml:space="preserve"> PAGEREF _Toc226210881 \h </w:instrText>
-            </w:r>
-            <w:r>
-              <w:rPr>
-                <w:noProof/>
-                <w:webHidden/>
-              </w:rPr>
-            </w:r>
-            <w:r>
-              <w:rPr>
-                <w:noProof/>
-                <w:webHidden/>
-              </w:rPr>
               <w:fldChar w:fldCharType="separate"/>
-            </w:r>
-            <w:r>
-              <w:rPr>
-                <w:noProof/>
-                <w:webHidden/>
-              </w:rPr>
               <w:t>9</w:t>
-            </w:r>
-            <w:r>
-              <w:rPr>
-                <w:noProof/>
-                <w:webHidden/>
-              </w:rPr>
               <w:fldChar w:fldCharType="end"/>
             </w:r>
           </w:hyperlink>
@@ -1445,46 +793,10 @@
                 <w:webHidden/>
               </w:rPr>
               <w:tab/>
-            </w:r>
-            <w:r>
-              <w:rPr>
-                <w:noProof/>
-                <w:webHidden/>
-              </w:rPr>
               <w:fldChar w:fldCharType="begin"/>
-            </w:r>
-            <w:r>
-              <w:rPr>
-                <w:noProof/>
-                <w:webHidden/>
-              </w:rPr>
               <w:instrText xml:space="preserve"> PAGEREF _Toc226210882 \h </w:instrText>
-            </w:r>
-            <w:r>
-              <w:rPr>
-                <w:noProof/>
-                <w:webHidden/>
-              </w:rPr>
-            </w:r>
-            <w:r>
-              <w:rPr>
-                <w:noProof/>
-                <w:webHidden/>
-              </w:rPr>
               <w:fldChar w:fldCharType="separate"/>
-            </w:r>
-            <w:r>
-              <w:rPr>
-                <w:noProof/>
-                <w:webHidden/>
-              </w:rPr>
               <w:t>10</w:t>
-            </w:r>
-            <w:r>
-              <w:rPr>
-                <w:noProof/>
-                <w:webHidden/>
-              </w:rPr>
               <w:fldChar w:fldCharType="end"/>
             </w:r>
           </w:hyperlink>
@@ -1516,46 +828,10 @@
                 <w:webHidden/>
               </w:rPr>
               <w:tab/>
-            </w:r>
-            <w:r>
-              <w:rPr>
-                <w:noProof/>
-                <w:webHidden/>
-              </w:rPr>
               <w:fldChar w:fldCharType="begin"/>
-            </w:r>
-            <w:r>
-              <w:rPr>
-                <w:noProof/>
-                <w:webHidden/>
-              </w:rPr>
               <w:instrText xml:space="preserve"> PAGEREF _Toc226210883 \h </w:instrText>
-            </w:r>
-            <w:r>
-              <w:rPr>
-                <w:noProof/>
-                <w:webHidden/>
-              </w:rPr>
-            </w:r>
-            <w:r>
-              <w:rPr>
-                <w:noProof/>
-                <w:webHidden/>
-              </w:rPr>
               <w:fldChar w:fldCharType="separate"/>
-            </w:r>
-            <w:r>
-              <w:rPr>
-                <w:noProof/>
-                <w:webHidden/>
-              </w:rPr>
               <w:t>10</w:t>
-            </w:r>
-            <w:r>
-              <w:rPr>
-                <w:noProof/>
-                <w:webHidden/>
-              </w:rPr>
               <w:fldChar w:fldCharType="end"/>
             </w:r>
           </w:hyperlink>
@@ -1587,46 +863,10 @@
                 <w:webHidden/>
               </w:rPr>
               <w:tab/>
-            </w:r>
-            <w:r>
-              <w:rPr>
-                <w:noProof/>
-                <w:webHidden/>
-              </w:rPr>
               <w:fldChar w:fldCharType="begin"/>
-            </w:r>
-            <w:r>
-              <w:rPr>
-                <w:noProof/>
-                <w:webHidden/>
-              </w:rPr>
               <w:instrText xml:space="preserve"> PAGEREF _Toc226210884 \h </w:instrText>
-            </w:r>
-            <w:r>
-              <w:rPr>
-                <w:noProof/>
-                <w:webHidden/>
-              </w:rPr>
-            </w:r>
-            <w:r>
-              <w:rPr>
-                <w:noProof/>
-                <w:webHidden/>
-              </w:rPr>
               <w:fldChar w:fldCharType="separate"/>
-            </w:r>
-            <w:r>
-              <w:rPr>
-                <w:noProof/>
-                <w:webHidden/>
-              </w:rPr>
               <w:t>10</w:t>
-            </w:r>
-            <w:r>
-              <w:rPr>
-                <w:noProof/>
-                <w:webHidden/>
-              </w:rPr>
               <w:fldChar w:fldCharType="end"/>
             </w:r>
           </w:hyperlink>
@@ -1658,46 +898,10 @@
                 <w:webHidden/>
               </w:rPr>
               <w:tab/>
-            </w:r>
-            <w:r>
-              <w:rPr>
-                <w:noProof/>
-                <w:webHidden/>
-              </w:rPr>
               <w:fldChar w:fldCharType="begin"/>
-            </w:r>
-            <w:r>
-              <w:rPr>
-                <w:noProof/>
-                <w:webHidden/>
-              </w:rPr>
               <w:instrText xml:space="preserve"> PAGEREF _Toc226210885 \h </w:instrText>
-            </w:r>
-            <w:r>
-              <w:rPr>
-                <w:noProof/>
-                <w:webHidden/>
-              </w:rPr>
-            </w:r>
-            <w:r>
-              <w:rPr>
-                <w:noProof/>
-                <w:webHidden/>
-              </w:rPr>
               <w:fldChar w:fldCharType="separate"/>
-            </w:r>
-            <w:r>
-              <w:rPr>
-                <w:noProof/>
-                <w:webHidden/>
-              </w:rPr>
               <w:t>10</w:t>
-            </w:r>
-            <w:r>
-              <w:rPr>
-                <w:noProof/>
-                <w:webHidden/>
-              </w:rPr>
               <w:fldChar w:fldCharType="end"/>
             </w:r>
           </w:hyperlink>
@@ -1729,46 +933,10 @@
                 <w:webHidden/>
               </w:rPr>
               <w:tab/>
-            </w:r>
-            <w:r>
-              <w:rPr>
-                <w:noProof/>
-                <w:webHidden/>
-              </w:rPr>
               <w:fldChar w:fldCharType="begin"/>
-            </w:r>
-            <w:r>
-              <w:rPr>
-                <w:noProof/>
-                <w:webHidden/>
-              </w:rPr>
               <w:instrText xml:space="preserve"> PAGEREF _Toc226210886 \h </w:instrText>
-            </w:r>
-            <w:r>
-              <w:rPr>
-                <w:noProof/>
-                <w:webHidden/>
-              </w:rPr>
-            </w:r>
-            <w:r>
-              <w:rPr>
-                <w:noProof/>
-                <w:webHidden/>
-              </w:rPr>
               <w:fldChar w:fldCharType="separate"/>
-            </w:r>
-            <w:r>
-              <w:rPr>
-                <w:noProof/>
-                <w:webHidden/>
-              </w:rPr>
               <w:t>10</w:t>
-            </w:r>
-            <w:r>
-              <w:rPr>
-                <w:noProof/>
-                <w:webHidden/>
-              </w:rPr>
               <w:fldChar w:fldCharType="end"/>
             </w:r>
           </w:hyperlink>
@@ -1800,46 +968,10 @@
                 <w:webHidden/>
               </w:rPr>
               <w:tab/>
-            </w:r>
-            <w:r>
-              <w:rPr>
-                <w:noProof/>
-                <w:webHidden/>
-              </w:rPr>
               <w:fldChar w:fldCharType="begin"/>
-            </w:r>
-            <w:r>
-              <w:rPr>
-                <w:noProof/>
-                <w:webHidden/>
-              </w:rPr>
               <w:instrText xml:space="preserve"> PAGEREF _Toc226210887 \h </w:instrText>
-            </w:r>
-            <w:r>
-              <w:rPr>
-                <w:noProof/>
-                <w:webHidden/>
-              </w:rPr>
-            </w:r>
-            <w:r>
-              <w:rPr>
-                <w:noProof/>
-                <w:webHidden/>
-              </w:rPr>
               <w:fldChar w:fldCharType="separate"/>
-            </w:r>
-            <w:r>
-              <w:rPr>
-                <w:noProof/>
-                <w:webHidden/>
-              </w:rPr>
               <w:t>10</w:t>
-            </w:r>
-            <w:r>
-              <w:rPr>
-                <w:noProof/>
-                <w:webHidden/>
-              </w:rPr>
               <w:fldChar w:fldCharType="end"/>
             </w:r>
           </w:hyperlink>
@@ -1871,46 +1003,10 @@
                 <w:webHidden/>
               </w:rPr>
               <w:tab/>
-            </w:r>
-            <w:r>
-              <w:rPr>
-                <w:noProof/>
-                <w:webHidden/>
-              </w:rPr>
               <w:fldChar w:fldCharType="begin"/>
-            </w:r>
-            <w:r>
-              <w:rPr>
-                <w:noProof/>
-                <w:webHidden/>
-              </w:rPr>
               <w:instrText xml:space="preserve"> PAGEREF _Toc226210888 \h </w:instrText>
-            </w:r>
-            <w:r>
-              <w:rPr>
-                <w:noProof/>
-                <w:webHidden/>
-              </w:rPr>
-            </w:r>
-            <w:r>
-              <w:rPr>
-                <w:noProof/>
-                <w:webHidden/>
-              </w:rPr>
               <w:fldChar w:fldCharType="separate"/>
-            </w:r>
-            <w:r>
-              <w:rPr>
-                <w:noProof/>
-                <w:webHidden/>
-              </w:rPr>
               <w:t>11</w:t>
-            </w:r>
-            <w:r>
-              <w:rPr>
-                <w:noProof/>
-                <w:webHidden/>
-              </w:rPr>
               <w:fldChar w:fldCharType="end"/>
             </w:r>
           </w:hyperlink>
@@ -1942,46 +1038,10 @@
                 <w:webHidden/>
               </w:rPr>
               <w:tab/>
-            </w:r>
-            <w:r>
-              <w:rPr>
-                <w:noProof/>
-                <w:webHidden/>
-              </w:rPr>
               <w:fldChar w:fldCharType="begin"/>
-            </w:r>
-            <w:r>
-              <w:rPr>
-                <w:noProof/>
-                <w:webHidden/>
-              </w:rPr>
               <w:instrText xml:space="preserve"> PAGEREF _Toc226210889 \h </w:instrText>
-            </w:r>
-            <w:r>
-              <w:rPr>
-                <w:noProof/>
-                <w:webHidden/>
-              </w:rPr>
-            </w:r>
-            <w:r>
-              <w:rPr>
-                <w:noProof/>
-                <w:webHidden/>
-              </w:rPr>
               <w:fldChar w:fldCharType="separate"/>
-            </w:r>
-            <w:r>
-              <w:rPr>
-                <w:noProof/>
-                <w:webHidden/>
-              </w:rPr>
               <w:t>11</w:t>
-            </w:r>
-            <w:r>
-              <w:rPr>
-                <w:noProof/>
-                <w:webHidden/>
-              </w:rPr>
               <w:fldChar w:fldCharType="end"/>
             </w:r>
           </w:hyperlink>
@@ -2013,46 +1073,10 @@
                 <w:webHidden/>
               </w:rPr>
               <w:tab/>
-            </w:r>
-            <w:r>
-              <w:rPr>
-                <w:noProof/>
-                <w:webHidden/>
-              </w:rPr>
               <w:fldChar w:fldCharType="begin"/>
-            </w:r>
-            <w:r>
-              <w:rPr>
-                <w:noProof/>
-                <w:webHidden/>
-              </w:rPr>
               <w:instrText xml:space="preserve"> PAGEREF _Toc226210890 \h </w:instrText>
-            </w:r>
-            <w:r>
-              <w:rPr>
-                <w:noProof/>
-                <w:webHidden/>
-              </w:rPr>
-            </w:r>
-            <w:r>
-              <w:rPr>
-                <w:noProof/>
-                <w:webHidden/>
-              </w:rPr>
               <w:fldChar w:fldCharType="separate"/>
-            </w:r>
-            <w:r>
-              <w:rPr>
-                <w:noProof/>
-                <w:webHidden/>
-              </w:rPr>
               <w:t>12</w:t>
-            </w:r>
-            <w:r>
-              <w:rPr>
-                <w:noProof/>
-                <w:webHidden/>
-              </w:rPr>
               <w:fldChar w:fldCharType="end"/>
             </w:r>
           </w:hyperlink>
@@ -2084,46 +1108,10 @@
                 <w:webHidden/>
               </w:rPr>
               <w:tab/>
-            </w:r>
-            <w:r>
-              <w:rPr>
-                <w:noProof/>
-                <w:webHidden/>
-              </w:rPr>
               <w:fldChar w:fldCharType="begin"/>
-            </w:r>
-            <w:r>
-              <w:rPr>
-                <w:noProof/>
-                <w:webHidden/>
-              </w:rPr>
               <w:instrText xml:space="preserve"> PAGEREF _Toc226210891 \h </w:instrText>
-            </w:r>
-            <w:r>
-              <w:rPr>
-                <w:noProof/>
-                <w:webHidden/>
-              </w:rPr>
-            </w:r>
-            <w:r>
-              <w:rPr>
-                <w:noProof/>
-                <w:webHidden/>
-              </w:rPr>
               <w:fldChar w:fldCharType="separate"/>
-            </w:r>
-            <w:r>
-              <w:rPr>
-                <w:noProof/>
-                <w:webHidden/>
-              </w:rPr>
               <w:t>13</w:t>
-            </w:r>
-            <w:r>
-              <w:rPr>
-                <w:noProof/>
-                <w:webHidden/>
-              </w:rPr>
               <w:fldChar w:fldCharType="end"/>
             </w:r>
           </w:hyperlink>
@@ -2155,46 +1143,10 @@
                 <w:webHidden/>
               </w:rPr>
               <w:tab/>
-            </w:r>
-            <w:r>
-              <w:rPr>
-                <w:noProof/>
-                <w:webHidden/>
-              </w:rPr>
               <w:fldChar w:fldCharType="begin"/>
-            </w:r>
-            <w:r>
-              <w:rPr>
-                <w:noProof/>
-                <w:webHidden/>
-              </w:rPr>
               <w:instrText xml:space="preserve"> PAGEREF _Toc226210892 \h </w:instrText>
-            </w:r>
-            <w:r>
-              <w:rPr>
-                <w:noProof/>
-                <w:webHidden/>
-              </w:rPr>
-            </w:r>
-            <w:r>
-              <w:rPr>
-                <w:noProof/>
-                <w:webHidden/>
-              </w:rPr>
               <w:fldChar w:fldCharType="separate"/>
-            </w:r>
-            <w:r>
-              <w:rPr>
-                <w:noProof/>
-                <w:webHidden/>
-              </w:rPr>
               <w:t>13</w:t>
-            </w:r>
-            <w:r>
-              <w:rPr>
-                <w:noProof/>
-                <w:webHidden/>
-              </w:rPr>
               <w:fldChar w:fldCharType="end"/>
             </w:r>
           </w:hyperlink>
@@ -2226,46 +1178,10 @@
                 <w:webHidden/>
               </w:rPr>
               <w:tab/>
-            </w:r>
-            <w:r>
-              <w:rPr>
-                <w:noProof/>
-                <w:webHidden/>
-              </w:rPr>
               <w:fldChar w:fldCharType="begin"/>
-            </w:r>
-            <w:r>
-              <w:rPr>
-                <w:noProof/>
-                <w:webHidden/>
-              </w:rPr>
               <w:instrText xml:space="preserve"> PAGEREF _Toc226210893 \h </w:instrText>
-            </w:r>
-            <w:r>
-              <w:rPr>
-                <w:noProof/>
-                <w:webHidden/>
-              </w:rPr>
-            </w:r>
-            <w:r>
-              <w:rPr>
-                <w:noProof/>
-                <w:webHidden/>
-              </w:rPr>
               <w:fldChar w:fldCharType="separate"/>
-            </w:r>
-            <w:r>
-              <w:rPr>
-                <w:noProof/>
-                <w:webHidden/>
-              </w:rPr>
               <w:t>13</w:t>
-            </w:r>
-            <w:r>
-              <w:rPr>
-                <w:noProof/>
-                <w:webHidden/>
-              </w:rPr>
               <w:fldChar w:fldCharType="end"/>
             </w:r>
           </w:hyperlink>
@@ -2297,46 +1213,10 @@
                 <w:webHidden/>
               </w:rPr>
               <w:tab/>
-            </w:r>
-            <w:r>
-              <w:rPr>
-                <w:noProof/>
-                <w:webHidden/>
-              </w:rPr>
               <w:fldChar w:fldCharType="begin"/>
-            </w:r>
-            <w:r>
-              <w:rPr>
-                <w:noProof/>
-                <w:webHidden/>
-              </w:rPr>
               <w:instrText xml:space="preserve"> PAGEREF _Toc226210894 \h </w:instrText>
-            </w:r>
-            <w:r>
-              <w:rPr>
-                <w:noProof/>
-                <w:webHidden/>
-              </w:rPr>
-            </w:r>
-            <w:r>
-              <w:rPr>
-                <w:noProof/>
-                <w:webHidden/>
-              </w:rPr>
               <w:fldChar w:fldCharType="separate"/>
-            </w:r>
-            <w:r>
-              <w:rPr>
-                <w:noProof/>
-                <w:webHidden/>
-              </w:rPr>
               <w:t>13</w:t>
-            </w:r>
-            <w:r>
-              <w:rPr>
-                <w:noProof/>
-                <w:webHidden/>
-              </w:rPr>
               <w:fldChar w:fldCharType="end"/>
             </w:r>
           </w:hyperlink>
@@ -2368,46 +1248,10 @@
                 <w:webHidden/>
               </w:rPr>
               <w:tab/>
-            </w:r>
-            <w:r>
-              <w:rPr>
-                <w:noProof/>
-                <w:webHidden/>
-              </w:rPr>
               <w:fldChar w:fldCharType="begin"/>
-            </w:r>
-            <w:r>
-              <w:rPr>
-                <w:noProof/>
-                <w:webHidden/>
-              </w:rPr>
               <w:instrText xml:space="preserve"> PAGEREF _Toc226210895 \h </w:instrText>
-            </w:r>
-            <w:r>
-              <w:rPr>
-                <w:noProof/>
-                <w:webHidden/>
-              </w:rPr>
-            </w:r>
-            <w:r>
-              <w:rPr>
-                <w:noProof/>
-                <w:webHidden/>
-              </w:rPr>
               <w:fldChar w:fldCharType="separate"/>
-            </w:r>
-            <w:r>
-              <w:rPr>
-                <w:noProof/>
-                <w:webHidden/>
-              </w:rPr>
               <w:t>13</w:t>
-            </w:r>
-            <w:r>
-              <w:rPr>
-                <w:noProof/>
-                <w:webHidden/>
-              </w:rPr>
               <w:fldChar w:fldCharType="end"/>
             </w:r>
           </w:hyperlink>
@@ -2439,46 +1283,10 @@
                 <w:webHidden/>
               </w:rPr>
               <w:tab/>
-            </w:r>
-            <w:r>
-              <w:rPr>
-                <w:noProof/>
-                <w:webHidden/>
-              </w:rPr>
               <w:fldChar w:fldCharType="begin"/>
-            </w:r>
-            <w:r>
-              <w:rPr>
-                <w:noProof/>
-                <w:webHidden/>
-              </w:rPr>
               <w:instrText xml:space="preserve"> PAGEREF _Toc226210896 \h </w:instrText>
-            </w:r>
-            <w:r>
-              <w:rPr>
-                <w:noProof/>
-                <w:webHidden/>
-              </w:rPr>
-            </w:r>
-            <w:r>
-              <w:rPr>
-                <w:noProof/>
-                <w:webHidden/>
-              </w:rPr>
               <w:fldChar w:fldCharType="separate"/>
-            </w:r>
-            <w:r>
-              <w:rPr>
-                <w:noProof/>
-                <w:webHidden/>
-              </w:rPr>
               <w:t>13</w:t>
-            </w:r>
-            <w:r>
-              <w:rPr>
-                <w:noProof/>
-                <w:webHidden/>
-              </w:rPr>
               <w:fldChar w:fldCharType="end"/>
             </w:r>
           </w:hyperlink>
@@ -2510,46 +1318,10 @@
                 <w:webHidden/>
               </w:rPr>
               <w:tab/>
-            </w:r>
-            <w:r>
-              <w:rPr>
-                <w:noProof/>
-                <w:webHidden/>
-              </w:rPr>
               <w:fldChar w:fldCharType="begin"/>
-            </w:r>
-            <w:r>
-              <w:rPr>
-                <w:noProof/>
-                <w:webHidden/>
-              </w:rPr>
               <w:instrText xml:space="preserve"> PAGEREF _Toc226210897 \h </w:instrText>
-            </w:r>
-            <w:r>
-              <w:rPr>
-                <w:noProof/>
-                <w:webHidden/>
-              </w:rPr>
-            </w:r>
-            <w:r>
-              <w:rPr>
-                <w:noProof/>
-                <w:webHidden/>
-              </w:rPr>
               <w:fldChar w:fldCharType="separate"/>
-            </w:r>
-            <w:r>
-              <w:rPr>
-                <w:noProof/>
-                <w:webHidden/>
-              </w:rPr>
               <w:t>14</w:t>
-            </w:r>
-            <w:r>
-              <w:rPr>
-                <w:noProof/>
-                <w:webHidden/>
-              </w:rPr>
               <w:fldChar w:fldCharType="end"/>
             </w:r>
           </w:hyperlink>
@@ -2581,46 +1353,10 @@
                 <w:webHidden/>
               </w:rPr>
               <w:tab/>
-            </w:r>
-            <w:r>
-              <w:rPr>
-                <w:noProof/>
-                <w:webHidden/>
-              </w:rPr>
               <w:fldChar w:fldCharType="begin"/>
-            </w:r>
-            <w:r>
-              <w:rPr>
-                <w:noProof/>
-                <w:webHidden/>
-              </w:rPr>
               <w:instrText xml:space="preserve"> PAGEREF _Toc226210898 \h </w:instrText>
-            </w:r>
-            <w:r>
-              <w:rPr>
-                <w:noProof/>
-                <w:webHidden/>
-              </w:rPr>
-            </w:r>
-            <w:r>
-              <w:rPr>
-                <w:noProof/>
-                <w:webHidden/>
-              </w:rPr>
               <w:fldChar w:fldCharType="separate"/>
-            </w:r>
-            <w:r>
-              <w:rPr>
-                <w:noProof/>
-                <w:webHidden/>
-              </w:rPr>
               <w:t>14</w:t>
-            </w:r>
-            <w:r>
-              <w:rPr>
-                <w:noProof/>
-                <w:webHidden/>
-              </w:rPr>
               <w:fldChar w:fldCharType="end"/>
             </w:r>
           </w:hyperlink>
@@ -2652,46 +1388,10 @@
                 <w:webHidden/>
               </w:rPr>
               <w:tab/>
-            </w:r>
-            <w:r>
-              <w:rPr>
-                <w:noProof/>
-                <w:webHidden/>
-              </w:rPr>
               <w:fldChar w:fldCharType="begin"/>
-            </w:r>
-            <w:r>
-              <w:rPr>
-                <w:noProof/>
-                <w:webHidden/>
-              </w:rPr>
               <w:instrText xml:space="preserve"> PAGEREF _Toc226210899 \h </w:instrText>
-            </w:r>
-            <w:r>
-              <w:rPr>
-                <w:noProof/>
-                <w:webHidden/>
-              </w:rPr>
-            </w:r>
-            <w:r>
-              <w:rPr>
-                <w:noProof/>
-                <w:webHidden/>
-              </w:rPr>
               <w:fldChar w:fldCharType="separate"/>
-            </w:r>
-            <w:r>
-              <w:rPr>
-                <w:noProof/>
-                <w:webHidden/>
-              </w:rPr>
               <w:t>15</w:t>
-            </w:r>
-            <w:r>
-              <w:rPr>
-                <w:noProof/>
-                <w:webHidden/>
-              </w:rPr>
               <w:fldChar w:fldCharType="end"/>
             </w:r>
           </w:hyperlink>
@@ -2723,46 +1423,10 @@
                 <w:webHidden/>
               </w:rPr>
               <w:tab/>
-            </w:r>
-            <w:r>
-              <w:rPr>
-                <w:noProof/>
-                <w:webHidden/>
-              </w:rPr>
               <w:fldChar w:fldCharType="begin"/>
-            </w:r>
-            <w:r>
-              <w:rPr>
-                <w:noProof/>
-                <w:webHidden/>
-              </w:rPr>
               <w:instrText xml:space="preserve"> PAGEREF _Toc226210900 \h </w:instrText>
-            </w:r>
-            <w:r>
-              <w:rPr>
-                <w:noProof/>
-                <w:webHidden/>
-              </w:rPr>
-            </w:r>
-            <w:r>
-              <w:rPr>
-                <w:noProof/>
-                <w:webHidden/>
-              </w:rPr>
               <w:fldChar w:fldCharType="separate"/>
-            </w:r>
-            <w:r>
-              <w:rPr>
-                <w:noProof/>
-                <w:webHidden/>
-              </w:rPr>
               <w:t>15</w:t>
-            </w:r>
-            <w:r>
-              <w:rPr>
-                <w:noProof/>
-                <w:webHidden/>
-              </w:rPr>
               <w:fldChar w:fldCharType="end"/>
             </w:r>
           </w:hyperlink>
@@ -2794,46 +1458,10 @@
                 <w:webHidden/>
               </w:rPr>
               <w:tab/>
-            </w:r>
-            <w:r>
-              <w:rPr>
-                <w:noProof/>
-                <w:webHidden/>
-              </w:rPr>
               <w:fldChar w:fldCharType="begin"/>
-            </w:r>
-            <w:r>
-              <w:rPr>
-                <w:noProof/>
-                <w:webHidden/>
-              </w:rPr>
               <w:instrText xml:space="preserve"> PAGEREF _Toc226210901 \h </w:instrText>
-            </w:r>
-            <w:r>
-              <w:rPr>
-                <w:noProof/>
-                <w:webHidden/>
-              </w:rPr>
-            </w:r>
-            <w:r>
-              <w:rPr>
-                <w:noProof/>
-                <w:webHidden/>
-              </w:rPr>
               <w:fldChar w:fldCharType="separate"/>
-            </w:r>
-            <w:r>
-              <w:rPr>
-                <w:noProof/>
-                <w:webHidden/>
-              </w:rPr>
               <w:t>16</w:t>
-            </w:r>
-            <w:r>
-              <w:rPr>
-                <w:noProof/>
-                <w:webHidden/>
-              </w:rPr>
               <w:fldChar w:fldCharType="end"/>
             </w:r>
           </w:hyperlink>
@@ -2865,46 +1493,10 @@
                 <w:webHidden/>
               </w:rPr>
               <w:tab/>
-            </w:r>
-            <w:r>
-              <w:rPr>
-                <w:noProof/>
-                <w:webHidden/>
-              </w:rPr>
               <w:fldChar w:fldCharType="begin"/>
-            </w:r>
-            <w:r>
-              <w:rPr>
-                <w:noProof/>
-                <w:webHidden/>
-              </w:rPr>
               <w:instrText xml:space="preserve"> PAGEREF _Toc226210902 \h </w:instrText>
-            </w:r>
-            <w:r>
-              <w:rPr>
-                <w:noProof/>
-                <w:webHidden/>
-              </w:rPr>
-            </w:r>
-            <w:r>
-              <w:rPr>
-                <w:noProof/>
-                <w:webHidden/>
-              </w:rPr>
               <w:fldChar w:fldCharType="separate"/>
-            </w:r>
-            <w:r>
-              <w:rPr>
-                <w:noProof/>
-                <w:webHidden/>
-              </w:rPr>
               <w:t>16</w:t>
-            </w:r>
-            <w:r>
-              <w:rPr>
-                <w:noProof/>
-                <w:webHidden/>
-              </w:rPr>
               <w:fldChar w:fldCharType="end"/>
             </w:r>
           </w:hyperlink>
@@ -2936,46 +1528,10 @@
                 <w:webHidden/>
               </w:rPr>
               <w:tab/>
-            </w:r>
-            <w:r>
-              <w:rPr>
-                <w:noProof/>
-                <w:webHidden/>
-              </w:rPr>
               <w:fldChar w:fldCharType="begin"/>
-            </w:r>
-            <w:r>
-              <w:rPr>
-                <w:noProof/>
-                <w:webHidden/>
-              </w:rPr>
               <w:instrText xml:space="preserve"> PAGEREF _Toc226210903 \h </w:instrText>
-            </w:r>
-            <w:r>
-              <w:rPr>
-                <w:noProof/>
-                <w:webHidden/>
-              </w:rPr>
-            </w:r>
-            <w:r>
-              <w:rPr>
-                <w:noProof/>
-                <w:webHidden/>
-              </w:rPr>
               <w:fldChar w:fldCharType="separate"/>
-            </w:r>
-            <w:r>
-              <w:rPr>
-                <w:noProof/>
-                <w:webHidden/>
-              </w:rPr>
               <w:t>16</w:t>
-            </w:r>
-            <w:r>
-              <w:rPr>
-                <w:noProof/>
-                <w:webHidden/>
-              </w:rPr>
               <w:fldChar w:fldCharType="end"/>
             </w:r>
           </w:hyperlink>
@@ -3007,46 +1563,10 @@
                 <w:webHidden/>
               </w:rPr>
               <w:tab/>
-            </w:r>
-            <w:r>
-              <w:rPr>
-                <w:noProof/>
-                <w:webHidden/>
-              </w:rPr>
               <w:fldChar w:fldCharType="begin"/>
-            </w:r>
-            <w:r>
-              <w:rPr>
-                <w:noProof/>
-                <w:webHidden/>
-              </w:rPr>
               <w:instrText xml:space="preserve"> PAGEREF _Toc226210904 \h </w:instrText>
-            </w:r>
-            <w:r>
-              <w:rPr>
-                <w:noProof/>
-                <w:webHidden/>
-              </w:rPr>
-            </w:r>
-            <w:r>
-              <w:rPr>
-                <w:noProof/>
-                <w:webHidden/>
-              </w:rPr>
               <w:fldChar w:fldCharType="separate"/>
-            </w:r>
-            <w:r>
-              <w:rPr>
-                <w:noProof/>
-                <w:webHidden/>
-              </w:rPr>
               <w:t>16</w:t>
-            </w:r>
-            <w:r>
-              <w:rPr>
-                <w:noProof/>
-                <w:webHidden/>
-              </w:rPr>
               <w:fldChar w:fldCharType="end"/>
             </w:r>
           </w:hyperlink>
@@ -3078,46 +1598,10 @@
                 <w:webHidden/>
               </w:rPr>
               <w:tab/>
-            </w:r>
-            <w:r>
-              <w:rPr>
-                <w:noProof/>
-                <w:webHidden/>
-              </w:rPr>
               <w:fldChar w:fldCharType="begin"/>
-            </w:r>
-            <w:r>
-              <w:rPr>
-                <w:noProof/>
-                <w:webHidden/>
-              </w:rPr>
               <w:instrText xml:space="preserve"> PAGEREF _Toc226210905 \h </w:instrText>
-            </w:r>
-            <w:r>
-              <w:rPr>
-                <w:noProof/>
-                <w:webHidden/>
-              </w:rPr>
-            </w:r>
-            <w:r>
-              <w:rPr>
-                <w:noProof/>
-                <w:webHidden/>
-              </w:rPr>
               <w:fldChar w:fldCharType="separate"/>
-            </w:r>
-            <w:r>
-              <w:rPr>
-                <w:noProof/>
-                <w:webHidden/>
-              </w:rPr>
               <w:t>16</w:t>
-            </w:r>
-            <w:r>
-              <w:rPr>
-                <w:noProof/>
-                <w:webHidden/>
-              </w:rPr>
               <w:fldChar w:fldCharType="end"/>
             </w:r>
           </w:hyperlink>
@@ -3149,46 +1633,10 @@
                 <w:webHidden/>
               </w:rPr>
               <w:tab/>
-            </w:r>
-            <w:r>
-              <w:rPr>
-                <w:noProof/>
-                <w:webHidden/>
-              </w:rPr>
               <w:fldChar w:fldCharType="begin"/>
-            </w:r>
-            <w:r>
-              <w:rPr>
-                <w:noProof/>
-                <w:webHidden/>
-              </w:rPr>
               <w:instrText xml:space="preserve"> PAGEREF _Toc226210906 \h </w:instrText>
-            </w:r>
-            <w:r>
-              <w:rPr>
-                <w:noProof/>
-                <w:webHidden/>
-              </w:rPr>
-            </w:r>
-            <w:r>
-              <w:rPr>
-                <w:noProof/>
-                <w:webHidden/>
-              </w:rPr>
               <w:fldChar w:fldCharType="separate"/>
-            </w:r>
-            <w:r>
-              <w:rPr>
-                <w:noProof/>
-                <w:webHidden/>
-              </w:rPr>
               <w:t>17</w:t>
-            </w:r>
-            <w:r>
-              <w:rPr>
-                <w:noProof/>
-                <w:webHidden/>
-              </w:rPr>
               <w:fldChar w:fldCharType="end"/>
             </w:r>
           </w:hyperlink>
@@ -3220,46 +1668,10 @@
                 <w:webHidden/>
               </w:rPr>
               <w:tab/>
-            </w:r>
-            <w:r>
-              <w:rPr>
-                <w:noProof/>
-                <w:webHidden/>
-              </w:rPr>
               <w:fldChar w:fldCharType="begin"/>
-            </w:r>
-            <w:r>
-              <w:rPr>
-                <w:noProof/>
-                <w:webHidden/>
-              </w:rPr>
               <w:instrText xml:space="preserve"> PAGEREF _Toc226210907 \h </w:instrText>
-            </w:r>
-            <w:r>
-              <w:rPr>
-                <w:noProof/>
-                <w:webHidden/>
-              </w:rPr>
-            </w:r>
-            <w:r>
-              <w:rPr>
-                <w:noProof/>
-                <w:webHidden/>
-              </w:rPr>
               <w:fldChar w:fldCharType="separate"/>
-            </w:r>
-            <w:r>
-              <w:rPr>
-                <w:noProof/>
-                <w:webHidden/>
-              </w:rPr>
               <w:t>17</w:t>
-            </w:r>
-            <w:r>
-              <w:rPr>
-                <w:noProof/>
-                <w:webHidden/>
-              </w:rPr>
               <w:fldChar w:fldCharType="end"/>
             </w:r>
           </w:hyperlink>
@@ -3291,46 +1703,10 @@
                 <w:webHidden/>
               </w:rPr>
               <w:tab/>
-            </w:r>
-            <w:r>
-              <w:rPr>
-                <w:noProof/>
-                <w:webHidden/>
-              </w:rPr>
               <w:fldChar w:fldCharType="begin"/>
-            </w:r>
-            <w:r>
-              <w:rPr>
-                <w:noProof/>
-                <w:webHidden/>
-              </w:rPr>
               <w:instrText xml:space="preserve"> PAGEREF _Toc226210908 \h </w:instrText>
-            </w:r>
-            <w:r>
-              <w:rPr>
-                <w:noProof/>
-                <w:webHidden/>
-              </w:rPr>
-            </w:r>
-            <w:r>
-              <w:rPr>
-                <w:noProof/>
-                <w:webHidden/>
-              </w:rPr>
               <w:fldChar w:fldCharType="separate"/>
-            </w:r>
-            <w:r>
-              <w:rPr>
-                <w:noProof/>
-                <w:webHidden/>
-              </w:rPr>
               <w:t>17</w:t>
-            </w:r>
-            <w:r>
-              <w:rPr>
-                <w:noProof/>
-                <w:webHidden/>
-              </w:rPr>
               <w:fldChar w:fldCharType="end"/>
             </w:r>
           </w:hyperlink>
@@ -3362,46 +1738,10 @@
                 <w:webHidden/>
               </w:rPr>
               <w:tab/>
-            </w:r>
-            <w:r>
-              <w:rPr>
-                <w:noProof/>
-                <w:webHidden/>
-              </w:rPr>
               <w:fldChar w:fldCharType="begin"/>
-            </w:r>
-            <w:r>
-              <w:rPr>
-                <w:noProof/>
-                <w:webHidden/>
-              </w:rPr>
               <w:instrText xml:space="preserve"> PAGEREF _Toc226210909 \h </w:instrText>
-            </w:r>
-            <w:r>
-              <w:rPr>
-                <w:noProof/>
-                <w:webHidden/>
-              </w:rPr>
-            </w:r>
-            <w:r>
-              <w:rPr>
-                <w:noProof/>
-                <w:webHidden/>
-              </w:rPr>
               <w:fldChar w:fldCharType="separate"/>
-            </w:r>
-            <w:r>
-              <w:rPr>
-                <w:noProof/>
-                <w:webHidden/>
-              </w:rPr>
               <w:t>18</w:t>
-            </w:r>
-            <w:r>
-              <w:rPr>
-                <w:noProof/>
-                <w:webHidden/>
-              </w:rPr>
               <w:fldChar w:fldCharType="end"/>
             </w:r>
           </w:hyperlink>
@@ -3433,46 +1773,10 @@
                 <w:webHidden/>
               </w:rPr>
               <w:tab/>
-            </w:r>
-            <w:r>
-              <w:rPr>
-                <w:noProof/>
-                <w:webHidden/>
-              </w:rPr>
               <w:fldChar w:fldCharType="begin"/>
-            </w:r>
-            <w:r>
-              <w:rPr>
-                <w:noProof/>
-                <w:webHidden/>
-              </w:rPr>
               <w:instrText xml:space="preserve"> PAGEREF _Toc226210910 \h </w:instrText>
-            </w:r>
-            <w:r>
-              <w:rPr>
-                <w:noProof/>
-                <w:webHidden/>
-              </w:rPr>
-            </w:r>
-            <w:r>
-              <w:rPr>
-                <w:noProof/>
-                <w:webHidden/>
-              </w:rPr>
               <w:fldChar w:fldCharType="separate"/>
-            </w:r>
-            <w:r>
-              <w:rPr>
-                <w:noProof/>
-                <w:webHidden/>
-              </w:rPr>
               <w:t>18</w:t>
-            </w:r>
-            <w:r>
-              <w:rPr>
-                <w:noProof/>
-                <w:webHidden/>
-              </w:rPr>
               <w:fldChar w:fldCharType="end"/>
             </w:r>
           </w:hyperlink>
@@ -3504,46 +1808,10 @@
                 <w:webHidden/>
               </w:rPr>
               <w:tab/>
-            </w:r>
-            <w:r>
-              <w:rPr>
-                <w:noProof/>
-                <w:webHidden/>
-              </w:rPr>
               <w:fldChar w:fldCharType="begin"/>
-            </w:r>
-            <w:r>
-              <w:rPr>
-                <w:noProof/>
-                <w:webHidden/>
-              </w:rPr>
               <w:instrText xml:space="preserve"> PAGEREF _Toc226210911 \h </w:instrText>
-            </w:r>
-            <w:r>
-              <w:rPr>
-                <w:noProof/>
-                <w:webHidden/>
-              </w:rPr>
-            </w:r>
-            <w:r>
-              <w:rPr>
-                <w:noProof/>
-                <w:webHidden/>
-              </w:rPr>
               <w:fldChar w:fldCharType="separate"/>
-            </w:r>
-            <w:r>
-              <w:rPr>
-                <w:noProof/>
-                <w:webHidden/>
-              </w:rPr>
               <w:t>19</w:t>
-            </w:r>
-            <w:r>
-              <w:rPr>
-                <w:noProof/>
-                <w:webHidden/>
-              </w:rPr>
               <w:fldChar w:fldCharType="end"/>
             </w:r>
           </w:hyperlink>
@@ -3575,46 +1843,10 @@
                 <w:webHidden/>
               </w:rPr>
               <w:tab/>
-            </w:r>
-            <w:r>
-              <w:rPr>
-                <w:noProof/>
-                <w:webHidden/>
-              </w:rPr>
               <w:fldChar w:fldCharType="begin"/>
-            </w:r>
-            <w:r>
-              <w:rPr>
-                <w:noProof/>
-                <w:webHidden/>
-              </w:rPr>
               <w:instrText xml:space="preserve"> PAGEREF _Toc226210912 \h </w:instrText>
-            </w:r>
-            <w:r>
-              <w:rPr>
-                <w:noProof/>
-                <w:webHidden/>
-              </w:rPr>
-            </w:r>
-            <w:r>
-              <w:rPr>
-                <w:noProof/>
-                <w:webHidden/>
-              </w:rPr>
               <w:fldChar w:fldCharType="separate"/>
-            </w:r>
-            <w:r>
-              <w:rPr>
-                <w:noProof/>
-                <w:webHidden/>
-              </w:rPr>
               <w:t>20</w:t>
-            </w:r>
-            <w:r>
-              <w:rPr>
-                <w:noProof/>
-                <w:webHidden/>
-              </w:rPr>
               <w:fldChar w:fldCharType="end"/>
             </w:r>
           </w:hyperlink>
@@ -3646,46 +1878,10 @@
                 <w:webHidden/>
               </w:rPr>
               <w:tab/>
-            </w:r>
-            <w:r>
-              <w:rPr>
-                <w:noProof/>
-                <w:webHidden/>
-              </w:rPr>
               <w:fldChar w:fldCharType="begin"/>
-            </w:r>
-            <w:r>
-              <w:rPr>
-                <w:noProof/>
-                <w:webHidden/>
-              </w:rPr>
               <w:instrText xml:space="preserve"> PAGEREF _Toc226210913 \h </w:instrText>
-            </w:r>
-            <w:r>
-              <w:rPr>
-                <w:noProof/>
-                <w:webHidden/>
-              </w:rPr>
-            </w:r>
-            <w:r>
-              <w:rPr>
-                <w:noProof/>
-                <w:webHidden/>
-              </w:rPr>
               <w:fldChar w:fldCharType="separate"/>
-            </w:r>
-            <w:r>
-              <w:rPr>
-                <w:noProof/>
-                <w:webHidden/>
-              </w:rPr>
               <w:t>20</w:t>
-            </w:r>
-            <w:r>
-              <w:rPr>
-                <w:noProof/>
-                <w:webHidden/>
-              </w:rPr>
               <w:fldChar w:fldCharType="end"/>
             </w:r>
           </w:hyperlink>
@@ -3717,46 +1913,10 @@
                 <w:webHidden/>
               </w:rPr>
               <w:tab/>
-            </w:r>
-            <w:r>
-              <w:rPr>
-                <w:noProof/>
-                <w:webHidden/>
-              </w:rPr>
               <w:fldChar w:fldCharType="begin"/>
-            </w:r>
-            <w:r>
-              <w:rPr>
-                <w:noProof/>
-                <w:webHidden/>
-              </w:rPr>
               <w:instrText xml:space="preserve"> PAGEREF _Toc226210914 \h </w:instrText>
-            </w:r>
-            <w:r>
-              <w:rPr>
-                <w:noProof/>
-                <w:webHidden/>
-              </w:rPr>
-            </w:r>
-            <w:r>
-              <w:rPr>
-                <w:noProof/>
-                <w:webHidden/>
-              </w:rPr>
               <w:fldChar w:fldCharType="separate"/>
-            </w:r>
-            <w:r>
-              <w:rPr>
-                <w:noProof/>
-                <w:webHidden/>
-              </w:rPr>
               <w:t>20</w:t>
-            </w:r>
-            <w:r>
-              <w:rPr>
-                <w:noProof/>
-                <w:webHidden/>
-              </w:rPr>
               <w:fldChar w:fldCharType="end"/>
             </w:r>
           </w:hyperlink>
@@ -3788,46 +1948,10 @@
                 <w:webHidden/>
               </w:rPr>
               <w:tab/>
-            </w:r>
-            <w:r>
-              <w:rPr>
-                <w:noProof/>
-                <w:webHidden/>
-              </w:rPr>
               <w:fldChar w:fldCharType="begin"/>
-            </w:r>
-            <w:r>
-              <w:rPr>
-                <w:noProof/>
-                <w:webHidden/>
-              </w:rPr>
               <w:instrText xml:space="preserve"> PAGEREF _Toc226210915 \h </w:instrText>
-            </w:r>
-            <w:r>
-              <w:rPr>
-                <w:noProof/>
-                <w:webHidden/>
-              </w:rPr>
-            </w:r>
-            <w:r>
-              <w:rPr>
-                <w:noProof/>
-                <w:webHidden/>
-              </w:rPr>
               <w:fldChar w:fldCharType="separate"/>
-            </w:r>
-            <w:r>
-              <w:rPr>
-                <w:noProof/>
-                <w:webHidden/>
-              </w:rPr>
               <w:t>20</w:t>
-            </w:r>
-            <w:r>
-              <w:rPr>
-                <w:noProof/>
-                <w:webHidden/>
-              </w:rPr>
               <w:fldChar w:fldCharType="end"/>
             </w:r>
           </w:hyperlink>
@@ -3859,46 +1983,10 @@
                 <w:webHidden/>
               </w:rPr>
               <w:tab/>
-            </w:r>
-            <w:r>
-              <w:rPr>
-                <w:noProof/>
-                <w:webHidden/>
-              </w:rPr>
               <w:fldChar w:fldCharType="begin"/>
-            </w:r>
-            <w:r>
-              <w:rPr>
-                <w:noProof/>
-                <w:webHidden/>
-              </w:rPr>
               <w:instrText xml:space="preserve"> PAGEREF _Toc226210916 \h </w:instrText>
-            </w:r>
-            <w:r>
-              <w:rPr>
-                <w:noProof/>
-                <w:webHidden/>
-              </w:rPr>
-            </w:r>
-            <w:r>
-              <w:rPr>
-                <w:noProof/>
-                <w:webHidden/>
-              </w:rPr>
               <w:fldChar w:fldCharType="separate"/>
-            </w:r>
-            <w:r>
-              <w:rPr>
-                <w:noProof/>
-                <w:webHidden/>
-              </w:rPr>
               <w:t>20</w:t>
-            </w:r>
-            <w:r>
-              <w:rPr>
-                <w:noProof/>
-                <w:webHidden/>
-              </w:rPr>
               <w:fldChar w:fldCharType="end"/>
             </w:r>
           </w:hyperlink>
@@ -3930,46 +2018,10 @@
                 <w:webHidden/>
               </w:rPr>
               <w:tab/>
-            </w:r>
-            <w:r>
-              <w:rPr>
-                <w:noProof/>
-                <w:webHidden/>
-              </w:rPr>
               <w:fldChar w:fldCharType="begin"/>
-            </w:r>
-            <w:r>
-              <w:rPr>
-                <w:noProof/>
-                <w:webHidden/>
-              </w:rPr>
               <w:instrText xml:space="preserve"> PAGEREF _Toc226210917 \h </w:instrText>
-            </w:r>
-            <w:r>
-              <w:rPr>
-                <w:noProof/>
-                <w:webHidden/>
-              </w:rPr>
-            </w:r>
-            <w:r>
-              <w:rPr>
-                <w:noProof/>
-                <w:webHidden/>
-              </w:rPr>
               <w:fldChar w:fldCharType="separate"/>
-            </w:r>
-            <w:r>
-              <w:rPr>
-                <w:noProof/>
-                <w:webHidden/>
-              </w:rPr>
               <w:t>21</w:t>
-            </w:r>
-            <w:r>
-              <w:rPr>
-                <w:noProof/>
-                <w:webHidden/>
-              </w:rPr>
               <w:fldChar w:fldCharType="end"/>
             </w:r>
           </w:hyperlink>
@@ -4001,46 +2053,10 @@
                 <w:webHidden/>
               </w:rPr>
               <w:tab/>
-            </w:r>
-            <w:r>
-              <w:rPr>
-                <w:noProof/>
-                <w:webHidden/>
-              </w:rPr>
               <w:fldChar w:fldCharType="begin"/>
-            </w:r>
-            <w:r>
-              <w:rPr>
-                <w:noProof/>
-                <w:webHidden/>
-              </w:rPr>
               <w:instrText xml:space="preserve"> PAGEREF _Toc226210918 \h </w:instrText>
-            </w:r>
-            <w:r>
-              <w:rPr>
-                <w:noProof/>
-                <w:webHidden/>
-              </w:rPr>
-            </w:r>
-            <w:r>
-              <w:rPr>
-                <w:noProof/>
-                <w:webHidden/>
-              </w:rPr>
               <w:fldChar w:fldCharType="separate"/>
-            </w:r>
-            <w:r>
-              <w:rPr>
-                <w:noProof/>
-                <w:webHidden/>
-              </w:rPr>
               <w:t>21</w:t>
-            </w:r>
-            <w:r>
-              <w:rPr>
-                <w:noProof/>
-                <w:webHidden/>
-              </w:rPr>
               <w:fldChar w:fldCharType="end"/>
             </w:r>
           </w:hyperlink>
@@ -4072,46 +2088,10 @@
                 <w:webHidden/>
               </w:rPr>
               <w:tab/>
-            </w:r>
-            <w:r>
-              <w:rPr>
-                <w:noProof/>
-                <w:webHidden/>
-              </w:rPr>
               <w:fldChar w:fldCharType="begin"/>
-            </w:r>
-            <w:r>
-              <w:rPr>
-                <w:noProof/>
-                <w:webHidden/>
-              </w:rPr>
               <w:instrText xml:space="preserve"> PAGEREF _Toc226210919 \h </w:instrText>
-            </w:r>
-            <w:r>
-              <w:rPr>
-                <w:noProof/>
-                <w:webHidden/>
-              </w:rPr>
-            </w:r>
-            <w:r>
-              <w:rPr>
-                <w:noProof/>
-                <w:webHidden/>
-              </w:rPr>
               <w:fldChar w:fldCharType="separate"/>
-            </w:r>
-            <w:r>
-              <w:rPr>
-                <w:noProof/>
-                <w:webHidden/>
-              </w:rPr>
               <w:t>21</w:t>
-            </w:r>
-            <w:r>
-              <w:rPr>
-                <w:noProof/>
-                <w:webHidden/>
-              </w:rPr>
               <w:fldChar w:fldCharType="end"/>
             </w:r>
           </w:hyperlink>
@@ -4143,46 +2123,10 @@
                 <w:webHidden/>
               </w:rPr>
               <w:tab/>
-            </w:r>
-            <w:r>
-              <w:rPr>
-                <w:noProof/>
-                <w:webHidden/>
-              </w:rPr>
               <w:fldChar w:fldCharType="begin"/>
-            </w:r>
-            <w:r>
-              <w:rPr>
-                <w:noProof/>
-                <w:webHidden/>
-              </w:rPr>
               <w:instrText xml:space="preserve"> PAGEREF _Toc226210920 \h </w:instrText>
-            </w:r>
-            <w:r>
-              <w:rPr>
-                <w:noProof/>
-                <w:webHidden/>
-              </w:rPr>
-            </w:r>
-            <w:r>
-              <w:rPr>
-                <w:noProof/>
-                <w:webHidden/>
-              </w:rPr>
               <w:fldChar w:fldCharType="separate"/>
-            </w:r>
-            <w:r>
-              <w:rPr>
-                <w:noProof/>
-                <w:webHidden/>
-              </w:rPr>
               <w:t>21</w:t>
-            </w:r>
-            <w:r>
-              <w:rPr>
-                <w:noProof/>
-                <w:webHidden/>
-              </w:rPr>
               <w:fldChar w:fldCharType="end"/>
             </w:r>
           </w:hyperlink>
@@ -4214,46 +2158,10 @@
                 <w:webHidden/>
               </w:rPr>
               <w:tab/>
-            </w:r>
-            <w:r>
-              <w:rPr>
-                <w:noProof/>
-                <w:webHidden/>
-              </w:rPr>
               <w:fldChar w:fldCharType="begin"/>
-            </w:r>
-            <w:r>
-              <w:rPr>
-                <w:noProof/>
-                <w:webHidden/>
-              </w:rPr>
               <w:instrText xml:space="preserve"> PAGEREF _Toc226210921 \h </w:instrText>
-            </w:r>
-            <w:r>
-              <w:rPr>
-                <w:noProof/>
-                <w:webHidden/>
-              </w:rPr>
-            </w:r>
-            <w:r>
-              <w:rPr>
-                <w:noProof/>
-                <w:webHidden/>
-              </w:rPr>
               <w:fldChar w:fldCharType="separate"/>
-            </w:r>
-            <w:r>
-              <w:rPr>
-                <w:noProof/>
-                <w:webHidden/>
-              </w:rPr>
               <w:t>21</w:t>
-            </w:r>
-            <w:r>
-              <w:rPr>
-                <w:noProof/>
-                <w:webHidden/>
-              </w:rPr>
               <w:fldChar w:fldCharType="end"/>
             </w:r>
           </w:hyperlink>
@@ -4285,46 +2193,10 @@
                 <w:webHidden/>
               </w:rPr>
               <w:tab/>
-            </w:r>
-            <w:r>
-              <w:rPr>
-                <w:noProof/>
-                <w:webHidden/>
-              </w:rPr>
               <w:fldChar w:fldCharType="begin"/>
-            </w:r>
-            <w:r>
-              <w:rPr>
-                <w:noProof/>
-                <w:webHidden/>
-              </w:rPr>
               <w:instrText xml:space="preserve"> PAGEREF _Toc226210922 \h </w:instrText>
-            </w:r>
-            <w:r>
-              <w:rPr>
-                <w:noProof/>
-                <w:webHidden/>
-              </w:rPr>
-            </w:r>
-            <w:r>
-              <w:rPr>
-                <w:noProof/>
-                <w:webHidden/>
-              </w:rPr>
               <w:fldChar w:fldCharType="separate"/>
-            </w:r>
-            <w:r>
-              <w:rPr>
-                <w:noProof/>
-                <w:webHidden/>
-              </w:rPr>
               <w:t>22</w:t>
-            </w:r>
-            <w:r>
-              <w:rPr>
-                <w:noProof/>
-                <w:webHidden/>
-              </w:rPr>
               <w:fldChar w:fldCharType="end"/>
             </w:r>
           </w:hyperlink>
@@ -4356,46 +2228,10 @@
                 <w:webHidden/>
               </w:rPr>
               <w:tab/>
-            </w:r>
-            <w:r>
-              <w:rPr>
-                <w:noProof/>
-                <w:webHidden/>
-              </w:rPr>
               <w:fldChar w:fldCharType="begin"/>
-            </w:r>
-            <w:r>
-              <w:rPr>
-                <w:noProof/>
-                <w:webHidden/>
-              </w:rPr>
               <w:instrText xml:space="preserve"> PAGEREF _Toc226210923 \h </w:instrText>
-            </w:r>
-            <w:r>
-              <w:rPr>
-                <w:noProof/>
-                <w:webHidden/>
-              </w:rPr>
-            </w:r>
-            <w:r>
-              <w:rPr>
-                <w:noProof/>
-                <w:webHidden/>
-              </w:rPr>
               <w:fldChar w:fldCharType="separate"/>
-            </w:r>
-            <w:r>
-              <w:rPr>
-                <w:noProof/>
-                <w:webHidden/>
-              </w:rPr>
               <w:t>22</w:t>
-            </w:r>
-            <w:r>
-              <w:rPr>
-                <w:noProof/>
-                <w:webHidden/>
-              </w:rPr>
               <w:fldChar w:fldCharType="end"/>
             </w:r>
           </w:hyperlink>
@@ -4427,46 +2263,10 @@
                 <w:webHidden/>
               </w:rPr>
               <w:tab/>
-            </w:r>
-            <w:r>
-              <w:rPr>
-                <w:noProof/>
-                <w:webHidden/>
-              </w:rPr>
               <w:fldChar w:fldCharType="begin"/>
-            </w:r>
-            <w:r>
-              <w:rPr>
-                <w:noProof/>
-                <w:webHidden/>
-              </w:rPr>
               <w:instrText xml:space="preserve"> PAGEREF _Toc226210924 \h </w:instrText>
-            </w:r>
-            <w:r>
-              <w:rPr>
-                <w:noProof/>
-                <w:webHidden/>
-              </w:rPr>
-            </w:r>
-            <w:r>
-              <w:rPr>
-                <w:noProof/>
-                <w:webHidden/>
-              </w:rPr>
               <w:fldChar w:fldCharType="separate"/>
-            </w:r>
-            <w:r>
-              <w:rPr>
-                <w:noProof/>
-                <w:webHidden/>
-              </w:rPr>
               <w:t>22</w:t>
-            </w:r>
-            <w:r>
-              <w:rPr>
-                <w:noProof/>
-                <w:webHidden/>
-              </w:rPr>
               <w:fldChar w:fldCharType="end"/>
             </w:r>
           </w:hyperlink>
@@ -4498,46 +2298,10 @@
                 <w:webHidden/>
               </w:rPr>
               <w:tab/>
-            </w:r>
-            <w:r>
-              <w:rPr>
-                <w:noProof/>
-                <w:webHidden/>
-              </w:rPr>
               <w:fldChar w:fldCharType="begin"/>
-            </w:r>
-            <w:r>
-              <w:rPr>
-                <w:noProof/>
-                <w:webHidden/>
-              </w:rPr>
               <w:instrText xml:space="preserve"> PAGEREF _Toc226210925 \h </w:instrText>
-            </w:r>
-            <w:r>
-              <w:rPr>
-                <w:noProof/>
-                <w:webHidden/>
-              </w:rPr>
-            </w:r>
-            <w:r>
-              <w:rPr>
-                <w:noProof/>
-                <w:webHidden/>
-              </w:rPr>
               <w:fldChar w:fldCharType="separate"/>
-            </w:r>
-            <w:r>
-              <w:rPr>
-                <w:noProof/>
-                <w:webHidden/>
-              </w:rPr>
               <w:t>22</w:t>
-            </w:r>
-            <w:r>
-              <w:rPr>
-                <w:noProof/>
-                <w:webHidden/>
-              </w:rPr>
               <w:fldChar w:fldCharType="end"/>
             </w:r>
           </w:hyperlink>
@@ -4569,46 +2333,10 @@
                 <w:webHidden/>
               </w:rPr>
               <w:tab/>
-            </w:r>
-            <w:r>
-              <w:rPr>
-                <w:noProof/>
-                <w:webHidden/>
-              </w:rPr>
               <w:fldChar w:fldCharType="begin"/>
-            </w:r>
-            <w:r>
-              <w:rPr>
-                <w:noProof/>
-                <w:webHidden/>
-              </w:rPr>
               <w:instrText xml:space="preserve"> PAGEREF _Toc226210926 \h </w:instrText>
-            </w:r>
-            <w:r>
-              <w:rPr>
-                <w:noProof/>
-                <w:webHidden/>
-              </w:rPr>
-            </w:r>
-            <w:r>
-              <w:rPr>
-                <w:noProof/>
-                <w:webHidden/>
-              </w:rPr>
               <w:fldChar w:fldCharType="separate"/>
-            </w:r>
-            <w:r>
-              <w:rPr>
-                <w:noProof/>
-                <w:webHidden/>
-              </w:rPr>
               <w:t>22</w:t>
-            </w:r>
-            <w:r>
-              <w:rPr>
-                <w:noProof/>
-                <w:webHidden/>
-              </w:rPr>
               <w:fldChar w:fldCharType="end"/>
             </w:r>
           </w:hyperlink>
@@ -4640,46 +2368,10 @@
                 <w:webHidden/>
               </w:rPr>
               <w:tab/>
-            </w:r>
-            <w:r>
-              <w:rPr>
-                <w:noProof/>
-                <w:webHidden/>
-              </w:rPr>
               <w:fldChar w:fldCharType="begin"/>
-            </w:r>
-            <w:r>
-              <w:rPr>
-                <w:noProof/>
-                <w:webHidden/>
-              </w:rPr>
               <w:instrText xml:space="preserve"> PAGEREF _Toc226210927 \h </w:instrText>
-            </w:r>
-            <w:r>
-              <w:rPr>
-                <w:noProof/>
-                <w:webHidden/>
-              </w:rPr>
-            </w:r>
-            <w:r>
-              <w:rPr>
-                <w:noProof/>
-                <w:webHidden/>
-              </w:rPr>
               <w:fldChar w:fldCharType="separate"/>
-            </w:r>
-            <w:r>
-              <w:rPr>
-                <w:noProof/>
-                <w:webHidden/>
-              </w:rPr>
               <w:t>23</w:t>
-            </w:r>
-            <w:r>
-              <w:rPr>
-                <w:noProof/>
-                <w:webHidden/>
-              </w:rPr>
               <w:fldChar w:fldCharType="end"/>
             </w:r>
           </w:hyperlink>
@@ -4711,46 +2403,10 @@
                 <w:webHidden/>
               </w:rPr>
               <w:tab/>
-            </w:r>
-            <w:r>
-              <w:rPr>
-                <w:noProof/>
-                <w:webHidden/>
-              </w:rPr>
               <w:fldChar w:fldCharType="begin"/>
-            </w:r>
-            <w:r>
-              <w:rPr>
-                <w:noProof/>
-                <w:webHidden/>
-              </w:rPr>
               <w:instrText xml:space="preserve"> PAGEREF _Toc226210928 \h </w:instrText>
-            </w:r>
-            <w:r>
-              <w:rPr>
-                <w:noProof/>
-                <w:webHidden/>
-              </w:rPr>
-            </w:r>
-            <w:r>
-              <w:rPr>
-                <w:noProof/>
-                <w:webHidden/>
-              </w:rPr>
               <w:fldChar w:fldCharType="separate"/>
-            </w:r>
-            <w:r>
-              <w:rPr>
-                <w:noProof/>
-                <w:webHidden/>
-              </w:rPr>
               <w:t>23</w:t>
-            </w:r>
-            <w:r>
-              <w:rPr>
-                <w:noProof/>
-                <w:webHidden/>
-              </w:rPr>
               <w:fldChar w:fldCharType="end"/>
             </w:r>
           </w:hyperlink>
@@ -4782,46 +2438,10 @@
                 <w:webHidden/>
               </w:rPr>
               <w:tab/>
-            </w:r>
-            <w:r>
-              <w:rPr>
-                <w:noProof/>
-                <w:webHidden/>
-              </w:rPr>
               <w:fldChar w:fldCharType="begin"/>
-            </w:r>
-            <w:r>
-              <w:rPr>
-                <w:noProof/>
-                <w:webHidden/>
-              </w:rPr>
               <w:instrText xml:space="preserve"> PAGEREF _Toc226210929 \h </w:instrText>
-            </w:r>
-            <w:r>
-              <w:rPr>
-                <w:noProof/>
-                <w:webHidden/>
-              </w:rPr>
-            </w:r>
-            <w:r>
-              <w:rPr>
-                <w:noProof/>
-                <w:webHidden/>
-              </w:rPr>
               <w:fldChar w:fldCharType="separate"/>
-            </w:r>
-            <w:r>
-              <w:rPr>
-                <w:noProof/>
-                <w:webHidden/>
-              </w:rPr>
               <w:t>23</w:t>
-            </w:r>
-            <w:r>
-              <w:rPr>
-                <w:noProof/>
-                <w:webHidden/>
-              </w:rPr>
               <w:fldChar w:fldCharType="end"/>
             </w:r>
           </w:hyperlink>
@@ -4853,46 +2473,10 @@
                 <w:webHidden/>
               </w:rPr>
               <w:tab/>
-            </w:r>
-            <w:r>
-              <w:rPr>
-                <w:noProof/>
-                <w:webHidden/>
-              </w:rPr>
               <w:fldChar w:fldCharType="begin"/>
-            </w:r>
-            <w:r>
-              <w:rPr>
-                <w:noProof/>
-                <w:webHidden/>
-              </w:rPr>
               <w:instrText xml:space="preserve"> PAGEREF _Toc226210930 \h </w:instrText>
-            </w:r>
-            <w:r>
-              <w:rPr>
-                <w:noProof/>
-                <w:webHidden/>
-              </w:rPr>
-            </w:r>
-            <w:r>
-              <w:rPr>
-                <w:noProof/>
-                <w:webHidden/>
-              </w:rPr>
               <w:fldChar w:fldCharType="separate"/>
-            </w:r>
-            <w:r>
-              <w:rPr>
-                <w:noProof/>
-                <w:webHidden/>
-              </w:rPr>
               <w:t>24</w:t>
-            </w:r>
-            <w:r>
-              <w:rPr>
-                <w:noProof/>
-                <w:webHidden/>
-              </w:rPr>
               <w:fldChar w:fldCharType="end"/>
             </w:r>
           </w:hyperlink>
@@ -4924,46 +2508,10 @@
                 <w:webHidden/>
               </w:rPr>
               <w:tab/>
-            </w:r>
-            <w:r>
-              <w:rPr>
-                <w:noProof/>
-                <w:webHidden/>
-              </w:rPr>
               <w:fldChar w:fldCharType="begin"/>
-            </w:r>
-            <w:r>
-              <w:rPr>
-                <w:noProof/>
-                <w:webHidden/>
-              </w:rPr>
               <w:instrText xml:space="preserve"> PAGEREF _Toc226210931 \h </w:instrText>
-            </w:r>
-            <w:r>
-              <w:rPr>
-                <w:noProof/>
-                <w:webHidden/>
-              </w:rPr>
-            </w:r>
-            <w:r>
-              <w:rPr>
-                <w:noProof/>
-                <w:webHidden/>
-              </w:rPr>
               <w:fldChar w:fldCharType="separate"/>
-            </w:r>
-            <w:r>
-              <w:rPr>
-                <w:noProof/>
-                <w:webHidden/>
-              </w:rPr>
               <w:t>24</w:t>
-            </w:r>
-            <w:r>
-              <w:rPr>
-                <w:noProof/>
-                <w:webHidden/>
-              </w:rPr>
               <w:fldChar w:fldCharType="end"/>
             </w:r>
           </w:hyperlink>
@@ -4995,46 +2543,10 @@
                 <w:webHidden/>
               </w:rPr>
               <w:tab/>
-            </w:r>
-            <w:r>
-              <w:rPr>
-                <w:noProof/>
-                <w:webHidden/>
-              </w:rPr>
               <w:fldChar w:fldCharType="begin"/>
-            </w:r>
-            <w:r>
-              <w:rPr>
-                <w:noProof/>
-                <w:webHidden/>
-              </w:rPr>
               <w:instrText xml:space="preserve"> PAGEREF _Toc226210932 \h </w:instrText>
-            </w:r>
-            <w:r>
-              <w:rPr>
-                <w:noProof/>
-                <w:webHidden/>
-              </w:rPr>
-            </w:r>
-            <w:r>
-              <w:rPr>
-                <w:noProof/>
-                <w:webHidden/>
-              </w:rPr>
               <w:fldChar w:fldCharType="separate"/>
-            </w:r>
-            <w:r>
-              <w:rPr>
-                <w:noProof/>
-                <w:webHidden/>
-              </w:rPr>
               <w:t>25</w:t>
-            </w:r>
-            <w:r>
-              <w:rPr>
-                <w:noProof/>
-                <w:webHidden/>
-              </w:rPr>
               <w:fldChar w:fldCharType="end"/>
             </w:r>
           </w:hyperlink>
@@ -5066,46 +2578,10 @@
                 <w:webHidden/>
               </w:rPr>
               <w:tab/>
-            </w:r>
-            <w:r>
-              <w:rPr>
-                <w:noProof/>
-                <w:webHidden/>
-              </w:rPr>
               <w:fldChar w:fldCharType="begin"/>
-            </w:r>
-            <w:r>
-              <w:rPr>
-                <w:noProof/>
-                <w:webHidden/>
-              </w:rPr>
               <w:instrText xml:space="preserve"> PAGEREF _Toc226210933 \h </w:instrText>
-            </w:r>
-            <w:r>
-              <w:rPr>
-                <w:noProof/>
-                <w:webHidden/>
-              </w:rPr>
-            </w:r>
-            <w:r>
-              <w:rPr>
-                <w:noProof/>
-                <w:webHidden/>
-              </w:rPr>
               <w:fldChar w:fldCharType="separate"/>
-            </w:r>
-            <w:r>
-              <w:rPr>
-                <w:noProof/>
-                <w:webHidden/>
-              </w:rPr>
               <w:t>25</w:t>
-            </w:r>
-            <w:r>
-              <w:rPr>
-                <w:noProof/>
-                <w:webHidden/>
-              </w:rPr>
               <w:fldChar w:fldCharType="end"/>
             </w:r>
           </w:hyperlink>
@@ -5129,7 +2605,7 @@
                 <w:rStyle w:val="Hyperlink"/>
                 <w:noProof/>
               </w:rPr>
-              <w:t>8.2 Making a Code Change</w:t>
+              <w:t>9.2 Making a Code Change</w:t>
             </w:r>
             <w:r>
               <w:rPr>
@@ -5137,46 +2613,10 @@
                 <w:webHidden/>
               </w:rPr>
               <w:tab/>
-            </w:r>
-            <w:r>
-              <w:rPr>
-                <w:noProof/>
-                <w:webHidden/>
-              </w:rPr>
               <w:fldChar w:fldCharType="begin"/>
-            </w:r>
-            <w:r>
-              <w:rPr>
-                <w:noProof/>
-                <w:webHidden/>
-              </w:rPr>
               <w:instrText xml:space="preserve"> PAGEREF _Toc226210934 \h </w:instrText>
-            </w:r>
-            <w:r>
-              <w:rPr>
-                <w:noProof/>
-                <w:webHidden/>
-              </w:rPr>
-            </w:r>
-            <w:r>
-              <w:rPr>
-                <w:noProof/>
-                <w:webHidden/>
-              </w:rPr>
               <w:fldChar w:fldCharType="separate"/>
-            </w:r>
-            <w:r>
-              <w:rPr>
-                <w:noProof/>
-                <w:webHidden/>
-              </w:rPr>
               <w:t>25</w:t>
-            </w:r>
-            <w:r>
-              <w:rPr>
-                <w:noProof/>
-                <w:webHidden/>
-              </w:rPr>
               <w:fldChar w:fldCharType="end"/>
             </w:r>
           </w:hyperlink>
@@ -5208,46 +2648,10 @@
                 <w:webHidden/>
               </w:rPr>
               <w:tab/>
-            </w:r>
-            <w:r>
-              <w:rPr>
-                <w:noProof/>
-                <w:webHidden/>
-              </w:rPr>
               <w:fldChar w:fldCharType="begin"/>
-            </w:r>
-            <w:r>
-              <w:rPr>
-                <w:noProof/>
-                <w:webHidden/>
-              </w:rPr>
               <w:instrText xml:space="preserve"> PAGEREF _Toc226210935 \h </w:instrText>
-            </w:r>
-            <w:r>
-              <w:rPr>
-                <w:noProof/>
-                <w:webHidden/>
-              </w:rPr>
-            </w:r>
-            <w:r>
-              <w:rPr>
-                <w:noProof/>
-                <w:webHidden/>
-              </w:rPr>
               <w:fldChar w:fldCharType="separate"/>
-            </w:r>
-            <w:r>
-              <w:rPr>
-                <w:noProof/>
-                <w:webHidden/>
-              </w:rPr>
               <w:t>25</w:t>
-            </w:r>
-            <w:r>
-              <w:rPr>
-                <w:noProof/>
-                <w:webHidden/>
-              </w:rPr>
               <w:fldChar w:fldCharType="end"/>
             </w:r>
           </w:hyperlink>
@@ -5271,7 +2675,7 @@
                 <w:rStyle w:val="Hyperlink"/>
                 <w:noProof/>
               </w:rPr>
-              <w:t>8.3 Monitoring Deployments</w:t>
+              <w:t>9.3 Monitoring Deployments</w:t>
             </w:r>
             <w:r>
               <w:rPr>
@@ -5279,46 +2683,10 @@
                 <w:webHidden/>
               </w:rPr>
               <w:tab/>
-            </w:r>
-            <w:r>
-              <w:rPr>
-                <w:noProof/>
-                <w:webHidden/>
-              </w:rPr>
               <w:fldChar w:fldCharType="begin"/>
-            </w:r>
-            <w:r>
-              <w:rPr>
-                <w:noProof/>
-                <w:webHidden/>
-              </w:rPr>
               <w:instrText xml:space="preserve"> PAGEREF _Toc226210936 \h </w:instrText>
-            </w:r>
-            <w:r>
-              <w:rPr>
-                <w:noProof/>
-                <w:webHidden/>
-              </w:rPr>
-            </w:r>
-            <w:r>
-              <w:rPr>
-                <w:noProof/>
-                <w:webHidden/>
-              </w:rPr>
               <w:fldChar w:fldCharType="separate"/>
-            </w:r>
-            <w:r>
-              <w:rPr>
-                <w:noProof/>
-                <w:webHidden/>
-              </w:rPr>
               <w:t>26</w:t>
-            </w:r>
-            <w:r>
-              <w:rPr>
-                <w:noProof/>
-                <w:webHidden/>
-              </w:rPr>
               <w:fldChar w:fldCharType="end"/>
             </w:r>
           </w:hyperlink>
@@ -5342,7 +2710,7 @@
                 <w:rStyle w:val="Hyperlink"/>
                 <w:noProof/>
               </w:rPr>
-              <w:t>9. IT SUPPORT REFERENCE</w:t>
+              <w:t>10. IT SUPPORT REFERENCE</w:t>
             </w:r>
             <w:r>
               <w:rPr>
@@ -5350,46 +2718,10 @@
                 <w:webHidden/>
               </w:rPr>
               <w:tab/>
-            </w:r>
-            <w:r>
-              <w:rPr>
-                <w:noProof/>
-                <w:webHidden/>
-              </w:rPr>
               <w:fldChar w:fldCharType="begin"/>
-            </w:r>
-            <w:r>
-              <w:rPr>
-                <w:noProof/>
-                <w:webHidden/>
-              </w:rPr>
               <w:instrText xml:space="preserve"> PAGEREF _Toc226210937 \h </w:instrText>
-            </w:r>
-            <w:r>
-              <w:rPr>
-                <w:noProof/>
-                <w:webHidden/>
-              </w:rPr>
-            </w:r>
-            <w:r>
-              <w:rPr>
-                <w:noProof/>
-                <w:webHidden/>
-              </w:rPr>
               <w:fldChar w:fldCharType="separate"/>
-            </w:r>
-            <w:r>
-              <w:rPr>
-                <w:noProof/>
-                <w:webHidden/>
-              </w:rPr>
               <w:t>27</w:t>
-            </w:r>
-            <w:r>
-              <w:rPr>
-                <w:noProof/>
-                <w:webHidden/>
-              </w:rPr>
               <w:fldChar w:fldCharType="end"/>
             </w:r>
           </w:hyperlink>
@@ -5413,7 +2745,7 @@
                 <w:rStyle w:val="Hyperlink"/>
                 <w:noProof/>
               </w:rPr>
-              <w:t>9.1 Overview for IT Staff</w:t>
+              <w:t>10.1 Overview for IT Staff</w:t>
             </w:r>
             <w:r>
               <w:rPr>
@@ -5421,46 +2753,10 @@
                 <w:webHidden/>
               </w:rPr>
               <w:tab/>
-            </w:r>
-            <w:r>
-              <w:rPr>
-                <w:noProof/>
-                <w:webHidden/>
-              </w:rPr>
               <w:fldChar w:fldCharType="begin"/>
-            </w:r>
-            <w:r>
-              <w:rPr>
-                <w:noProof/>
-                <w:webHidden/>
-              </w:rPr>
               <w:instrText xml:space="preserve"> PAGEREF _Toc226210938 \h </w:instrText>
-            </w:r>
-            <w:r>
-              <w:rPr>
-                <w:noProof/>
-                <w:webHidden/>
-              </w:rPr>
-            </w:r>
-            <w:r>
-              <w:rPr>
-                <w:noProof/>
-                <w:webHidden/>
-              </w:rPr>
               <w:fldChar w:fldCharType="separate"/>
-            </w:r>
-            <w:r>
-              <w:rPr>
-                <w:noProof/>
-                <w:webHidden/>
-              </w:rPr>
               <w:t>27</w:t>
-            </w:r>
-            <w:r>
-              <w:rPr>
-                <w:noProof/>
-                <w:webHidden/>
-              </w:rPr>
               <w:fldChar w:fldCharType="end"/>
             </w:r>
           </w:hyperlink>
@@ -5484,7 +2780,7 @@
                 <w:rStyle w:val="Hyperlink"/>
                 <w:noProof/>
               </w:rPr>
-              <w:t>9.2 Network Requirements</w:t>
+              <w:t>10.2 Network Requirements</w:t>
             </w:r>
             <w:r>
               <w:rPr>
@@ -5492,46 +2788,10 @@
                 <w:webHidden/>
               </w:rPr>
               <w:tab/>
-            </w:r>
-            <w:r>
-              <w:rPr>
-                <w:noProof/>
-                <w:webHidden/>
-              </w:rPr>
               <w:fldChar w:fldCharType="begin"/>
-            </w:r>
-            <w:r>
-              <w:rPr>
-                <w:noProof/>
-                <w:webHidden/>
-              </w:rPr>
               <w:instrText xml:space="preserve"> PAGEREF _Toc226210939 \h </w:instrText>
-            </w:r>
-            <w:r>
-              <w:rPr>
-                <w:noProof/>
-                <w:webHidden/>
-              </w:rPr>
-            </w:r>
-            <w:r>
-              <w:rPr>
-                <w:noProof/>
-                <w:webHidden/>
-              </w:rPr>
               <w:fldChar w:fldCharType="separate"/>
-            </w:r>
-            <w:r>
-              <w:rPr>
-                <w:noProof/>
-                <w:webHidden/>
-              </w:rPr>
               <w:t>27</w:t>
-            </w:r>
-            <w:r>
-              <w:rPr>
-                <w:noProof/>
-                <w:webHidden/>
-              </w:rPr>
               <w:fldChar w:fldCharType="end"/>
             </w:r>
           </w:hyperlink>
@@ -5555,7 +2815,7 @@
                 <w:rStyle w:val="Hyperlink"/>
                 <w:noProof/>
               </w:rPr>
-              <w:t>9.3 Troubleshooting</w:t>
+              <w:t>10.3 Troubleshooting</w:t>
             </w:r>
             <w:r>
               <w:rPr>
@@ -5563,46 +2823,10 @@
                 <w:webHidden/>
               </w:rPr>
               <w:tab/>
-            </w:r>
-            <w:r>
-              <w:rPr>
-                <w:noProof/>
-                <w:webHidden/>
-              </w:rPr>
               <w:fldChar w:fldCharType="begin"/>
-            </w:r>
-            <w:r>
-              <w:rPr>
-                <w:noProof/>
-                <w:webHidden/>
-              </w:rPr>
               <w:instrText xml:space="preserve"> PAGEREF _Toc226210940 \h </w:instrText>
-            </w:r>
-            <w:r>
-              <w:rPr>
-                <w:noProof/>
-                <w:webHidden/>
-              </w:rPr>
-            </w:r>
-            <w:r>
-              <w:rPr>
-                <w:noProof/>
-                <w:webHidden/>
-              </w:rPr>
               <w:fldChar w:fldCharType="separate"/>
-            </w:r>
-            <w:r>
-              <w:rPr>
-                <w:noProof/>
-                <w:webHidden/>
-              </w:rPr>
               <w:t>27</w:t>
-            </w:r>
-            <w:r>
-              <w:rPr>
-                <w:noProof/>
-                <w:webHidden/>
-              </w:rPr>
               <w:fldChar w:fldCharType="end"/>
             </w:r>
           </w:hyperlink>
@@ -5626,7 +2850,7 @@
                 <w:rStyle w:val="Hyperlink"/>
                 <w:noProof/>
               </w:rPr>
-              <w:t>9.4 Service Limits &amp; Monitoring</w:t>
+              <w:t>10.4 Service Limits &amp; Monitoring</w:t>
             </w:r>
             <w:r>
               <w:rPr>
@@ -5634,46 +2858,10 @@
                 <w:webHidden/>
               </w:rPr>
               <w:tab/>
-            </w:r>
-            <w:r>
-              <w:rPr>
-                <w:noProof/>
-                <w:webHidden/>
-              </w:rPr>
               <w:fldChar w:fldCharType="begin"/>
-            </w:r>
-            <w:r>
-              <w:rPr>
-                <w:noProof/>
-                <w:webHidden/>
-              </w:rPr>
               <w:instrText xml:space="preserve"> PAGEREF _Toc226210941 \h </w:instrText>
-            </w:r>
-            <w:r>
-              <w:rPr>
-                <w:noProof/>
-                <w:webHidden/>
-              </w:rPr>
-            </w:r>
-            <w:r>
-              <w:rPr>
-                <w:noProof/>
-                <w:webHidden/>
-              </w:rPr>
               <w:fldChar w:fldCharType="separate"/>
-            </w:r>
-            <w:r>
-              <w:rPr>
-                <w:noProof/>
-                <w:webHidden/>
-              </w:rPr>
               <w:t>28</w:t>
-            </w:r>
-            <w:r>
-              <w:rPr>
-                <w:noProof/>
-                <w:webHidden/>
-              </w:rPr>
               <w:fldChar w:fldCharType="end"/>
             </w:r>
           </w:hyperlink>
@@ -5697,7 +2885,7 @@
                 <w:rStyle w:val="Hyperlink"/>
                 <w:noProof/>
               </w:rPr>
-              <w:t>9.5 Contact &amp; Escalation</w:t>
+              <w:t>10.5 Contact &amp; Escalation</w:t>
             </w:r>
             <w:r>
               <w:rPr>
@@ -5705,46 +2893,10 @@
                 <w:webHidden/>
               </w:rPr>
               <w:tab/>
-            </w:r>
-            <w:r>
-              <w:rPr>
-                <w:noProof/>
-                <w:webHidden/>
-              </w:rPr>
               <w:fldChar w:fldCharType="begin"/>
-            </w:r>
-            <w:r>
-              <w:rPr>
-                <w:noProof/>
-                <w:webHidden/>
-              </w:rPr>
               <w:instrText xml:space="preserve"> PAGEREF _Toc226210942 \h </w:instrText>
-            </w:r>
-            <w:r>
-              <w:rPr>
-                <w:noProof/>
-                <w:webHidden/>
-              </w:rPr>
-            </w:r>
-            <w:r>
-              <w:rPr>
-                <w:noProof/>
-                <w:webHidden/>
-              </w:rPr>
               <w:fldChar w:fldCharType="separate"/>
-            </w:r>
-            <w:r>
-              <w:rPr>
-                <w:noProof/>
-                <w:webHidden/>
-              </w:rPr>
               <w:t>29</w:t>
-            </w:r>
-            <w:r>
-              <w:rPr>
-                <w:noProof/>
-                <w:webHidden/>
-              </w:rPr>
               <w:fldChar w:fldCharType="end"/>
             </w:r>
           </w:hyperlink>
@@ -5768,7 +2920,7 @@
                 <w:rStyle w:val="Hyperlink"/>
                 <w:noProof/>
               </w:rPr>
-              <w:t>10. PLANNED ENHANCEMENTS</w:t>
+              <w:t>11. PLANNED ENHANCEMENTS</w:t>
             </w:r>
             <w:r>
               <w:rPr>
@@ -5776,46 +2928,10 @@
                 <w:webHidden/>
               </w:rPr>
               <w:tab/>
-            </w:r>
-            <w:r>
-              <w:rPr>
-                <w:noProof/>
-                <w:webHidden/>
-              </w:rPr>
               <w:fldChar w:fldCharType="begin"/>
-            </w:r>
-            <w:r>
-              <w:rPr>
-                <w:noProof/>
-                <w:webHidden/>
-              </w:rPr>
               <w:instrText xml:space="preserve"> PAGEREF _Toc226210943 \h </w:instrText>
-            </w:r>
-            <w:r>
-              <w:rPr>
-                <w:noProof/>
-                <w:webHidden/>
-              </w:rPr>
-            </w:r>
-            <w:r>
-              <w:rPr>
-                <w:noProof/>
-                <w:webHidden/>
-              </w:rPr>
               <w:fldChar w:fldCharType="separate"/>
-            </w:r>
-            <w:r>
-              <w:rPr>
-                <w:noProof/>
-                <w:webHidden/>
-              </w:rPr>
               <w:t>29</w:t>
-            </w:r>
-            <w:r>
-              <w:rPr>
-                <w:noProof/>
-                <w:webHidden/>
-              </w:rPr>
               <w:fldChar w:fldCharType="end"/>
             </w:r>
           </w:hyperlink>
@@ -5839,7 +2955,7 @@
                 <w:rStyle w:val="Hyperlink"/>
                 <w:noProof/>
               </w:rPr>
-              <w:t>10.1 Incident &amp; Performance Data (First Due)</w:t>
+              <w:t>11.1 Incident &amp; Performance Data (First Due)</w:t>
             </w:r>
             <w:r>
               <w:rPr>
@@ -5847,46 +2963,10 @@
                 <w:webHidden/>
               </w:rPr>
               <w:tab/>
-            </w:r>
-            <w:r>
-              <w:rPr>
-                <w:noProof/>
-                <w:webHidden/>
-              </w:rPr>
               <w:fldChar w:fldCharType="begin"/>
-            </w:r>
-            <w:r>
-              <w:rPr>
-                <w:noProof/>
-                <w:webHidden/>
-              </w:rPr>
               <w:instrText xml:space="preserve"> PAGEREF _Toc226210944 \h </w:instrText>
-            </w:r>
-            <w:r>
-              <w:rPr>
-                <w:noProof/>
-                <w:webHidden/>
-              </w:rPr>
-            </w:r>
-            <w:r>
-              <w:rPr>
-                <w:noProof/>
-                <w:webHidden/>
-              </w:rPr>
               <w:fldChar w:fldCharType="separate"/>
-            </w:r>
-            <w:r>
-              <w:rPr>
-                <w:noProof/>
-                <w:webHidden/>
-              </w:rPr>
               <w:t>29</w:t>
-            </w:r>
-            <w:r>
-              <w:rPr>
-                <w:noProof/>
-                <w:webHidden/>
-              </w:rPr>
               <w:fldChar w:fldCharType="end"/>
             </w:r>
           </w:hyperlink>
@@ -5910,7 +2990,7 @@
                 <w:rStyle w:val="Hyperlink"/>
                 <w:noProof/>
               </w:rPr>
-              <w:t>10.2 Display Content Enhancements</w:t>
+              <w:t>11.2 Display Content Enhancements</w:t>
             </w:r>
             <w:r>
               <w:rPr>
@@ -5918,46 +2998,10 @@
                 <w:webHidden/>
               </w:rPr>
               <w:tab/>
-            </w:r>
-            <w:r>
-              <w:rPr>
-                <w:noProof/>
-                <w:webHidden/>
-              </w:rPr>
               <w:fldChar w:fldCharType="begin"/>
-            </w:r>
-            <w:r>
-              <w:rPr>
-                <w:noProof/>
-                <w:webHidden/>
-              </w:rPr>
               <w:instrText xml:space="preserve"> PAGEREF _Toc226210945 \h </w:instrText>
-            </w:r>
-            <w:r>
-              <w:rPr>
-                <w:noProof/>
-                <w:webHidden/>
-              </w:rPr>
-            </w:r>
-            <w:r>
-              <w:rPr>
-                <w:noProof/>
-                <w:webHidden/>
-              </w:rPr>
               <w:fldChar w:fldCharType="separate"/>
-            </w:r>
-            <w:r>
-              <w:rPr>
-                <w:noProof/>
-                <w:webHidden/>
-              </w:rPr>
               <w:t>29</w:t>
-            </w:r>
-            <w:r>
-              <w:rPr>
-                <w:noProof/>
-                <w:webHidden/>
-              </w:rPr>
               <w:fldChar w:fldCharType="end"/>
             </w:r>
           </w:hyperlink>
@@ -6002,7 +3046,7 @@
     </w:p>
     <w:p>
       <w:r>
-        <w:t>The Fire Station Display Board system is a set of digital display screens deployed throughout the fire station that provide firefighters with real-time and regularly updated operational information. Content displayed includes traffic camera feeds, river gauge levels and hydrographs, Google Slides presentations with department announcements, and other data relevant to daily operations.</w:t>
+        <w:t>The Fire Station Display Board system is a set of digital display screens deployed throughout the fire station that provide firefighters with real-time and regularly updated operational information. Content displayed includes traffic camera feeds, river gauge levels and hydrographs, Google Slides presentations with department announcements, rotating safety messages, a station calendar, a probationary firefighter spotlight, and other data relevant to daily operations.</w:t>
       </w:r>
     </w:p>
     <w:p/>
@@ -6756,7 +3800,7 @@
                 <w:sz w:val="18"/>
                 <w:szCs w:val="18"/>
               </w:rPr>
-              <w:t>images.weserv.nl</w:t>
+              <w:t>NOAA NWPS API</w:t>
             </w:r>
           </w:p>
         </w:tc>
@@ -6782,7 +3826,7 @@
                 <w:sz w:val="18"/>
                 <w:szCs w:val="18"/>
               </w:rPr>
-              <w:t>Image resizing and format conversion</w:t>
+              <w:t>River gauge data (stage, flood thresholds, forecasts)</w:t>
             </w:r>
           </w:p>
         </w:tc>
@@ -6808,7 +3852,7 @@
                 <w:sz w:val="18"/>
                 <w:szCs w:val="18"/>
               </w:rPr>
-              <w:t>Free</w:t>
+              <w:t>Free / Public</w:t>
             </w:r>
           </w:p>
         </w:tc>
@@ -6836,86 +3880,7 @@
                 <w:sz w:val="18"/>
                 <w:szCs w:val="18"/>
               </w:rPr>
-              <w:t>NOAA NWPS API</w:t>
-            </w:r>
-          </w:p>
-        </w:tc>
-        <w:tc>
-          <w:tcPr>
-            <w:tcW w:w="3133" w:type="dxa"/>
-            <w:tcBorders>
-              <w:top w:val="single" w:sz="1" w:space="0" w:color="CCCCCC"/>
-              <w:left w:val="single" w:sz="1" w:space="0" w:color="CCCCCC"/>
-              <w:bottom w:val="single" w:sz="1" w:space="0" w:color="CCCCCC"/>
-              <w:right w:val="single" w:sz="1" w:space="0" w:color="CCCCCC"/>
-            </w:tcBorders>
-            <w:tcMar>
-              <w:top w:w="80" w:type="dxa"/>
-              <w:left w:w="120" w:type="dxa"/>
-              <w:bottom w:w="80" w:type="dxa"/>
-              <w:right w:w="120" w:type="dxa"/>
-            </w:tcMar>
-          </w:tcPr>
-          <w:p>
-            <w:r>
-              <w:rPr>
-                <w:sz w:val="18"/>
-                <w:szCs w:val="18"/>
-              </w:rPr>
-              <w:t>River gauge data (stage, flood thresholds, forecasts)</w:t>
-            </w:r>
-          </w:p>
-        </w:tc>
-        <w:tc>
-          <w:tcPr>
-            <w:tcW w:w="2125" w:type="dxa"/>
-            <w:tcBorders>
-              <w:top w:val="single" w:sz="1" w:space="0" w:color="CCCCCC"/>
-              <w:left w:val="single" w:sz="1" w:space="0" w:color="CCCCCC"/>
-              <w:bottom w:val="single" w:sz="1" w:space="0" w:color="CCCCCC"/>
-              <w:right w:val="single" w:sz="1" w:space="0" w:color="CCCCCC"/>
-            </w:tcBorders>
-            <w:tcMar>
-              <w:top w:w="80" w:type="dxa"/>
-              <w:left w:w="120" w:type="dxa"/>
-              <w:bottom w:w="80" w:type="dxa"/>
-              <w:right w:w="120" w:type="dxa"/>
-            </w:tcMar>
-          </w:tcPr>
-          <w:p>
-            <w:r>
-              <w:rPr>
-                <w:sz w:val="18"/>
-                <w:szCs w:val="18"/>
-              </w:rPr>
-              <w:t>Free / Public</w:t>
-            </w:r>
-          </w:p>
-        </w:tc>
-      </w:tr>
-      <w:tr>
-        <w:tc>
-          <w:tcPr>
-            <w:tcW w:w="2251" w:type="dxa"/>
-            <w:tcBorders>
-              <w:top w:val="single" w:sz="1" w:space="0" w:color="CCCCCC"/>
-              <w:left w:val="single" w:sz="1" w:space="0" w:color="CCCCCC"/>
-              <w:bottom w:val="single" w:sz="1" w:space="0" w:color="CCCCCC"/>
-              <w:right w:val="single" w:sz="1" w:space="0" w:color="CCCCCC"/>
-            </w:tcBorders>
-            <w:tcMar>
-              <w:top w:w="80" w:type="dxa"/>
-              <w:left w:w="120" w:type="dxa"/>
-              <w:bottom w:w="80" w:type="dxa"/>
-              <w:right w:w="120" w:type="dxa"/>
-            </w:tcMar>
-          </w:tcPr>
-          <w:p>
-            <w:r>
-              <w:rPr>
-                <w:sz w:val="18"/>
-                <w:szCs w:val="18"/>
-              </w:rPr>
+              <w:lastRenderedPageBreak/>
               <w:t>ND DOT / USGS</w:t>
             </w:r>
           </w:p>
@@ -7164,24 +4129,8 @@
                 <w:sz w:val="18"/>
                 <w:szCs w:val="18"/>
               </w:rPr>
-              <w:t>dash.cloudflare.com</w:t>
-            </w:r>
-            <w:r>
-              <w:rPr>
-                <w:sz w:val="18"/>
-                <w:szCs w:val="18"/>
-              </w:rPr>
-              <w:t xml:space="preserve"> – </w:t>
-            </w:r>
-            <w:proofErr w:type="spellStart"/>
-            <w:r>
-              <w:rPr>
-                <w:sz w:val="18"/>
-                <w:szCs w:val="18"/>
-              </w:rPr>
-              <w:t>bwehner</w:t>
-            </w:r>
-            <w:proofErr w:type="spellEnd"/>
+              <w:t>dash.cloudflare.com – bwehner</w:t>
+            </w:r>
           </w:p>
         </w:tc>
         <w:tc>
@@ -7206,23 +4155,7 @@
                 <w:sz w:val="18"/>
                 <w:szCs w:val="18"/>
               </w:rPr>
-              <w:t>Worker deployment, subdomain (</w:t>
-            </w:r>
-            <w:proofErr w:type="spellStart"/>
-            <w:r>
-              <w:rPr>
-                <w:sz w:val="18"/>
-                <w:szCs w:val="18"/>
-              </w:rPr>
-              <w:t>bwehner</w:t>
-            </w:r>
-            <w:proofErr w:type="spellEnd"/>
-            <w:r>
-              <w:rPr>
-                <w:sz w:val="18"/>
-                <w:szCs w:val="18"/>
-              </w:rPr>
-              <w:t>), secrets storage</w:t>
+              <w:t>Worker deployment, subdomain (bwehner), secrets storage</w:t>
             </w:r>
           </w:p>
         </w:tc>
@@ -7276,17 +4209,8 @@
                 <w:sz w:val="18"/>
                 <w:szCs w:val="18"/>
               </w:rPr>
-              <w:t>github.com/</w:t>
-            </w:r>
-            <w:proofErr w:type="spellStart"/>
-            <w:r>
-              <w:rPr>
-                <w:sz w:val="18"/>
-                <w:szCs w:val="18"/>
-              </w:rPr>
-              <w:t>wehnerb</w:t>
-            </w:r>
-            <w:proofErr w:type="spellEnd"/>
+              <w:t>github.com/wehnerb</w:t>
+            </w:r>
           </w:p>
         </w:tc>
         <w:tc>
@@ -7360,21 +4284,12 @@
             </w:tcMar>
           </w:tcPr>
           <w:p>
-            <w:proofErr w:type="gramStart"/>
-            <w:r>
-              <w:rPr>
-                <w:sz w:val="18"/>
-                <w:szCs w:val="18"/>
-              </w:rPr>
-              <w:t>console.cloud.google.com  —</w:t>
-            </w:r>
-            <w:proofErr w:type="gramEnd"/>
-            <w:r>
-              <w:rPr>
-                <w:sz w:val="18"/>
-                <w:szCs w:val="18"/>
-              </w:rPr>
-              <w:t xml:space="preserve">  bwehner@fargond.gov</w:t>
+            <w:r>
+              <w:rPr>
+                <w:sz w:val="18"/>
+                <w:szCs w:val="18"/>
+              </w:rPr>
+              <w:t>console.cloud.google.com  —  bwehner@fargond.gov</w:t>
             </w:r>
           </w:p>
         </w:tc>
@@ -7582,17 +4497,8 @@
                 <w:sz w:val="18"/>
                 <w:szCs w:val="18"/>
               </w:rPr>
-              <w:t>station-image-</w:t>
-            </w:r>
-            <w:proofErr w:type="spellStart"/>
-            <w:r>
-              <w:rPr>
-                <w:sz w:val="18"/>
-                <w:szCs w:val="18"/>
-              </w:rPr>
-              <w:t>proxy.bwehner.workers.dev</w:t>
-            </w:r>
-            <w:proofErr w:type="spellEnd"/>
+              <w:t>station-image-proxy.bwehner.workers.dev</w:t>
+            </w:r>
           </w:p>
         </w:tc>
         <w:tc>
@@ -7671,17 +4577,8 @@
                 <w:sz w:val="18"/>
                 <w:szCs w:val="18"/>
               </w:rPr>
-              <w:t>slide-timing-</w:t>
-            </w:r>
-            <w:proofErr w:type="spellStart"/>
-            <w:r>
-              <w:rPr>
-                <w:sz w:val="18"/>
-                <w:szCs w:val="18"/>
-              </w:rPr>
-              <w:t>proxy.bwehner.workers.dev</w:t>
-            </w:r>
-            <w:proofErr w:type="spellEnd"/>
+              <w:t>slide-timing-proxy.bwehner.workers.dev</w:t>
+            </w:r>
           </w:p>
         </w:tc>
         <w:tc>
@@ -7760,17 +4657,8 @@
                 <w:sz w:val="18"/>
                 <w:szCs w:val="18"/>
               </w:rPr>
-              <w:t>river-level-</w:t>
-            </w:r>
-            <w:proofErr w:type="spellStart"/>
-            <w:r>
-              <w:rPr>
-                <w:sz w:val="18"/>
-                <w:szCs w:val="18"/>
-              </w:rPr>
-              <w:t>display.bwehner.workers.dev</w:t>
-            </w:r>
-            <w:proofErr w:type="spellEnd"/>
+              <w:t>river-level-display.bwehner.workers.dev</w:t>
+            </w:r>
           </w:p>
         </w:tc>
         <w:tc>
@@ -7849,17 +4737,8 @@
                 <w:sz w:val="18"/>
                 <w:szCs w:val="18"/>
               </w:rPr>
-              <w:t>daily-message-</w:t>
-            </w:r>
-            <w:proofErr w:type="spellStart"/>
-            <w:r>
-              <w:rPr>
-                <w:sz w:val="18"/>
-                <w:szCs w:val="18"/>
-              </w:rPr>
-              <w:t>display.bwehner.workers.dev</w:t>
-            </w:r>
-            <w:proofErr w:type="spellEnd"/>
+              <w:t>daily-message-display.bwehner.workers.dev</w:t>
+            </w:r>
           </w:p>
         </w:tc>
         <w:tc>
@@ -7938,17 +4817,8 @@
                 <w:sz w:val="18"/>
                 <w:szCs w:val="18"/>
               </w:rPr>
-              <w:t>calendar-</w:t>
-            </w:r>
-            <w:proofErr w:type="spellStart"/>
-            <w:r>
-              <w:rPr>
-                <w:sz w:val="18"/>
-                <w:szCs w:val="18"/>
-              </w:rPr>
-              <w:t>display.bwehner.workers.dev</w:t>
-            </w:r>
-            <w:proofErr w:type="spellEnd"/>
+              <w:t>calendar-display.bwehner.workers.dev</w:t>
+            </w:r>
           </w:p>
         </w:tc>
         <w:tc>
@@ -7973,21 +4843,87 @@
                 <w:sz w:val="18"/>
                 <w:szCs w:val="18"/>
               </w:rPr>
-              <w:t xml:space="preserve">Station calendar display from </w:t>
-            </w:r>
-            <w:r>
-              <w:rPr>
-                <w:sz w:val="18"/>
-                <w:szCs w:val="18"/>
-              </w:rPr>
-              <w:t>exported</w:t>
-            </w:r>
-            <w:r>
-              <w:rPr>
-                <w:sz w:val="18"/>
-                <w:szCs w:val="18"/>
-              </w:rPr>
-              <w:t xml:space="preserve"> ICS file</w:t>
+              <w:t>Station calendar display from exported ICS file</w:t>
+            </w:r>
+          </w:p>
+        </w:tc>
+      </w:tr>
+      <w:tr>
+        <w:tc>
+          <w:tcPr>
+            <w:tcW w:w="2600" w:type="dxa"/>
+            <w:tcBorders>
+              <w:top w:val="single" w:sz="1" w:space="0" w:color="CCCCCC"/>
+              <w:left w:val="single" w:sz="1" w:space="0" w:color="CCCCCC"/>
+              <w:bottom w:val="single" w:sz="1" w:space="0" w:color="CCCCCC"/>
+              <w:right w:val="single" w:sz="1" w:space="0" w:color="CCCCCC"/>
+            </w:tcBorders>
+            <w:tcMar>
+              <w:top w:w="80" w:type="dxa"/>
+              <w:left w:w="120" w:type="dxa"/>
+              <w:bottom w:w="80" w:type="dxa"/>
+              <w:right w:w="120" w:type="dxa"/>
+            </w:tcMar>
+          </w:tcPr>
+          <w:p>
+            <w:r>
+              <w:rPr>
+                <w:sz w:val="18"/>
+                <w:szCs w:val="18"/>
+              </w:rPr>
+              <w:t>probationary-firefighter-display</w:t>
+            </w:r>
+          </w:p>
+        </w:tc>
+        <w:tc>
+          <w:tcPr>
+            <w:tcW w:w="3700" w:type="dxa"/>
+            <w:tcBorders>
+              <w:top w:val="single" w:sz="1" w:space="0" w:color="CCCCCC"/>
+              <w:left w:val="single" w:sz="1" w:space="0" w:color="CCCCCC"/>
+              <w:bottom w:val="single" w:sz="1" w:space="0" w:color="CCCCCC"/>
+              <w:right w:val="single" w:sz="1" w:space="0" w:color="CCCCCC"/>
+            </w:tcBorders>
+            <w:tcMar>
+              <w:top w:w="80" w:type="dxa"/>
+              <w:left w:w="120" w:type="dxa"/>
+              <w:bottom w:w="80" w:type="dxa"/>
+              <w:right w:w="120" w:type="dxa"/>
+            </w:tcMar>
+          </w:tcPr>
+          <w:p>
+            <w:r>
+              <w:rPr>
+                <w:sz w:val="18"/>
+                <w:szCs w:val="18"/>
+              </w:rPr>
+              <w:t>probationary-firefighter-display.bwehner.workers.dev</w:t>
+            </w:r>
+          </w:p>
+        </w:tc>
+        <w:tc>
+          <w:tcPr>
+            <w:tcW w:w="3060" w:type="dxa"/>
+            <w:tcBorders>
+              <w:top w:val="single" w:sz="1" w:space="0" w:color="CCCCCC"/>
+              <w:left w:val="single" w:sz="1" w:space="0" w:color="CCCCCC"/>
+              <w:bottom w:val="single" w:sz="1" w:space="0" w:color="CCCCCC"/>
+              <w:right w:val="single" w:sz="1" w:space="0" w:color="CCCCCC"/>
+            </w:tcBorders>
+            <w:tcMar>
+              <w:top w:w="80" w:type="dxa"/>
+              <w:left w:w="120" w:type="dxa"/>
+              <w:bottom w:w="80" w:type="dxa"/>
+              <w:right w:w="120" w:type="dxa"/>
+            </w:tcMar>
+          </w:tcPr>
+          <w:p>
+            <w:r>
+              <w:rPr>
+                <w:sz w:val="18"/>
+                <w:szCs w:val="18"/>
+              </w:rPr>
+              <w:t>Rotating probationary firefighter spotlight display</w:t>
             </w:r>
           </w:p>
         </w:tc>
@@ -8028,7 +4964,7 @@
       </w:tblPr>
       <w:tblGrid>
         <w:gridCol w:w="3541"/>
-        <w:gridCol w:w="1181"/>
+        <w:gridCol w:w="1301"/>
         <w:gridCol w:w="10425"/>
       </w:tblGrid>
       <w:tr>
@@ -8762,23 +5698,7 @@
                 <w:sz w:val="18"/>
                 <w:szCs w:val="18"/>
               </w:rPr>
-              <w:t>Google Slides published embed ID — the long string between /d/e/ and /</w:t>
-            </w:r>
-            <w:proofErr w:type="spellStart"/>
-            <w:r>
-              <w:rPr>
-                <w:sz w:val="18"/>
-                <w:szCs w:val="18"/>
-              </w:rPr>
-              <w:t>pubembed</w:t>
-            </w:r>
-            <w:proofErr w:type="spellEnd"/>
-            <w:r>
-              <w:rPr>
-                <w:sz w:val="18"/>
-                <w:szCs w:val="18"/>
-              </w:rPr>
-              <w:t xml:space="preserve"> in the File → Share → Publish to web embed URL. Stored as a Worker secret, not hardcoded in source.</w:t>
+              <w:t>Google Slides published embed ID — the long string between /d/e/ and /pubembed in the File → Share → Publish to web embed URL. Stored as a Worker secret, not hardcoded in source.</w:t>
             </w:r>
           </w:p>
         </w:tc>
@@ -8858,23 +5778,7 @@
                 <w:sz w:val="18"/>
                 <w:szCs w:val="18"/>
               </w:rPr>
-              <w:t xml:space="preserve">Full WebDAV URL to the ICS file on </w:t>
-            </w:r>
-            <w:proofErr w:type="spellStart"/>
-            <w:r>
-              <w:rPr>
-                <w:sz w:val="18"/>
-                <w:szCs w:val="18"/>
-              </w:rPr>
-              <w:t>Nextcloud</w:t>
-            </w:r>
-            <w:proofErr w:type="spellEnd"/>
-            <w:r>
-              <w:rPr>
-                <w:sz w:val="18"/>
-                <w:szCs w:val="18"/>
-              </w:rPr>
-              <w:t>. Format: https://fileshare.fargond.gov/remote.php/dav/files/USERNAME/FFD%20Calendar%20Export/FFD%20Calendar%20Calendar.ics</w:t>
+              <w:t>Full WebDAV URL to the ICS file on Nextcloud. Format: https://fileshare.fargond.gov/remote.php/dav/files/USERNAME/FFD%20Calendar%20Export/FFD%20Calendar%20Calendar.ics</w:t>
             </w:r>
           </w:p>
         </w:tc>
@@ -8949,21 +5853,12 @@
             </w:tcMar>
           </w:tcPr>
           <w:p>
-            <w:proofErr w:type="spellStart"/>
-            <w:r>
-              <w:rPr>
-                <w:sz w:val="18"/>
-                <w:szCs w:val="18"/>
-              </w:rPr>
-              <w:t>Nextcloud</w:t>
-            </w:r>
-            <w:proofErr w:type="spellEnd"/>
-            <w:r>
-              <w:rPr>
-                <w:sz w:val="18"/>
-                <w:szCs w:val="18"/>
-              </w:rPr>
-              <w:t xml:space="preserve"> login username (shown when creating an app password — not the display name).</w:t>
+            <w:r>
+              <w:rPr>
+                <w:sz w:val="18"/>
+                <w:szCs w:val="18"/>
+              </w:rPr>
+              <w:t>Nextcloud login username (shown when creating an app password — not the display name).</w:t>
             </w:r>
           </w:p>
         </w:tc>
@@ -9038,37 +5933,172 @@
             </w:tcMar>
           </w:tcPr>
           <w:p>
-            <w:proofErr w:type="spellStart"/>
-            <w:r>
-              <w:rPr>
-                <w:sz w:val="18"/>
-                <w:szCs w:val="18"/>
-              </w:rPr>
-              <w:t>Nextcloud</w:t>
-            </w:r>
-            <w:proofErr w:type="spellEnd"/>
-            <w:r>
-              <w:rPr>
-                <w:sz w:val="18"/>
-                <w:szCs w:val="18"/>
-              </w:rPr>
-              <w:t xml:space="preserve"> app password. Generate at: </w:t>
-            </w:r>
-            <w:proofErr w:type="spellStart"/>
-            <w:r>
-              <w:rPr>
-                <w:sz w:val="18"/>
-                <w:szCs w:val="18"/>
-              </w:rPr>
-              <w:t>Nextcloud</w:t>
-            </w:r>
-            <w:proofErr w:type="spellEnd"/>
-            <w:r>
-              <w:rPr>
-                <w:sz w:val="18"/>
-                <w:szCs w:val="18"/>
-              </w:rPr>
-              <w:t xml:space="preserve"> → Settings → Security → Devices &amp; sessions → Create new app password. Use an app password rather than the account password so it can be revoked independently.</w:t>
+            <w:r>
+              <w:rPr>
+                <w:sz w:val="18"/>
+                <w:szCs w:val="18"/>
+              </w:rPr>
+              <w:t>Nextcloud app password. Generate at: Nextcloud → Settings → Security → Devices &amp; sessions → Create new app password. Use an app password rather than the account password so it can be revoked independently.</w:t>
+            </w:r>
+          </w:p>
+        </w:tc>
+      </w:tr>
+      <w:tr>
+        <w:tc>
+          <w:tcPr>
+            <w:tcW w:w="3541" w:type="dxa"/>
+            <w:tcBorders>
+              <w:top w:val="single" w:sz="1" w:space="0" w:color="CCCCCC"/>
+              <w:left w:val="single" w:sz="1" w:space="0" w:color="CCCCCC"/>
+              <w:bottom w:val="single" w:sz="1" w:space="0" w:color="CCCCCC"/>
+              <w:right w:val="single" w:sz="1" w:space="0" w:color="CCCCCC"/>
+            </w:tcBorders>
+            <w:tcMar>
+              <w:top w:w="80" w:type="dxa"/>
+              <w:left w:w="120" w:type="dxa"/>
+              <w:bottom w:w="80" w:type="dxa"/>
+              <w:right w:w="120" w:type="dxa"/>
+            </w:tcMar>
+          </w:tcPr>
+          <w:p>
+            <w:r>
+              <w:rPr>
+                <w:sz w:val="18"/>
+                <w:szCs w:val="18"/>
+              </w:rPr>
+              <w:t>GOOGLE_SHEET_ID</w:t>
+            </w:r>
+          </w:p>
+        </w:tc>
+        <w:tc>
+          <w:tcPr>
+            <w:tcW w:w="2001" w:type="dxa"/>
+            <w:tcBorders>
+              <w:top w:val="single" w:sz="1" w:space="0" w:color="CCCCCC"/>
+              <w:left w:val="single" w:sz="1" w:space="0" w:color="CCCCCC"/>
+              <w:bottom w:val="single" w:sz="1" w:space="0" w:color="CCCCCC"/>
+              <w:right w:val="single" w:sz="1" w:space="0" w:color="CCCCCC"/>
+            </w:tcBorders>
+            <w:tcMar>
+              <w:top w:w="80" w:type="dxa"/>
+              <w:left w:w="120" w:type="dxa"/>
+              <w:bottom w:w="80" w:type="dxa"/>
+              <w:right w:w="120" w:type="dxa"/>
+            </w:tcMar>
+          </w:tcPr>
+          <w:p>
+            <w:r>
+              <w:rPr>
+                <w:sz w:val="18"/>
+                <w:szCs w:val="18"/>
+              </w:rPr>
+              <w:t>probationary-firefighter-display only</w:t>
+            </w:r>
+          </w:p>
+        </w:tc>
+        <w:tc>
+          <w:tcPr>
+            <w:tcW w:w="3818" w:type="dxa"/>
+            <w:tcBorders>
+              <w:top w:val="single" w:sz="1" w:space="0" w:color="CCCCCC"/>
+              <w:left w:val="single" w:sz="1" w:space="0" w:color="CCCCCC"/>
+              <w:bottom w:val="single" w:sz="1" w:space="0" w:color="CCCCCC"/>
+              <w:right w:val="single" w:sz="1" w:space="0" w:color="CCCCCC"/>
+            </w:tcBorders>
+            <w:tcMar>
+              <w:top w:w="80" w:type="dxa"/>
+              <w:left w:w="120" w:type="dxa"/>
+              <w:bottom w:w="80" w:type="dxa"/>
+              <w:right w:w="120" w:type="dxa"/>
+            </w:tcMar>
+          </w:tcPr>
+          <w:p>
+            <w:r>
+              <w:rPr>
+                <w:sz w:val="18"/>
+                <w:szCs w:val="18"/>
+              </w:rPr>
+              <w:t>The ID of the Google Sheet containing firefighter bios (“Fire Station Display – Probationary Firefighter Information”). Found in the Sheet URL between /d/ and /edit. Set in Cloudflare dashboard, not GitHub Actions.</w:t>
+            </w:r>
+          </w:p>
+        </w:tc>
+      </w:tr>
+      <w:tr>
+        <w:tc>
+          <w:tcPr>
+            <w:tcW w:w="3541" w:type="dxa"/>
+            <w:tcBorders>
+              <w:top w:val="single" w:sz="1" w:space="0" w:color="CCCCCC"/>
+              <w:left w:val="single" w:sz="1" w:space="0" w:color="CCCCCC"/>
+              <w:bottom w:val="single" w:sz="1" w:space="0" w:color="CCCCCC"/>
+              <w:right w:val="single" w:sz="1" w:space="0" w:color="CCCCCC"/>
+            </w:tcBorders>
+            <w:tcMar>
+              <w:top w:w="80" w:type="dxa"/>
+              <w:left w:w="120" w:type="dxa"/>
+              <w:bottom w:w="80" w:type="dxa"/>
+              <w:right w:w="120" w:type="dxa"/>
+            </w:tcMar>
+          </w:tcPr>
+          <w:p>
+            <w:r>
+              <w:rPr>
+                <w:sz w:val="18"/>
+                <w:szCs w:val="18"/>
+              </w:rPr>
+              <w:t>GOOGLE_DRIVE_FOLDER_ID</w:t>
+            </w:r>
+          </w:p>
+        </w:tc>
+        <w:tc>
+          <w:tcPr>
+            <w:tcW w:w="2001" w:type="dxa"/>
+            <w:tcBorders>
+              <w:top w:val="single" w:sz="1" w:space="0" w:color="CCCCCC"/>
+              <w:left w:val="single" w:sz="1" w:space="0" w:color="CCCCCC"/>
+              <w:bottom w:val="single" w:sz="1" w:space="0" w:color="CCCCCC"/>
+              <w:right w:val="single" w:sz="1" w:space="0" w:color="CCCCCC"/>
+            </w:tcBorders>
+            <w:tcMar>
+              <w:top w:w="80" w:type="dxa"/>
+              <w:left w:w="120" w:type="dxa"/>
+              <w:bottom w:w="80" w:type="dxa"/>
+              <w:right w:w="120" w:type="dxa"/>
+            </w:tcMar>
+          </w:tcPr>
+          <w:p>
+            <w:r>
+              <w:rPr>
+                <w:sz w:val="18"/>
+                <w:szCs w:val="18"/>
+              </w:rPr>
+              <w:t>probationary-firefighter-display only</w:t>
+            </w:r>
+          </w:p>
+        </w:tc>
+        <w:tc>
+          <w:tcPr>
+            <w:tcW w:w="3818" w:type="dxa"/>
+            <w:tcBorders>
+              <w:top w:val="single" w:sz="1" w:space="0" w:color="CCCCCC"/>
+              <w:left w:val="single" w:sz="1" w:space="0" w:color="CCCCCC"/>
+              <w:bottom w:val="single" w:sz="1" w:space="0" w:color="CCCCCC"/>
+              <w:right w:val="single" w:sz="1" w:space="0" w:color="CCCCCC"/>
+            </w:tcBorders>
+            <w:tcMar>
+              <w:top w:w="80" w:type="dxa"/>
+              <w:left w:w="120" w:type="dxa"/>
+              <w:bottom w:w="80" w:type="dxa"/>
+              <w:right w:w="120" w:type="dxa"/>
+            </w:tcMar>
+          </w:tcPr>
+          <w:p>
+            <w:r>
+              <w:rPr>
+                <w:sz w:val="18"/>
+                <w:szCs w:val="18"/>
+              </w:rPr>
+              <w:t>The ID of the Google Drive folder containing firefighter photos (“Fire Station Display – Probationary Firefighter Images”). Found in the folder URL after /folders/. Set in Cloudflare dashboard, not GitHub Actions.</w:t>
             </w:r>
           </w:p>
         </w:tc>
@@ -9207,39 +6237,7 @@
                 <w:sz w:val="18"/>
                 <w:szCs w:val="18"/>
               </w:rPr>
-              <w:t xml:space="preserve">GOOGLE_SERVICE_ACCOUNT_EMAIL and GOOGLE_PRIVATE_KEY: Log in to console.cloud.google.com and open the slide-timing project. Go to IAM &amp; Admin → Service Accounts → slide-timing-worker → Keys → Add Key → Create new key (JSON). Download the JSON file. The </w:t>
-            </w:r>
-            <w:proofErr w:type="spellStart"/>
-            <w:r>
-              <w:rPr>
-                <w:sz w:val="18"/>
-                <w:szCs w:val="18"/>
-              </w:rPr>
-              <w:t>client_email</w:t>
-            </w:r>
-            <w:proofErr w:type="spellEnd"/>
-            <w:r>
-              <w:rPr>
-                <w:sz w:val="18"/>
-                <w:szCs w:val="18"/>
-              </w:rPr>
-              <w:t xml:space="preserve"> field is your GOOGLE_SERVICE_ACCOUNT_EMAIL and the </w:t>
-            </w:r>
-            <w:proofErr w:type="spellStart"/>
-            <w:r>
-              <w:rPr>
-                <w:sz w:val="18"/>
-                <w:szCs w:val="18"/>
-              </w:rPr>
-              <w:t>private_key</w:t>
-            </w:r>
-            <w:proofErr w:type="spellEnd"/>
-            <w:r>
-              <w:rPr>
-                <w:sz w:val="18"/>
-                <w:szCs w:val="18"/>
-              </w:rPr>
-              <w:t xml:space="preserve"> field is your GOOGLE_PRIVATE_KEY. Store the JSON file securely and delete it after copying the values into GitHub Secrets.</w:t>
+              <w:t>GOOGLE_SERVICE_ACCOUNT_EMAIL and GOOGLE_PRIVATE_KEY: Log in to console.cloud.google.com and open the slide-timing project. Go to IAM &amp; Admin → Service Accounts → slide-timing-worker → Keys → Add Key → Create new key (JSON). Download the JSON file. The client_email field is your GOOGLE_SERVICE_ACCOUNT_EMAIL and the private_key field is your GOOGLE_PRIVATE_KEY. Store the JSON file securely and delete it after copying the values into GitHub Secrets.</w:t>
             </w:r>
           </w:p>
         </w:tc>
@@ -9268,23 +6266,7 @@
                 <w:sz w:val="18"/>
                 <w:szCs w:val="18"/>
               </w:rPr>
-              <w:t xml:space="preserve">Note: river-level-display does not require any Google credentials — the NOAA NWPS API is fully public. daily-message-display uses the same service account as slide-timing-proxy — no additional Google credentials are needed beyond CLOUDFLARE_ACCOUNT_ID and CLOUDFLARE_API_TOKEN. calendar-display uses </w:t>
-            </w:r>
-            <w:proofErr w:type="spellStart"/>
-            <w:r>
-              <w:rPr>
-                <w:sz w:val="18"/>
-                <w:szCs w:val="18"/>
-              </w:rPr>
-              <w:t>Nextcloud</w:t>
-            </w:r>
-            <w:proofErr w:type="spellEnd"/>
-            <w:r>
-              <w:rPr>
-                <w:sz w:val="18"/>
-                <w:szCs w:val="18"/>
-              </w:rPr>
-              <w:t xml:space="preserve"> WebDAV and does not require any Google credentials.</w:t>
+              <w:t>Note: river-level-display does not require any Google credentials — the NOAA NWPS API is fully public. daily-message-display and probationary-firefighter-display both use the same service account as slide-timing-proxy — no additional Google credentials are needed beyond CLOUDFLARE_ACCOUNT_ID and CLOUDFLARE_API_TOKEN. For probationary-firefighter-display, GOOGLE_SHEET_ID and GOOGLE_DRIVE_FOLDER_ID must also be set directly in the Cloudflare Workers dashboard (not through GitHub Actions). calendar-display uses Nextcloud WebDAV and does not require any Google credentials.</w:t>
             </w:r>
           </w:p>
         </w:tc>
@@ -9405,6 +6387,7 @@
         </w:numPr>
       </w:pPr>
       <w:r>
+        <w:lastRenderedPageBreak/>
         <w:t>Create a GitHub account for the new administrator if they do not have one.</w:t>
       </w:r>
     </w:p>
@@ -9417,15 +6400,7 @@
         </w:numPr>
       </w:pPr>
       <w:r>
-        <w:t>Go to github.com/</w:t>
-      </w:r>
-      <w:proofErr w:type="spellStart"/>
-      <w:r>
-        <w:t>wehnerb</w:t>
-      </w:r>
-      <w:proofErr w:type="spellEnd"/>
-      <w:r>
-        <w:t xml:space="preserve"> and transfer ownership of each repository to the new account under Settings → Danger Zone → Transfer ownership. Alternatively, add the new person as an owner of the organization.</w:t>
+        <w:t>Go to github.com/wehnerb and transfer ownership of each repository to the new account under Settings → Danger Zone → Transfer ownership. Alternatively, add the new person as an owner of the organization.</w:t>
       </w:r>
     </w:p>
     <w:p>
@@ -9446,7 +6421,6 @@
       </w:pPr>
       <w:bookmarkStart w:id="11" w:name="_Toc226210875"/>
       <w:r>
-        <w:lastRenderedPageBreak/>
         <w:t>Step 2 — Cloudflare</w:t>
       </w:r>
       <w:bookmarkEnd w:id="11"/>
@@ -9566,25 +6540,7 @@
           <w:iCs/>
           <w:color w:val="555555"/>
         </w:rPr>
-        <w:t xml:space="preserve">Note: river-level-display has no Google Cloud dependency. daily-message-display reuses the existing slide-timing-proxy service account — no additional Google Cloud steps are needed for that Worker during a transfer. The new administrator must share the daily-message-display Google Sheet and Drive folder with the service account email after completing Step 3. calendar-display uses </w:t>
-      </w:r>
-      <w:proofErr w:type="spellStart"/>
-      <w:r>
-        <w:rPr>
-          <w:i/>
-          <w:iCs/>
-          <w:color w:val="555555"/>
-        </w:rPr>
-        <w:t>Nextcloud</w:t>
-      </w:r>
-      <w:proofErr w:type="spellEnd"/>
-      <w:r>
-        <w:rPr>
-          <w:i/>
-          <w:iCs/>
-          <w:color w:val="555555"/>
-        </w:rPr>
-        <w:t xml:space="preserve"> WebDAV and has no Google Cloud dependency — the new administrator only needs to update the NEXTCLOUD_URL, NEXTCLOUD_USERNAME, and NEXTCLOUD_PASSWORD secrets in Cloudflare and GitHub.</w:t>
+        <w:t>Note: river-level-display has no Google Cloud dependency. daily-message-display and probationary-firefighter-display both reuse the existing slide-timing-proxy service account — no additional Google Cloud steps are needed for those Workers during a transfer. The new administrator must share the daily-message-display Google Sheet and Drive folder, and the probationary-firefighter-display Google Sheet and Drive folder, with the service account email after completing Step 3. calendar-display uses Nextcloud WebDAV and has no Google Cloud dependency — the new administrator only needs to update the NEXTCLOUD_URL, NEXTCLOUD_USERNAME, and NEXTCLOUD_PASSWORD secrets in Cloudflare and GitHub.</w:t>
       </w:r>
     </w:p>
     <w:p>
@@ -9615,13 +6571,13 @@
     </w:p>
     <w:p>
       <w:r>
-        <w:t>The station display system cannot resize images natively. Without intervention, images either fail to fill a display column entirely or overflow beyond its boundaries. A further complication arose when multiple station displays began requesting the same images simultaneously from images.weserv.nl (a free image resizing service), resulting in rate limiting that caused images to stop loading.</w:t>
+        <w:t>The station display system cannot resize images natively. Without intervention, images either fail to fill a display column entirely or overflow beyond its boundaries.</w:t>
       </w:r>
     </w:p>
     <w:p/>
     <w:p>
       <w:r>
-        <w:t>The Image Resizing Proxy Worker solves both problems:</w:t>
+        <w:t>The Image Proxy Worker solves this by returning a self-contained HTML page rather than a raw image. Each page contains the source image URL and CSS that scales the image to fit the display column using object-fit: contain — the same scaling behavior previously handled by the external images.weserv.nl service. Because the browser on the display hardware handles all scaling locally, no external image processing service is required. This eliminates a potential failure point and simplifies the architecture.</w:t>
       </w:r>
     </w:p>
     <w:p>
@@ -9632,9 +6588,7 @@
           <w:numId w:val="2"/>
         </w:numPr>
       </w:pPr>
-      <w:r>
-        <w:t>It resizes images to exact pixel dimensions for each layout type before serving them to the display.</w:t>
-      </w:r>
+      <w:r/>
     </w:p>
     <w:p>
       <w:pPr>
@@ -9644,9 +6598,7 @@
           <w:numId w:val="2"/>
         </w:numPr>
       </w:pPr>
-      <w:r>
-        <w:t>It caches the resized images on a configurable schedule, so all display screens receive cached responses rather than generating new upstream requests on every load.</w:t>
-      </w:r>
+      <w:r/>
     </w:p>
     <w:p>
       <w:pPr>
@@ -9793,23 +6745,7 @@
                 <w:sz w:val="18"/>
                 <w:szCs w:val="18"/>
               </w:rPr>
-              <w:t>github.com/</w:t>
-            </w:r>
-            <w:proofErr w:type="spellStart"/>
-            <w:r>
-              <w:rPr>
-                <w:sz w:val="18"/>
-                <w:szCs w:val="18"/>
-              </w:rPr>
-              <w:t>wehnerb</w:t>
-            </w:r>
-            <w:proofErr w:type="spellEnd"/>
-            <w:r>
-              <w:rPr>
-                <w:sz w:val="18"/>
-                <w:szCs w:val="18"/>
-              </w:rPr>
-              <w:t>/station-image-proxy</w:t>
+              <w:t>github.com/wehnerb/station-image-proxy</w:t>
             </w:r>
           </w:p>
         </w:tc>
@@ -10043,13 +6979,13 @@
     </w:p>
     <w:p>
       <w:r>
-        <w:t>When a display screen loads an image URL, the request goes to the Cloudflare Worker. The Worker reads the URL parameters to determine which image to fetch, what size to produce, and how aggressively to cache it. It then fetches the image through images.weserv.nl with the correct dimensions and returns the result to the display. Cloudflare caches the response so that subsequent requests within the refresh window are served without any upstream calls.</w:t>
+        <w:t>When a display screen loads an image URL, the request goes to the Cloudflare Worker. The Worker reads the URL parameters to determine which image to display and what layout dimensions to use. It returns a self-contained HTML page containing the source image URL and CSS rules that scale the image to fill the slot using object-fit: contain with a transparent background.</w:t>
       </w:r>
     </w:p>
     <w:p/>
     <w:p>
       <w:r>
-        <w:t>A CACHE_VERSION constant is maintained in the code. Incrementing this value forces all cached images to expire immediately, which is useful if the image mapping or layout dimensions are changed.</w:t>
+        <w:t>The display browser fetches the source image directly from its origin server (ND DOT, USGS, or NOAA) and handles all scaling locally. No external image processing service is involved.</w:t>
       </w:r>
     </w:p>
     <w:p>
@@ -10228,7 +7164,6 @@
             </w:tcMar>
           </w:tcPr>
           <w:p>
-            <w:proofErr w:type="spellStart"/>
             <w:r>
               <w:rPr>
                 <w:sz w:val="18"/>
@@ -10236,7 +7171,6 @@
               </w:rPr>
               <w:t>img</w:t>
             </w:r>
-            <w:proofErr w:type="spellEnd"/>
           </w:p>
         </w:tc>
         <w:tc>
@@ -10420,112 +7354,6 @@
                 <w:szCs w:val="18"/>
               </w:rPr>
               <w:t>Column width: 1-column (wide), 2-column (split), 3-column (tri). Default is split (2-column).</w:t>
-            </w:r>
-          </w:p>
-        </w:tc>
-      </w:tr>
-      <w:tr>
-        <w:tc>
-          <w:tcPr>
-            <w:tcW w:w="1500" w:type="dxa"/>
-            <w:tcBorders>
-              <w:top w:val="single" w:sz="1" w:space="0" w:color="CCCCCC"/>
-              <w:left w:val="single" w:sz="1" w:space="0" w:color="CCCCCC"/>
-              <w:bottom w:val="single" w:sz="1" w:space="0" w:color="CCCCCC"/>
-              <w:right w:val="single" w:sz="1" w:space="0" w:color="CCCCCC"/>
-            </w:tcBorders>
-            <w:tcMar>
-              <w:top w:w="80" w:type="dxa"/>
-              <w:left w:w="120" w:type="dxa"/>
-              <w:bottom w:w="80" w:type="dxa"/>
-              <w:right w:w="120" w:type="dxa"/>
-            </w:tcMar>
-          </w:tcPr>
-          <w:p>
-            <w:r>
-              <w:rPr>
-                <w:sz w:val="18"/>
-                <w:szCs w:val="18"/>
-              </w:rPr>
-              <w:t>refresh</w:t>
-            </w:r>
-          </w:p>
-        </w:tc>
-        <w:tc>
-          <w:tcPr>
-            <w:tcW w:w="1300" w:type="dxa"/>
-            <w:tcBorders>
-              <w:top w:val="single" w:sz="1" w:space="0" w:color="CCCCCC"/>
-              <w:left w:val="single" w:sz="1" w:space="0" w:color="CCCCCC"/>
-              <w:bottom w:val="single" w:sz="1" w:space="0" w:color="CCCCCC"/>
-              <w:right w:val="single" w:sz="1" w:space="0" w:color="CCCCCC"/>
-            </w:tcBorders>
-            <w:tcMar>
-              <w:top w:w="80" w:type="dxa"/>
-              <w:left w:w="120" w:type="dxa"/>
-              <w:bottom w:w="80" w:type="dxa"/>
-              <w:right w:w="120" w:type="dxa"/>
-            </w:tcMar>
-          </w:tcPr>
-          <w:p>
-            <w:r>
-              <w:rPr>
-                <w:sz w:val="18"/>
-                <w:szCs w:val="18"/>
-              </w:rPr>
-              <w:t>fast</w:t>
-            </w:r>
-          </w:p>
-        </w:tc>
-        <w:tc>
-          <w:tcPr>
-            <w:tcW w:w="2000" w:type="dxa"/>
-            <w:tcBorders>
-              <w:top w:val="single" w:sz="1" w:space="0" w:color="CCCCCC"/>
-              <w:left w:val="single" w:sz="1" w:space="0" w:color="CCCCCC"/>
-              <w:bottom w:val="single" w:sz="1" w:space="0" w:color="CCCCCC"/>
-              <w:right w:val="single" w:sz="1" w:space="0" w:color="CCCCCC"/>
-            </w:tcBorders>
-            <w:tcMar>
-              <w:top w:w="80" w:type="dxa"/>
-              <w:left w:w="120" w:type="dxa"/>
-              <w:bottom w:w="80" w:type="dxa"/>
-              <w:right w:w="120" w:type="dxa"/>
-            </w:tcMar>
-          </w:tcPr>
-          <w:p>
-            <w:r>
-              <w:rPr>
-                <w:sz w:val="18"/>
-                <w:szCs w:val="18"/>
-              </w:rPr>
-              <w:t>fast, moderate, slow</w:t>
-            </w:r>
-          </w:p>
-        </w:tc>
-        <w:tc>
-          <w:tcPr>
-            <w:tcW w:w="4560" w:type="dxa"/>
-            <w:tcBorders>
-              <w:top w:val="single" w:sz="1" w:space="0" w:color="CCCCCC"/>
-              <w:left w:val="single" w:sz="1" w:space="0" w:color="CCCCCC"/>
-              <w:bottom w:val="single" w:sz="1" w:space="0" w:color="CCCCCC"/>
-              <w:right w:val="single" w:sz="1" w:space="0" w:color="CCCCCC"/>
-            </w:tcBorders>
-            <w:tcMar>
-              <w:top w:w="80" w:type="dxa"/>
-              <w:left w:w="120" w:type="dxa"/>
-              <w:bottom w:w="80" w:type="dxa"/>
-              <w:right w:w="120" w:type="dxa"/>
-            </w:tcMar>
-          </w:tcPr>
-          <w:p>
-            <w:r>
-              <w:rPr>
-                <w:sz w:val="18"/>
-                <w:szCs w:val="18"/>
-              </w:rPr>
-              <w:t>Cache refresh interval: fast = 5 min, moderate = 20 min, slow = 1 hour.</w:t>
             </w:r>
           </w:p>
         </w:tc>
@@ -11132,7 +7960,7 @@
     </w:p>
     <w:p>
       <w:r>
-        <w:t>Single camera image in a two-column layout, refreshing every 5 minutes (all defaults):</w:t>
+        <w:t>Single camera image in a two-column layout (all defaults):</w:t>
       </w:r>
     </w:p>
     <w:p>
@@ -11153,7 +7981,7 @@
     </w:p>
     <w:p>
       <w:r>
-        <w:t>Two stacked camera images in a two-column layout, refreshing every 20 minutes:</w:t>
+        <w:t>Two stacked camera images in a two-column layout:</w:t>
       </w:r>
     </w:p>
     <w:p>
@@ -11169,12 +7997,12 @@
           <w:sz w:val="16"/>
           <w:szCs w:val="16"/>
         </w:rPr>
-        <w:t>https://station-image-proxy.bwehner.workers.dev/?img=i29MainAve-north+i29MainAve-south&amp;layout=split&amp;refresh=moderate</w:t>
-      </w:r>
-    </w:p>
-    <w:p>
-      <w:r>
-        <w:t>River level gauge in a single-column layout, refreshing every hour:</w:t>
+        <w:t>https://station-image-proxy.bwehner.workers.dev/?img=i29MainAve-north+i29MainAve-south&amp;layout=split</w:t>
+      </w:r>
+    </w:p>
+    <w:p>
+      <w:r>
+        <w:t>River level gauge in a single-column layout:</w:t>
       </w:r>
     </w:p>
     <w:p>
@@ -11190,7 +8018,7 @@
           <w:sz w:val="16"/>
           <w:szCs w:val="16"/>
         </w:rPr>
-        <w:t>https://station-image-proxy.bwehner.workers.dev/?img=riverlevel-redriver&amp;layout=wide&amp;refresh=slow</w:t>
+        <w:t>https://station-image-proxy.bwehner.workers.dev/?img=riverlevel-redriver&amp;layout=wide</w:t>
       </w:r>
     </w:p>
     <w:p>
@@ -11205,15 +8033,7 @@
     </w:p>
     <w:p>
       <w:r>
-        <w:t xml:space="preserve">Two images can be stacked vertically within a single column by separating two image keys with a + in the </w:t>
-      </w:r>
-      <w:proofErr w:type="spellStart"/>
-      <w:r>
-        <w:t>img</w:t>
-      </w:r>
-      <w:proofErr w:type="spellEnd"/>
-      <w:r>
-        <w:t xml:space="preserve"> parameter. The Worker automatically splits the column height equally between the two images with a 10-pixel gap between them. A maximum of 2 images can be stacked. Attempting to stack 3 or more will return an error image.</w:t>
+        <w:t>Two images can be stacked vertically within a single column by separating two image keys with a + in the img parameter. The Worker automatically splits the column height equally between the two images with a 10-pixel gap between them. A maximum of 2 images can be stacked. Attempting to stack 3 or more will return an error image.</w:t>
       </w:r>
     </w:p>
     <w:p>
@@ -11468,7 +8288,6 @@
             </w:tcMar>
           </w:tcPr>
           <w:p>
-            <w:proofErr w:type="spellStart"/>
             <w:r>
               <w:rPr>
                 <w:sz w:val="18"/>
@@ -11476,7 +8295,6 @@
               </w:rPr>
               <w:t>riverlevel-redriver</w:t>
             </w:r>
-            <w:proofErr w:type="spellEnd"/>
           </w:p>
         </w:tc>
         <w:tc>
@@ -11689,17 +8507,8 @@
                 <w:sz w:val="18"/>
                 <w:szCs w:val="18"/>
               </w:rPr>
-              <w:t>river-</w:t>
-            </w:r>
-            <w:proofErr w:type="spellStart"/>
-            <w:r>
-              <w:rPr>
-                <w:sz w:val="18"/>
-                <w:szCs w:val="18"/>
-              </w:rPr>
-              <w:t>redriver</w:t>
-            </w:r>
-            <w:proofErr w:type="spellEnd"/>
+              <w:t>river-redriver</w:t>
+            </w:r>
           </w:p>
         </w:tc>
         <w:tc>
@@ -15155,23 +11964,7 @@
                 <w:sz w:val="18"/>
                 <w:szCs w:val="18"/>
               </w:rPr>
-              <w:t>github.com/</w:t>
-            </w:r>
-            <w:proofErr w:type="spellStart"/>
-            <w:r>
-              <w:rPr>
-                <w:sz w:val="18"/>
-                <w:szCs w:val="18"/>
-              </w:rPr>
-              <w:t>wehnerb</w:t>
-            </w:r>
-            <w:proofErr w:type="spellEnd"/>
-            <w:r>
-              <w:rPr>
-                <w:sz w:val="18"/>
-                <w:szCs w:val="18"/>
-              </w:rPr>
-              <w:t>/slide-timing-proxy</w:t>
+              <w:t>github.com/wehnerb/slide-timing-proxy</w:t>
             </w:r>
           </w:p>
         </w:tc>
@@ -15328,21 +12121,12 @@
             </w:tcMar>
           </w:tcPr>
           <w:p>
-            <w:proofErr w:type="spellStart"/>
-            <w:r>
-              <w:rPr>
-                <w:sz w:val="18"/>
-                <w:szCs w:val="18"/>
-              </w:rPr>
-              <w:t>src</w:t>
-            </w:r>
-            <w:proofErr w:type="spellEnd"/>
-            <w:r>
-              <w:rPr>
-                <w:sz w:val="18"/>
-                <w:szCs w:val="18"/>
-              </w:rPr>
-              <w:t>/index.js</w:t>
+            <w:r>
+              <w:rPr>
+                <w:sz w:val="18"/>
+                <w:szCs w:val="18"/>
+              </w:rPr>
+              <w:t>src/index.js</w:t>
             </w:r>
           </w:p>
         </w:tc>
@@ -15710,23 +12494,7 @@
       </w:pPr>
       <w:r>
         <w:lastRenderedPageBreak/>
-        <w:t>The Worker issues a 302 redirect directly to the Google Slides published embed URL (</w:t>
-      </w:r>
-      <w:proofErr w:type="spellStart"/>
-      <w:r>
-        <w:t>pubembed</w:t>
-      </w:r>
-      <w:proofErr w:type="spellEnd"/>
-      <w:r>
-        <w:t xml:space="preserve"> format) with the calculated </w:t>
-      </w:r>
-      <w:proofErr w:type="spellStart"/>
-      <w:r>
-        <w:t>delayms</w:t>
-      </w:r>
-      <w:proofErr w:type="spellEnd"/>
-      <w:r>
-        <w:t xml:space="preserve"> parameter. The presentation always starts from slide 1 on every fresh load.</w:t>
+        <w:t>The Worker issues a 302 redirect directly to the Google Slides published embed URL (pubembed format) with the calculated delayms parameter. The presentation always starts from slide 1 on every fresh load.</w:t>
       </w:r>
     </w:p>
     <w:p>
@@ -16518,23 +13286,7 @@
                 <w:sz w:val="18"/>
                 <w:szCs w:val="18"/>
               </w:rPr>
-              <w:t xml:space="preserve">Safe fallback: </w:t>
-            </w:r>
-            <w:proofErr w:type="spellStart"/>
-            <w:r>
-              <w:rPr>
-                <w:sz w:val="18"/>
-                <w:szCs w:val="18"/>
-              </w:rPr>
-              <w:t>slideCount</w:t>
-            </w:r>
-            <w:proofErr w:type="spellEnd"/>
-            <w:r>
-              <w:rPr>
-                <w:sz w:val="18"/>
-                <w:szCs w:val="18"/>
-              </w:rPr>
-              <w:t xml:space="preserve"> defaults to 1</w:t>
+              <w:t>Safe fallback: slideCount defaults to 1</w:t>
             </w:r>
           </w:p>
         </w:tc>
@@ -16552,15 +13304,7 @@
     </w:p>
     <w:p>
       <w:r>
-        <w:t xml:space="preserve">The top of </w:t>
-      </w:r>
-      <w:proofErr w:type="spellStart"/>
-      <w:r>
-        <w:t>src</w:t>
-      </w:r>
-      <w:proofErr w:type="spellEnd"/>
-      <w:r>
-        <w:t>/index.js contains all values that may need to be changed. No other part of the file should need editing for normal operation. The only values that ever need to be adjusted are TOTAL_SECONDS, MIN_SECONDS, SLIDE_CACHE_SECONDS, and SLIDE_CACHE_VERSION.</w:t>
+        <w:t>The top of src/index.js contains all values that may need to be changed. No other part of the file should need editing for normal operation. The only values that ever need to be adjusted are TOTAL_SECONDS, MIN_SECONDS, SLIDE_CACHE_SECONDS, and SLIDE_CACHE_VERSION.</w:t>
       </w:r>
     </w:p>
     <w:p/>
@@ -16701,23 +13445,7 @@
                 <w:sz w:val="18"/>
                 <w:szCs w:val="18"/>
               </w:rPr>
-              <w:t>These values are stored as Cloudflare Worker secrets (set in the Cloudflare dashboard under Workers &amp; Pages → [Worker Name] → Settings → Variables and Secrets) and injected at runtime via the env object. PRESENTATION_ID is the alphanumeric ID between /d/ and /edit in the Google Slides URL. PUBLISHED_ID is the long string between /d/e/ and /</w:t>
-            </w:r>
-            <w:proofErr w:type="spellStart"/>
-            <w:r>
-              <w:rPr>
-                <w:sz w:val="18"/>
-                <w:szCs w:val="18"/>
-              </w:rPr>
-              <w:t>pubembed</w:t>
-            </w:r>
-            <w:proofErr w:type="spellEnd"/>
-            <w:r>
-              <w:rPr>
-                <w:sz w:val="18"/>
-                <w:szCs w:val="18"/>
-              </w:rPr>
-              <w:t xml:space="preserve"> in the File → Share → Publish to web embed URL.</w:t>
+              <w:t>These values are stored as Cloudflare Worker secrets (set in the Cloudflare dashboard under Workers &amp; Pages → [Worker Name] → Settings → Variables and Secrets) and injected at runtime via the env object. PRESENTATION_ID is the alphanumeric ID between /d/ and /edit in the Google Slides URL. PUBLISHED_ID is the long string between /d/e/ and /pubembed in the File → Share → Publish to web embed URL.</w:t>
             </w:r>
           </w:p>
         </w:tc>
@@ -17333,23 +14061,7 @@
                 <w:sz w:val="18"/>
                 <w:szCs w:val="18"/>
               </w:rPr>
-              <w:t>github.com/</w:t>
-            </w:r>
-            <w:proofErr w:type="spellStart"/>
-            <w:r>
-              <w:rPr>
-                <w:sz w:val="18"/>
-                <w:szCs w:val="18"/>
-              </w:rPr>
-              <w:t>wehnerb</w:t>
-            </w:r>
-            <w:proofErr w:type="spellEnd"/>
-            <w:r>
-              <w:rPr>
-                <w:sz w:val="18"/>
-                <w:szCs w:val="18"/>
-              </w:rPr>
-              <w:t>/river-level-display</w:t>
+              <w:t>github.com/wehnerb/river-level-display</w:t>
             </w:r>
           </w:p>
         </w:tc>
@@ -17506,21 +14218,12 @@
             </w:tcMar>
           </w:tcPr>
           <w:p>
-            <w:proofErr w:type="spellStart"/>
-            <w:r>
-              <w:rPr>
-                <w:sz w:val="18"/>
-                <w:szCs w:val="18"/>
-              </w:rPr>
-              <w:t>src</w:t>
-            </w:r>
-            <w:proofErr w:type="spellEnd"/>
-            <w:r>
-              <w:rPr>
-                <w:sz w:val="18"/>
-                <w:szCs w:val="18"/>
-              </w:rPr>
-              <w:t>/index.js</w:t>
+            <w:r>
+              <w:rPr>
+                <w:sz w:val="18"/>
+                <w:szCs w:val="18"/>
+              </w:rPr>
+              <w:t>src/index.js</w:t>
             </w:r>
           </w:p>
         </w:tc>
@@ -17782,7 +14485,6 @@
             </w:tcMar>
           </w:tcPr>
           <w:p>
-            <w:proofErr w:type="spellStart"/>
             <w:r>
               <w:rPr>
                 <w:sz w:val="18"/>
@@ -17790,7 +14492,6 @@
               </w:rPr>
               <w:t>fargo</w:t>
             </w:r>
-            <w:proofErr w:type="spellEnd"/>
           </w:p>
         </w:tc>
         <w:tc>
@@ -18715,15 +15416,7 @@
     </w:p>
     <w:p>
       <w:r>
-        <w:t xml:space="preserve">The top of </w:t>
-      </w:r>
-      <w:proofErr w:type="spellStart"/>
-      <w:r>
-        <w:t>src</w:t>
-      </w:r>
-      <w:proofErr w:type="spellEnd"/>
-      <w:r>
-        <w:t>/index.js contains all values that may need to be changed. No other part of the file should need editing for routine operation.</w:t>
+        <w:t>The top of src/index.js contains all values that may need to be changed. No other part of the file should need editing for routine operation.</w:t>
       </w:r>
     </w:p>
     <w:p/>
@@ -18756,47 +15449,7 @@
           <w:sz w:val="16"/>
           <w:szCs w:val="16"/>
         </w:rPr>
-        <w:t xml:space="preserve">  '</w:t>
-      </w:r>
-      <w:proofErr w:type="spellStart"/>
-      <w:r>
-        <w:rPr>
-          <w:rFonts w:ascii="Courier New" w:eastAsia="Courier New" w:hAnsi="Courier New" w:cs="Courier New"/>
-          <w:color w:val="1A1A1A"/>
-          <w:sz w:val="16"/>
-          <w:szCs w:val="16"/>
-        </w:rPr>
-        <w:t>fargo</w:t>
-      </w:r>
-      <w:proofErr w:type="spellEnd"/>
-      <w:r>
-        <w:rPr>
-          <w:rFonts w:ascii="Courier New" w:eastAsia="Courier New" w:hAnsi="Courier New" w:cs="Courier New"/>
-          <w:color w:val="1A1A1A"/>
-          <w:sz w:val="16"/>
-          <w:szCs w:val="16"/>
-        </w:rPr>
-        <w:t xml:space="preserve">': </w:t>
-      </w:r>
-      <w:proofErr w:type="gramStart"/>
-      <w:r>
-        <w:rPr>
-          <w:rFonts w:ascii="Courier New" w:eastAsia="Courier New" w:hAnsi="Courier New" w:cs="Courier New"/>
-          <w:color w:val="1A1A1A"/>
-          <w:sz w:val="16"/>
-          <w:szCs w:val="16"/>
-        </w:rPr>
-        <w:t>{ id</w:t>
-      </w:r>
-      <w:proofErr w:type="gramEnd"/>
-      <w:r>
-        <w:rPr>
-          <w:rFonts w:ascii="Courier New" w:eastAsia="Courier New" w:hAnsi="Courier New" w:cs="Courier New"/>
-          <w:color w:val="1A1A1A"/>
-          <w:sz w:val="16"/>
-          <w:szCs w:val="16"/>
-        </w:rPr>
-        <w:t>: 'FGON8', name: 'Red River at Fargo' },</w:t>
+        <w:t xml:space="preserve">  'fargo': { id: 'FGON8', name: 'Red River at Fargo' },</w:t>
       </w:r>
     </w:p>
     <w:p>
@@ -18828,27 +15481,7 @@
           <w:sz w:val="16"/>
           <w:szCs w:val="16"/>
         </w:rPr>
-        <w:t>const DEFAULT_GAUGE           = '</w:t>
-      </w:r>
-      <w:proofErr w:type="spellStart"/>
-      <w:r>
-        <w:rPr>
-          <w:rFonts w:ascii="Courier New" w:eastAsia="Courier New" w:hAnsi="Courier New" w:cs="Courier New"/>
-          <w:color w:val="1A1A1A"/>
-          <w:sz w:val="16"/>
-          <w:szCs w:val="16"/>
-        </w:rPr>
-        <w:t>fargo</w:t>
-      </w:r>
-      <w:proofErr w:type="spellEnd"/>
-      <w:r>
-        <w:rPr>
-          <w:rFonts w:ascii="Courier New" w:eastAsia="Courier New" w:hAnsi="Courier New" w:cs="Courier New"/>
-          <w:color w:val="1A1A1A"/>
-          <w:sz w:val="16"/>
-          <w:szCs w:val="16"/>
-        </w:rPr>
-        <w:t>';</w:t>
+        <w:t>const DEFAULT_GAUGE           = 'fargo';</w:t>
       </w:r>
     </w:p>
     <w:p>
@@ -18912,9 +15545,15 @@
           <w:sz w:val="16"/>
           <w:szCs w:val="16"/>
         </w:rPr>
-        <w:t>const THRESHOLD_LOOKAHEAD_</w:t>
-      </w:r>
-      <w:proofErr w:type="gramStart"/>
+        <w:t>const THRESHOLD_LOOKAHEAD_FT  = 3.0;</w:t>
+      </w:r>
+    </w:p>
+    <w:p>
+      <w:pPr>
+        <w:shd w:val="clear" w:color="auto" w:fill="F2F2F2"/>
+        <w:spacing w:before="40" w:after="40"/>
+        <w:ind w:left="360"/>
+      </w:pPr>
       <w:r>
         <w:rPr>
           <w:rFonts w:ascii="Courier New" w:eastAsia="Courier New" w:hAnsi="Courier New" w:cs="Courier New"/>
@@ -18922,53 +15561,7 @@
           <w:sz w:val="16"/>
           <w:szCs w:val="16"/>
         </w:rPr>
-        <w:t>FT  =</w:t>
-      </w:r>
-      <w:proofErr w:type="gramEnd"/>
-      <w:r>
-        <w:rPr>
-          <w:rFonts w:ascii="Courier New" w:eastAsia="Courier New" w:hAnsi="Courier New" w:cs="Courier New"/>
-          <w:color w:val="1A1A1A"/>
-          <w:sz w:val="16"/>
-          <w:szCs w:val="16"/>
-        </w:rPr>
-        <w:t xml:space="preserve"> 3.0;</w:t>
-      </w:r>
-    </w:p>
-    <w:p>
-      <w:pPr>
-        <w:shd w:val="clear" w:color="auto" w:fill="F2F2F2"/>
-        <w:spacing w:before="40" w:after="40"/>
-        <w:ind w:left="360"/>
-      </w:pPr>
-      <w:r>
-        <w:rPr>
-          <w:rFonts w:ascii="Courier New" w:eastAsia="Courier New" w:hAnsi="Courier New" w:cs="Courier New"/>
-          <w:color w:val="1A1A1A"/>
-          <w:sz w:val="16"/>
-          <w:szCs w:val="16"/>
-        </w:rPr>
-        <w:t>const CREST_MIN_FLANK_</w:t>
-      </w:r>
-      <w:proofErr w:type="gramStart"/>
-      <w:r>
-        <w:rPr>
-          <w:rFonts w:ascii="Courier New" w:eastAsia="Courier New" w:hAnsi="Courier New" w:cs="Courier New"/>
-          <w:color w:val="1A1A1A"/>
-          <w:sz w:val="16"/>
-          <w:szCs w:val="16"/>
-        </w:rPr>
-        <w:t>POINTS  =</w:t>
-      </w:r>
-      <w:proofErr w:type="gramEnd"/>
-      <w:r>
-        <w:rPr>
-          <w:rFonts w:ascii="Courier New" w:eastAsia="Courier New" w:hAnsi="Courier New" w:cs="Courier New"/>
-          <w:color w:val="1A1A1A"/>
-          <w:sz w:val="16"/>
-          <w:szCs w:val="16"/>
-        </w:rPr>
-        <w:t xml:space="preserve"> 4;</w:t>
+        <w:t>const CREST_MIN_FLANK_POINTS  = 4;</w:t>
       </w:r>
     </w:p>
     <w:p>
@@ -19182,23 +15775,7 @@
                 <w:sz w:val="18"/>
                 <w:szCs w:val="18"/>
               </w:rPr>
-              <w:t xml:space="preserve">The gauge used when </w:t>
-            </w:r>
-            <w:proofErr w:type="gramStart"/>
-            <w:r>
-              <w:rPr>
-                <w:sz w:val="18"/>
-                <w:szCs w:val="18"/>
-              </w:rPr>
-              <w:t>the ?gauge</w:t>
-            </w:r>
-            <w:proofErr w:type="gramEnd"/>
-            <w:r>
-              <w:rPr>
-                <w:sz w:val="18"/>
-                <w:szCs w:val="18"/>
-              </w:rPr>
-              <w:t>= parameter is omitted from the URL.</w:t>
+              <w:t>The gauge used when the ?gauge= parameter is omitted from the URL.</w:t>
             </w:r>
           </w:p>
         </w:tc>
@@ -19414,23 +15991,7 @@
                 <w:sz w:val="18"/>
                 <w:szCs w:val="18"/>
               </w:rPr>
-              <w:t xml:space="preserve">A flood threshold line is only shown when it falls within </w:t>
-            </w:r>
-            <w:proofErr w:type="gramStart"/>
-            <w:r>
-              <w:rPr>
-                <w:sz w:val="18"/>
-                <w:szCs w:val="18"/>
-              </w:rPr>
-              <w:t>this many feet of the data maximum</w:t>
-            </w:r>
-            <w:proofErr w:type="gramEnd"/>
-            <w:r>
-              <w:rPr>
-                <w:sz w:val="18"/>
-                <w:szCs w:val="18"/>
-              </w:rPr>
-              <w:t>. Keeps the chart uncluttered when the river is well below flood stage.</w:t>
+              <w:t>A flood threshold line is only shown when it falls within this many feet of the data maximum. Keeps the chart uncluttered when the river is well below flood stage.</w:t>
             </w:r>
           </w:p>
         </w:tc>
@@ -19538,23 +16099,7 @@
                 <w:sz w:val="18"/>
                 <w:szCs w:val="18"/>
               </w:rPr>
-              <w:t xml:space="preserve">The peak must be at least </w:t>
-            </w:r>
-            <w:proofErr w:type="gramStart"/>
-            <w:r>
-              <w:rPr>
-                <w:sz w:val="18"/>
-                <w:szCs w:val="18"/>
-              </w:rPr>
-              <w:t>this many feet</w:t>
-            </w:r>
-            <w:proofErr w:type="gramEnd"/>
-            <w:r>
-              <w:rPr>
-                <w:sz w:val="18"/>
-                <w:szCs w:val="18"/>
-              </w:rPr>
-              <w:t xml:space="preserve"> above the average of the flanking data to be labeled as a crest. Prevents noise or flat conditions from being labeled.</w:t>
+              <w:t>The peak must be at least this many feet above the average of the flanking data to be labeled as a crest. Prevents noise or flat conditions from being labeled.</w:t>
             </w:r>
           </w:p>
         </w:tc>
@@ -19572,15 +16117,7 @@
     </w:p>
     <w:p>
       <w:r>
-        <w:t xml:space="preserve">All gauges are defined in the GAUGES object near the top of </w:t>
-      </w:r>
-      <w:proofErr w:type="spellStart"/>
-      <w:r>
-        <w:t>src</w:t>
-      </w:r>
-      <w:proofErr w:type="spellEnd"/>
-      <w:r>
-        <w:t>/index.js. To add a new gauge:</w:t>
+        <w:t>All gauges are defined in the GAUGES object near the top of src/index.js. To add a new gauge:</w:t>
       </w:r>
     </w:p>
     <w:p>
@@ -19616,15 +16153,7 @@
         </w:numPr>
       </w:pPr>
       <w:r>
-        <w:t xml:space="preserve">Edit </w:t>
-      </w:r>
-      <w:proofErr w:type="spellStart"/>
-      <w:r>
-        <w:t>src</w:t>
-      </w:r>
-      <w:proofErr w:type="spellEnd"/>
-      <w:r>
-        <w:t>/index.js and locate the GAUGES object.</w:t>
+        <w:t>Edit src/index.js and locate the GAUGES object.</w:t>
       </w:r>
     </w:p>
     <w:p>
@@ -19652,27 +16181,7 @@
           <w:sz w:val="16"/>
           <w:szCs w:val="16"/>
         </w:rPr>
-        <w:t xml:space="preserve">'your-key': </w:t>
-      </w:r>
-      <w:proofErr w:type="gramStart"/>
-      <w:r>
-        <w:rPr>
-          <w:rFonts w:ascii="Courier New" w:eastAsia="Courier New" w:hAnsi="Courier New" w:cs="Courier New"/>
-          <w:color w:val="1A1A1A"/>
-          <w:sz w:val="16"/>
-          <w:szCs w:val="16"/>
-        </w:rPr>
-        <w:t>{ id</w:t>
-      </w:r>
-      <w:proofErr w:type="gramEnd"/>
-      <w:r>
-        <w:rPr>
-          <w:rFonts w:ascii="Courier New" w:eastAsia="Courier New" w:hAnsi="Courier New" w:cs="Courier New"/>
-          <w:color w:val="1A1A1A"/>
-          <w:sz w:val="16"/>
-          <w:szCs w:val="16"/>
-        </w:rPr>
-        <w:t>: 'NWSID', name: 'Human-readable name' },</w:t>
+        <w:t>'your-key': { id: 'NWSID', name: 'Human-readable name' },</w:t>
       </w:r>
     </w:p>
     <w:p>
@@ -19684,15 +16193,7 @@
         </w:numPr>
       </w:pPr>
       <w:r>
-        <w:t xml:space="preserve">Commit the change to staging and test using the staging Worker URL </w:t>
-      </w:r>
-      <w:proofErr w:type="gramStart"/>
-      <w:r>
-        <w:t>with ?gauge</w:t>
-      </w:r>
-      <w:proofErr w:type="gramEnd"/>
-      <w:r>
-        <w:t>=your-key before merging to main.</w:t>
+        <w:t>Commit the change to staging and test using the staging Worker URL with ?gauge=your-key before merging to main.</w:t>
       </w:r>
     </w:p>
     <w:p>
@@ -19871,7 +16372,6 @@
             </w:tcMar>
           </w:tcPr>
           <w:p>
-            <w:proofErr w:type="spellStart"/>
             <w:r>
               <w:rPr>
                 <w:sz w:val="18"/>
@@ -19879,7 +16379,6 @@
               </w:rPr>
               <w:t>fargo</w:t>
             </w:r>
-            <w:proofErr w:type="spellEnd"/>
           </w:p>
         </w:tc>
         <w:tc>
@@ -19956,23 +16455,7 @@
                 <w:sz w:val="18"/>
                 <w:szCs w:val="18"/>
               </w:rPr>
-              <w:t xml:space="preserve">Default gauge — </w:t>
-            </w:r>
-            <w:proofErr w:type="gramStart"/>
-            <w:r>
-              <w:rPr>
-                <w:sz w:val="18"/>
-                <w:szCs w:val="18"/>
-              </w:rPr>
-              <w:t>no ?gauge</w:t>
-            </w:r>
-            <w:proofErr w:type="gramEnd"/>
-            <w:r>
-              <w:rPr>
-                <w:sz w:val="18"/>
-                <w:szCs w:val="18"/>
-              </w:rPr>
-              <w:t>= parameter needed</w:t>
+              <w:t>Default gauge — no ?gauge= parameter needed</w:t>
             </w:r>
           </w:p>
         </w:tc>
@@ -20750,23 +17233,7 @@
                 <w:sz w:val="18"/>
                 <w:szCs w:val="18"/>
               </w:rPr>
-              <w:t>github.com/</w:t>
-            </w:r>
-            <w:proofErr w:type="spellStart"/>
-            <w:r>
-              <w:rPr>
-                <w:sz w:val="18"/>
-                <w:szCs w:val="18"/>
-              </w:rPr>
-              <w:t>wehnerb</w:t>
-            </w:r>
-            <w:proofErr w:type="spellEnd"/>
-            <w:r>
-              <w:rPr>
-                <w:sz w:val="18"/>
-                <w:szCs w:val="18"/>
-              </w:rPr>
-              <w:t>/daily-message-display</w:t>
+              <w:t>github.com/wehnerb/daily-message-display</w:t>
             </w:r>
           </w:p>
         </w:tc>
@@ -20923,21 +17390,12 @@
             </w:tcMar>
           </w:tcPr>
           <w:p>
-            <w:proofErr w:type="spellStart"/>
-            <w:r>
-              <w:rPr>
-                <w:sz w:val="18"/>
-                <w:szCs w:val="18"/>
-              </w:rPr>
-              <w:t>src</w:t>
-            </w:r>
-            <w:proofErr w:type="spellEnd"/>
-            <w:r>
-              <w:rPr>
-                <w:sz w:val="18"/>
-                <w:szCs w:val="18"/>
-              </w:rPr>
-              <w:t>/index.js</w:t>
+            <w:r>
+              <w:rPr>
+                <w:sz w:val="18"/>
+                <w:szCs w:val="18"/>
+              </w:rPr>
+              <w:t>src/index.js</w:t>
             </w:r>
           </w:p>
         </w:tc>
@@ -21036,13 +17494,8 @@
       </w:r>
     </w:p>
     <w:p>
-      <w:proofErr w:type="gramStart"/>
-      <w:r>
-        <w:t>The ?layout</w:t>
-      </w:r>
-      <w:proofErr w:type="gramEnd"/>
-      <w:r>
-        <w:t>= parameter accepts: full (1920x1080, default), wide (1735x720), split (852x720), tri (558x720). The Daily Safety Message title label is only shown in the full layout.</w:t>
+      <w:r>
+        <w:t>The ?layout= parameter accepts: full (1920x1080, default), wide (1735x720), split (852x720), tri (558x720). The Daily Safety Message title label is only shown in the full layout.</w:t>
       </w:r>
     </w:p>
     <w:p>
@@ -21072,28 +17525,7 @@
     </w:p>
     <w:p>
       <w:r>
-        <w:t xml:space="preserve">4. If no date override matches, a combined rotation pool is built by interleaving active text entries and image files evenly. The pool index is: </w:t>
-      </w:r>
-      <w:proofErr w:type="gramStart"/>
-      <w:r>
-        <w:t>floor(</w:t>
-      </w:r>
-      <w:proofErr w:type="spellStart"/>
-      <w:proofErr w:type="gramEnd"/>
-      <w:r>
-        <w:t>daysElapsed</w:t>
-      </w:r>
-      <w:proofErr w:type="spellEnd"/>
-      <w:r>
-        <w:t xml:space="preserve"> / ROTATION_DAYS) % </w:t>
-      </w:r>
-      <w:proofErr w:type="spellStart"/>
-      <w:r>
-        <w:t>poolSize</w:t>
-      </w:r>
-      <w:proofErr w:type="spellEnd"/>
-      <w:r>
-        <w:t>, anchored to January 23, 2026 in America/Chicago time.</w:t>
+        <w:t>4. If no date override matches, a combined rotation pool is built by interleaving active text entries and image files evenly. The pool index is: floor(daysElapsed / ROTATION_DAYS) % poolSize, anchored to January 23, 2026 in America/Chicago time.</w:t>
       </w:r>
     </w:p>
     <w:p>
@@ -21124,23 +17556,7 @@
     </w:p>
     <w:p>
       <w:r>
-        <w:t xml:space="preserve">Messages rotate every ROTATION_DAYS calendar days (default: 3). With 3-day blocks aligned to the 9-day shift rotation, each message is seen by all three shifts before advancing. Day boundaries use America/Chicago time via </w:t>
-      </w:r>
-      <w:proofErr w:type="spellStart"/>
-      <w:r>
-        <w:t>Intl.DateTimeFormat</w:t>
-      </w:r>
-      <w:proofErr w:type="spellEnd"/>
-      <w:r>
-        <w:t xml:space="preserve">, so DST transitions are handled correctly. To change frequency, update ROTATION_DAYS in </w:t>
-      </w:r>
-      <w:proofErr w:type="spellStart"/>
-      <w:r>
-        <w:t>src</w:t>
-      </w:r>
-      <w:proofErr w:type="spellEnd"/>
-      <w:r>
-        <w:t>/index.js (minimum: 1 day).</w:t>
+        <w:t>Messages rotate every ROTATION_DAYS calendar days (default: 3). With 3-day blocks aligned to the 9-day shift rotation, each message is seen by all three shifts before advancing. Day boundaries use America/Chicago time via Intl.DateTimeFormat, so DST transitions are handled correctly. To change frequency, update ROTATION_DAYS in src/index.js (minimum: 1 day).</w:t>
       </w:r>
     </w:p>
     <w:p>
@@ -21155,15 +17571,7 @@
     </w:p>
     <w:p>
       <w:r>
-        <w:t xml:space="preserve">The top of </w:t>
-      </w:r>
-      <w:proofErr w:type="spellStart"/>
-      <w:r>
-        <w:t>src</w:t>
-      </w:r>
-      <w:proofErr w:type="spellEnd"/>
-      <w:r>
-        <w:t>/index.js contains all values that may need to be changed. Key constants: ROTATION_DAYS (default 3), ROTATION_ANCHOR (2026-01-23), IMAGE_SOURCE (“drive” or “network”), DEFAULT_LAYOUT (“full”). No other part of the file should need editing for routine operation.</w:t>
+        <w:t>The top of src/index.js contains all values that may need to be changed. Key constants: ROTATION_DAYS (default 3), ROTATION_ANCHOR (2026-01-23), IMAGE_SOURCE (“drive” or “network”), DEFAULT_LAYOUT (“full”). No other part of the file should need editing for routine operation.</w:t>
       </w:r>
     </w:p>
     <w:p>
@@ -21236,31 +17644,7 @@
     </w:p>
     <w:p>
       <w:r>
-        <w:t xml:space="preserve">The Worker includes a stubbed code path for an internal network share. To activate: set IMAGE_SOURCE = “network” in </w:t>
-      </w:r>
-      <w:proofErr w:type="spellStart"/>
-      <w:r>
-        <w:t>src</w:t>
-      </w:r>
-      <w:proofErr w:type="spellEnd"/>
-      <w:r>
-        <w:t xml:space="preserve">/index.js and add secrets NETWORK_SHARE_URL (required), NETWORK_SHARE_USERNAME and NETWORK_SHARE_PASSWORD (optional, for authenticated shares) to both Cloudflare Worker settings and </w:t>
-      </w:r>
-      <w:proofErr w:type="spellStart"/>
-      <w:r>
-        <w:t>deploy.yml</w:t>
-      </w:r>
-      <w:proofErr w:type="spellEnd"/>
-      <w:r>
-        <w:t xml:space="preserve">. See </w:t>
-      </w:r>
-      <w:proofErr w:type="spellStart"/>
-      <w:r>
-        <w:t>src</w:t>
-      </w:r>
-      <w:proofErr w:type="spellEnd"/>
-      <w:r>
-        <w:t>/index.js comments for full setup details.</w:t>
+        <w:t>The Worker includes a stubbed code path for an internal network share. To activate: set IMAGE_SOURCE = “network” in src/index.js and add secrets NETWORK_SHARE_URL (required), NETWORK_SHARE_USERNAME and NETWORK_SHARE_PASSWORD (optional, for authenticated shares) to both Cloudflare Worker settings and deploy.yml. See src/index.js comments for full setup details.</w:t>
       </w:r>
     </w:p>
     <w:p>
@@ -21300,15 +17684,7 @@
     </w:p>
     <w:p>
       <w:r>
-        <w:t xml:space="preserve">The station display system did not previously have a way to display the department's calendar or current weather conditions. The Calendar Display Worker fetches the FFD Calendar ICS file from </w:t>
-      </w:r>
-      <w:proofErr w:type="spellStart"/>
-      <w:r>
-        <w:t>Nextcloud</w:t>
-      </w:r>
-      <w:proofErr w:type="spellEnd"/>
-      <w:r>
-        <w:t xml:space="preserve"> via WebDAV and renders it as a styled HTML calendar page. For wide and full layouts, the Worker also fetches live NWS weather data — daily high/low temperatures, conditions, and wind for each day, an hourly forecast strip for today, and active/upcoming weather alert banners and badges. No technical knowledge is required to keep the calendar current.</w:t>
+        <w:t>The station display system did not previously have a way to display the department's calendar or current weather conditions. The Calendar Display Worker fetches the FFD Calendar ICS file from Nextcloud via WebDAV and renders it as a styled HTML calendar page. For wide and full layouts, the Worker also fetches live NWS weather data — daily high/low temperatures, conditions, and wind for each day, an hourly forecast strip for today, and active/upcoming weather alert banners and badges. No technical knowledge is required to keep the calendar current.</w:t>
       </w:r>
     </w:p>
     <w:p>
@@ -21433,23 +17809,7 @@
                 <w:sz w:val="18"/>
                 <w:szCs w:val="18"/>
               </w:rPr>
-              <w:t>github.com/</w:t>
-            </w:r>
-            <w:proofErr w:type="spellStart"/>
-            <w:r>
-              <w:rPr>
-                <w:sz w:val="18"/>
-                <w:szCs w:val="18"/>
-              </w:rPr>
-              <w:t>wehnerb</w:t>
-            </w:r>
-            <w:proofErr w:type="spellEnd"/>
-            <w:r>
-              <w:rPr>
-                <w:sz w:val="18"/>
-                <w:szCs w:val="18"/>
-              </w:rPr>
-              <w:t>/calendar-display</w:t>
+              <w:t>github.com/wehnerb/calendar-display</w:t>
             </w:r>
           </w:p>
         </w:tc>
@@ -21606,21 +17966,12 @@
             </w:tcMar>
           </w:tcPr>
           <w:p>
-            <w:proofErr w:type="spellStart"/>
-            <w:r>
-              <w:rPr>
-                <w:sz w:val="18"/>
-                <w:szCs w:val="18"/>
-              </w:rPr>
-              <w:t>src</w:t>
-            </w:r>
-            <w:proofErr w:type="spellEnd"/>
-            <w:r>
-              <w:rPr>
-                <w:sz w:val="18"/>
-                <w:szCs w:val="18"/>
-              </w:rPr>
-              <w:t>/index.js</w:t>
+            <w:r>
+              <w:rPr>
+                <w:sz w:val="18"/>
+                <w:szCs w:val="18"/>
+              </w:rPr>
+              <w:t>src/index.js</w:t>
             </w:r>
           </w:p>
         </w:tc>
@@ -21691,13 +18042,8 @@
       <w:bookmarkEnd w:id="61"/>
     </w:p>
     <w:p>
-      <w:proofErr w:type="gramStart"/>
-      <w:r>
-        <w:t>The ?layout</w:t>
-      </w:r>
-      <w:proofErr w:type="gramEnd"/>
-      <w:r>
-        <w:t>= parameter controls which design is rendered. wide and full use the split view (today detail on the left, next 4 days on the right) and include NWS weather data. split and tri use the strip view (compact upcoming list) with no weather data. The FFD Calendar title label is only shown in the full layout. Default is wide.</w:t>
+      <w:r>
+        <w:t>The ?layout= parameter controls which design is rendered. wide and full use the split view (today detail on the left, next 4 days on the right) and include NWS weather data. split and tri use the strip view (compact upcoming list) with no weather data. The FFD Calendar title label is only shown in the full layout. Default is wide.</w:t>
       </w:r>
     </w:p>
     <w:p>
@@ -21722,68 +18068,12 @@
     </w:p>
     <w:p>
       <w:r>
-        <w:t xml:space="preserve">2. On a cache miss, data is fetched. For split and tri layouts, only the ICS file is fetched from </w:t>
-      </w:r>
-      <w:proofErr w:type="spellStart"/>
-      <w:r>
-        <w:t>Nextcloud</w:t>
-      </w:r>
-      <w:proofErr w:type="spellEnd"/>
-      <w:r>
-        <w:t xml:space="preserve"> via WebDAV. For wide and full layouts, the ICS file and all three NWS endpoints (daily forecast, hourly forecast, active alerts) are fetched in parallel using </w:t>
-      </w:r>
-      <w:proofErr w:type="spellStart"/>
-      <w:r>
-        <w:t>Promise.all</w:t>
-      </w:r>
-      <w:proofErr w:type="spellEnd"/>
-      <w:r>
-        <w:t xml:space="preserve"> to minimize total latency. Each NWS fetch fails gracefully — if weather data is unavailable, the calendar renders without it rather than returning an error.</w:t>
-      </w:r>
-    </w:p>
-    <w:p>
-      <w:r>
-        <w:t xml:space="preserve">3. The raw ICS text is fetched server-side from </w:t>
-      </w:r>
-      <w:proofErr w:type="spellStart"/>
-      <w:r>
-        <w:t>Nextcloud</w:t>
-      </w:r>
-      <w:proofErr w:type="spellEnd"/>
-      <w:r>
-        <w:t xml:space="preserve"> using HTTP Basic authentication with a </w:t>
-      </w:r>
-      <w:proofErr w:type="spellStart"/>
-      <w:r>
-        <w:t>Nextcloud</w:t>
-      </w:r>
-      <w:proofErr w:type="spellEnd"/>
-      <w:r>
-        <w:t xml:space="preserve"> app password. The display browser never contacts </w:t>
-      </w:r>
-      <w:proofErr w:type="spellStart"/>
-      <w:r>
-        <w:t>Nextcloud</w:t>
-      </w:r>
-      <w:proofErr w:type="spellEnd"/>
-      <w:r>
-        <w:t xml:space="preserve"> directly. Windows </w:t>
-      </w:r>
-      <w:proofErr w:type="spellStart"/>
-      <w:r>
-        <w:t>timezone</w:t>
-      </w:r>
-      <w:proofErr w:type="spellEnd"/>
-      <w:r>
-        <w:t xml:space="preserve"> names emitted by Exchange (e.g. "Central Standard Time") are automatically mapped to IANA </w:t>
-      </w:r>
-      <w:proofErr w:type="spellStart"/>
-      <w:r>
-        <w:t>timezone</w:t>
-      </w:r>
-      <w:proofErr w:type="spellEnd"/>
-      <w:r>
-        <w:t xml:space="preserve"> identifiers.</w:t>
+        <w:t>2. On a cache miss, data is fetched. For split and tri layouts, only the ICS file is fetched from Nextcloud via WebDAV. For wide and full layouts, the ICS file and all three NWS endpoints (daily forecast, hourly forecast, active alerts) are fetched in parallel using Promise.all to minimize total latency. Each NWS fetch fails gracefully — if weather data is unavailable, the calendar renders without it rather than returning an error.</w:t>
+      </w:r>
+    </w:p>
+    <w:p>
+      <w:r>
+        <w:t>3. The raw ICS text is fetched server-side from Nextcloud using HTTP Basic authentication with a Nextcloud app password. The display browser never contacts Nextcloud directly. Windows timezone names emitted by Exchange (e.g. "Central Standard Time") are automatically mapped to IANA timezone identifiers.</w:t>
       </w:r>
     </w:p>
     <w:p>
@@ -21825,15 +18115,7 @@
         </w:numPr>
       </w:pPr>
       <w:r>
-        <w:t>Outlook VBA macro (</w:t>
-      </w:r>
-      <w:proofErr w:type="spellStart"/>
-      <w:r>
-        <w:t>ThisOutlookSession</w:t>
-      </w:r>
-      <w:proofErr w:type="spellEnd"/>
-      <w:r>
-        <w:t xml:space="preserve"> in the Outlook VBA editor): Runs automatically when Outlook opens. Exports the next 30 days of the FFD Calendar public folder (Public Folders &gt; Fire &gt; FFD Calendar) to U:\Fire\BWehner\FFD Calendar Export\FFD Calendar Calendar.ics. The export includes yesterday so that all-day events starting at midnight are not missed if the export runs later in the day.</w:t>
+        <w:t>Outlook VBA macro (ThisOutlookSession in the Outlook VBA editor): Runs automatically when Outlook opens. Exports the next 30 days of the FFD Calendar public folder (Public Folders &gt; Fire &gt; FFD Calendar) to U:\Fire\BWehner\FFD Calendar Export\FFD Calendar Calendar.ics. The export includes yesterday so that all-day events starting at midnight are not missed if the export runs later in the day.</w:t>
       </w:r>
     </w:p>
     <w:p>
@@ -21844,37 +18126,8 @@
           <w:numId w:val="2"/>
         </w:numPr>
       </w:pPr>
-      <w:proofErr w:type="spellStart"/>
-      <w:r>
-        <w:t>Nextcloud</w:t>
-      </w:r>
-      <w:proofErr w:type="spellEnd"/>
-      <w:r>
-        <w:t xml:space="preserve"> desktop app: Syncs the FFD Calendar Export folder to </w:t>
-      </w:r>
-      <w:proofErr w:type="spellStart"/>
-      <w:r>
-        <w:t>Nextcloud</w:t>
-      </w:r>
-      <w:proofErr w:type="spellEnd"/>
-      <w:r>
-        <w:t xml:space="preserve"> automatically. No configuration is required as long as the </w:t>
-      </w:r>
-      <w:proofErr w:type="spellStart"/>
-      <w:r>
-        <w:t>Nextcloud</w:t>
-      </w:r>
-      <w:proofErr w:type="spellEnd"/>
-      <w:r>
-        <w:t xml:space="preserve"> desktop app is installed and the FFD Calendar Export folder is inside the </w:t>
-      </w:r>
-      <w:proofErr w:type="spellStart"/>
-      <w:r>
-        <w:t>Nextcloud</w:t>
-      </w:r>
-      <w:proofErr w:type="spellEnd"/>
-      <w:r>
-        <w:t xml:space="preserve"> sync path. The file is typically synced within a few seconds of the macro writing it.</w:t>
+      <w:r>
+        <w:t>Nextcloud desktop app: Syncs the FFD Calendar Export folder to Nextcloud automatically. No configuration is required as long as the Nextcloud desktop app is installed and the FFD Calendar Export folder is inside the Nextcloud sync path. The file is typically synced within a few seconds of the macro writing it.</w:t>
       </w:r>
     </w:p>
     <w:p>
@@ -21886,36 +18139,12 @@
         </w:numPr>
       </w:pPr>
       <w:r>
-        <w:t xml:space="preserve">No Task Scheduler task is required. The </w:t>
-      </w:r>
-      <w:proofErr w:type="spellStart"/>
-      <w:r>
-        <w:t>Nextcloud</w:t>
-      </w:r>
-      <w:proofErr w:type="spellEnd"/>
-      <w:r>
-        <w:t xml:space="preserve"> desktop app handles syncing passively whenever the ICS file changes.</w:t>
-      </w:r>
-    </w:p>
-    <w:p>
-      <w:r>
-        <w:t>Full setup instructions for rebuilding this system on a new computer are in U:\Fire\BWehner\FFD Calendar Export\FFD Calendar Export Setup.txt. A backup of the Outlook VBA macro is at U:\Fire\BWehner\FFD Calendar Export\</w:t>
-      </w:r>
-      <w:proofErr w:type="spellStart"/>
-      <w:r>
-        <w:t>VbaProject.OTM</w:t>
-      </w:r>
-      <w:proofErr w:type="spellEnd"/>
-      <w:r>
-        <w:t xml:space="preserve">. Note: rclone.exe and </w:t>
-      </w:r>
-      <w:proofErr w:type="spellStart"/>
-      <w:r>
-        <w:t>rclone.conf</w:t>
-      </w:r>
-      <w:proofErr w:type="spellEnd"/>
-      <w:r>
-        <w:t xml:space="preserve"> in that folder are no longer needed and can be deleted.</w:t>
+        <w:t>No Task Scheduler task is required. The Nextcloud desktop app handles syncing passively whenever the ICS file changes.</w:t>
+      </w:r>
+    </w:p>
+    <w:p>
+      <w:r>
+        <w:t>Full setup instructions for rebuilding this system on a new computer are in U:\Fire\BWehner\FFD Calendar Export\FFD Calendar Export Setup.txt. A backup of the Outlook VBA macro is at U:\Fire\BWehner\FFD Calendar Export\VbaProject.OTM. Note: rclone.exe and rclone.conf in that folder are no longer needed and can be deleted.</w:t>
       </w:r>
     </w:p>
     <w:p>
@@ -21930,25 +18159,7 @@
     </w:p>
     <w:p>
       <w:r>
-        <w:t xml:space="preserve">The top of </w:t>
-      </w:r>
-      <w:proofErr w:type="spellStart"/>
-      <w:r>
-        <w:t>src</w:t>
-      </w:r>
-      <w:proofErr w:type="spellEnd"/>
-      <w:r>
-        <w:t xml:space="preserve">/index.js contains all values that may need to be changed. Calendar constants: DAYS_TO_SHOW (default 6), CACHE_SECONDS (default 900 = 15 minutes), CACHE_VERSION (increment to bust all cached pages immediately — useful after any configuration change affecting the rendered output), FILTER_EXACT (event titles excluded by exact match), FILTER_CONTAINS (event titles excluded by substring match), ALLDAY_COLORS (custom banner colors per event title). NWS weather constants: NWS_OFFICE (FGF), NWS_GRID_X (65), NWS_GRID_Y (57), NWS_ALERT_ZONE (NDZ039 — Cass County ND), WEATHER_HOUR_INTERVAL (hours between hourly strip slots, default 2), WEATHER_STRIP_WIDTH (px width of hourly strip, default 75), WEATHER_ICON_SIZE (px size of SVG icons in hourly strip, default 18), NWS_FORECAST_CACHE_SECONDS (edge cache TTL for forecast data, default 3600 = 1 hour), NWS_ALERTS_CACHE_SECONDS (edge cache TTL for alert data, default 900 = 15 minutes). NWS_USER_AGENT is set as a plain [vars] entry in </w:t>
-      </w:r>
-      <w:proofErr w:type="spellStart"/>
-      <w:proofErr w:type="gramStart"/>
-      <w:r>
-        <w:t>wrangler.toml</w:t>
-      </w:r>
-      <w:proofErr w:type="spellEnd"/>
-      <w:proofErr w:type="gramEnd"/>
-      <w:r>
-        <w:t xml:space="preserve"> (not a secret) and identifies the Worker to the NWS API. See the repository README for the full configuration table.</w:t>
+        <w:t>The top of src/index.js contains all values that may need to be changed. Calendar constants: DAYS_TO_SHOW (default 6), CACHE_SECONDS (default 900 = 15 minutes), CACHE_VERSION (increment to bust all cached pages immediately — useful after any configuration change affecting the rendered output), FILTER_EXACT (event titles excluded by exact match), FILTER_CONTAINS (event titles excluded by substring match), ALLDAY_COLORS (custom banner colors per event title). NWS weather constants: NWS_OFFICE (FGF), NWS_GRID_X (65), NWS_GRID_Y (57), NWS_ALERT_ZONE (NDZ039 — Cass County ND), WEATHER_HOUR_INTERVAL (hours between hourly strip slots, default 2), WEATHER_STRIP_WIDTH (px width of hourly strip, default 75), WEATHER_ICON_SIZE (px size of SVG icons in hourly strip, default 18), NWS_FORECAST_CACHE_SECONDS (edge cache TTL for forecast data, default 3600 = 1 hour), NWS_ALERTS_CACHE_SECONDS (edge cache TTL for alert data, default 900 = 15 minutes). NWS_USER_AGENT is set as a plain [vars] entry in wrangler.toml (not a secret) and identifies the Worker to the NWS API. See the repository README for the full configuration table.</w:t>
       </w:r>
     </w:p>
     <w:p>
@@ -21963,63 +18174,28 @@
     </w:p>
     <w:p>
       <w:r>
-        <w:t>Weather data is fetched from the National Weather Service public API (api.weather.gov) with no API key required. NWS_USER_AGENT is sent in request headers as required by the NWS API terms of service. All NW</w:t>
-      </w:r>
-      <w:r>
-        <w:t>S fetches are edge-cached separately from the page cache: forecasts for NWS_FORECAST_CACHE_SECONDS (default 1 hour) and alerts for NWS_ALERTS_CACHE_SECONDS (default 15 minutes).</w:t>
-      </w:r>
-    </w:p>
-    <w:p>
-      <w:r>
-        <w:t>Daily forecast: Every column header — including today — shows the high tempera</w:t>
-      </w:r>
-      <w:r>
-        <w:t>ture (orange), low temperature (blue), a condition dot and short forecast text, and the wind direction and speed range. A small color-coded dot precedes the condition text as a quick visual category cue: yellow for sun/clear, soft yellow for partly cloudy,</w:t>
-      </w:r>
-      <w:r>
-        <w:t xml:space="preserve"> amber for thunderstorm, light blue for snow, blue-purple for wintry mix/sleet/freezing precipitation, bright blue for rain/drizzle, and gray-blue for cloudy/fog/wind/default.</w:t>
-      </w:r>
-    </w:p>
-    <w:p>
-      <w:r>
-        <w:t>Hourly forecast strip: The left side of the today panel body shows remaining hou</w:t>
-      </w:r>
-      <w:r>
-        <w:t xml:space="preserve">rs of today at WEATHER_HOUR_INTERVAL intervals. Each slot shows the hour label (NOW, 2 PM, etc.), temperature, and an inline SVG weather icon. SVG icons are used instead of emoji to ensure correct rendering on display hardware that may lack an emoji font. </w:t>
-      </w:r>
-      <w:r>
-        <w:t>The slot count is automatically capped to prevent overflow.</w:t>
+        <w:t>Weather data is fetched from the National Weather Service public API (api.weather.gov) with no API key required. NWS_USER_AGENT is sent in request headers as required by the NWS API terms of service. All NWS fetches are edge-cached separately from the page cache: forecasts for NWS_FORECAST_CACHE_SECONDS (default 1 hour) and alerts for NWS_ALERTS_CACHE_SECONDS (default 15 minutes).</w:t>
+      </w:r>
+    </w:p>
+    <w:p>
+      <w:r>
+        <w:t>Daily forecast: Every column header — including today — shows the high temperature (orange), low temperature (blue), a condition dot and short forecast text, and the wind direction and speed range. A small color-coded dot precedes the condition text as a quick visual category cue: yellow for sun/clear, soft yellow for partly cloudy, amber for thunderstorm, light blue for snow, blue-purple for wintry mix/sleet/freezing precipitation, bright blue for rain/drizzle, and gray-blue for cloudy/fog/wind/default.</w:t>
+      </w:r>
+    </w:p>
+    <w:p>
+      <w:r>
+        <w:t>Hourly forecast strip: The left side of the today panel body shows remaining hours of today at WEATHER_HOUR_INTERVAL intervals. Each slot shows the hour label (NOW, 2 PM, etc.), temperature, and an inline SVG weather icon. SVG icons are used instead of emoji to ensure correct rendering on display hardware that may lack an emoji font. The slot count is automatically capped to prevent overflow.</w:t>
       </w:r>
     </w:p>
     <w:p>
       <w:r>
         <w:lastRenderedPageBreak/>
-        <w:t>Alert banners: Active NWS alerts for Cass County (NDZ039) appear as full-width colored banners above the calendar panels, sorted by severity. Red = Extreme/Severe (Warning), Orange = Moderate (Wat</w:t>
-      </w:r>
-      <w:r>
-        <w:t>ch), Yellow = Minor (Advisory). Each banner shows the alert name and when it ends. The end time is taken from the ends field (actual weather event end) rather than the expires field (when NWS will issue the next product update), so displayed times match wh</w:t>
-      </w:r>
-      <w:r>
-        <w:t>at other weather services show. Banners disappear automatically after the next cache refresh once the alert expires.</w:t>
-      </w:r>
-    </w:p>
-    <w:p>
-      <w:r>
-        <w:t xml:space="preserve">Alert badges: Upcoming alerts not yet active appear as severity-colored pills in the affected day's column header. Multi-day alerts appear </w:t>
-      </w:r>
-      <w:r>
-        <w:t>in every overlapping day's header. All headers render the same number of badge rows (real + invisible placeholders) so header heights stay uniform across all columns. The CSS grid row auto-sizing ensures all headers always match the height of the tallest h</w:t>
-      </w:r>
-      <w:r>
-        <w:t xml:space="preserve">eader regardless of </w:t>
-      </w:r>
-      <w:proofErr w:type="spellStart"/>
-      <w:r>
-        <w:t>weather</w:t>
-      </w:r>
-      <w:proofErr w:type="spellEnd"/>
-      <w:r>
-        <w:t xml:space="preserve"> content.</w:t>
+        <w:t>Alert banners: Active NWS alerts for Cass County (NDZ039) appear as full-width colored banners above the calendar panels, sorted by severity. Red = Extreme/Severe (Warning), Orange = Moderate (Watch), Yellow = Minor (Advisory). Each banner shows the alert name and when it ends. The end time is taken from the ends field (actual weather event end) rather than the expires field (when NWS will issue the next product update), so displayed times match what other weather services show. Banners disappear automatically after the next cache refresh once the alert expires.</w:t>
+      </w:r>
+    </w:p>
+    <w:p>
+      <w:r>
+        <w:t>Alert badges: Upcoming alerts not yet active appear as severity-colored pills in the affected day's column header. Multi-day alerts appear in every overlapping day's header. All headers render the same number of badge rows (real + invisible placeholders) so header heights stay uniform across all columns. The CSS grid row auto-sizing ensures all headers always match the height of the tallest header regardless of weather content.</w:t>
       </w:r>
     </w:p>
     <w:p>
@@ -22054,36 +18230,12 @@
     </w:p>
     <w:p>
       <w:r>
-        <w:t xml:space="preserve">To update the calendar outside of a normal login, open Outlook, open the VBA editor (Developer tab &gt; Visual Basic), click anywhere inside </w:t>
-      </w:r>
-      <w:proofErr w:type="spellStart"/>
-      <w:r>
-        <w:t>Application_Startup</w:t>
-      </w:r>
-      <w:proofErr w:type="spellEnd"/>
-      <w:r>
-        <w:t xml:space="preserve">, and press F5. The </w:t>
-      </w:r>
-      <w:proofErr w:type="spellStart"/>
-      <w:r>
-        <w:t>Nextcloud</w:t>
-      </w:r>
-      <w:proofErr w:type="spellEnd"/>
-      <w:r>
-        <w:t xml:space="preserve"> desktop app will sync the updated file automatically within a few seconds. No PowerShell command or manual upload is required.</w:t>
-      </w:r>
-    </w:p>
-    <w:p>
-      <w:r>
-        <w:t xml:space="preserve">The Worker caches pages for 15 minutes. To force an immediate cache refresh after a manual upload, increment CACHE_VERSION in </w:t>
-      </w:r>
-      <w:proofErr w:type="spellStart"/>
-      <w:r>
-        <w:t>src</w:t>
-      </w:r>
-      <w:proofErr w:type="spellEnd"/>
-      <w:r>
-        <w:t>/index.js by 1, deploy to staging, test, and merge to main.</w:t>
+        <w:t>To update the calendar outside of a normal login, open Outlook, open the VBA editor (Developer tab &gt; Visual Basic), click anywhere inside Application_Startup, and press F5. The Nextcloud desktop app will sync the updated file automatically within a few seconds. No PowerShell command or manual upload is required.</w:t>
+      </w:r>
+    </w:p>
+    <w:p>
+      <w:r>
+        <w:t>The Worker caches pages for 15 minutes. To force an immediate cache refresh after a manual upload, increment CACHE_VERSION in src/index.js by 1, deploy to staging, test, and merge to main.</w:t>
       </w:r>
     </w:p>
     <w:p>
@@ -22107,7 +18259,7 @@
       <w:bookmarkStart w:id="68" w:name="_Toc226210932"/>
       <w:r>
         <w:lastRenderedPageBreak/>
-        <w:t>8. DEPLOYMENT &amp; MAINTENANCE WORKFLOW</w:t>
+        <w:t>8. PROJECT: PROBATIONARY FIREFIGHTER DISPLAY</w:t>
       </w:r>
       <w:bookmarkEnd w:id="68"/>
     </w:p>
@@ -22115,15 +18267,1356 @@
       <w:pPr>
         <w:pStyle w:val="Heading2"/>
       </w:pPr>
-      <w:bookmarkStart w:id="69" w:name="_Toc226210933"/>
-      <w:r>
-        <w:t>8.1 Branch Strategy</w:t>
+      <w:r>
+        <w:t>8.1 Purpose &amp; Problem Solved</w:t>
+      </w:r>
+    </w:p>
+    <w:p>
+      <w:r>
+        <w:t>The station display system had no automated way to introduce new hires to the rest of the department. Previously, new firefighter information was manually maintained in a separate system with limited fields and required manual updates. The Probationary Firefighter Display Worker automates this entirely by reading firefighter bio data from a Google Sheet and photos from a Google Drive folder, then rendering a rotating spotlight page that cycles through every active new hire on the same 3-day rotation used by the Daily Message Display.</w:t>
+      </w:r>
+    </w:p>
+    <w:p>
+      <w:r>
+        <w:t>Firefighters are considered active for 365 days from their hire date and drop off automatically with no manual action required.</w:t>
+      </w:r>
+    </w:p>
+    <w:p>
+      <w:pPr>
+        <w:pStyle w:val="Heading2"/>
+      </w:pPr>
+      <w:r>
+        <w:t>8.2 Repository &amp; Deployment</w:t>
+      </w:r>
+    </w:p>
+    <w:tbl>
+      <w:tblPr>
+        <w:tblW w:w="9360" w:type="dxa"/>
+        <w:tblBorders>
+          <w:top w:val="single" w:sz="4" w:space="0" w:color="auto"/>
+          <w:left w:val="single" w:sz="4" w:space="0" w:color="auto"/>
+          <w:bottom w:val="single" w:sz="4" w:space="0" w:color="auto"/>
+          <w:right w:val="single" w:sz="4" w:space="0" w:color="auto"/>
+          <w:insideH w:val="single" w:sz="4" w:space="0" w:color="auto"/>
+          <w:insideV w:val="single" w:sz="4" w:space="0" w:color="auto"/>
+        </w:tblBorders>
+        <w:tblCellMar>
+          <w:left w:w="10" w:type="dxa"/>
+          <w:right w:w="10" w:type="dxa"/>
+        </w:tblCellMar>
+        <w:tblLook w:val="04A0" w:firstRow="1" w:lastRow="0" w:firstColumn="1" w:lastColumn="0" w:noHBand="0" w:noVBand="1"/>
+      </w:tblPr>
+      <w:tblGrid>
+        <w:gridCol w:w="2200"/>
+        <w:gridCol w:w="7160"/>
+      </w:tblGrid>
+      <w:tr>
+        <w:tc>
+          <w:tcPr>
+            <w:tcW w:w="2200" w:type="dxa"/>
+            <w:tcMar>
+              <w:top w:w="80" w:type="dxa"/>
+              <w:left w:w="120" w:type="dxa"/>
+              <w:bottom w:w="80" w:type="dxa"/>
+              <w:right w:w="120" w:type="dxa"/>
+            </w:tcMar>
+          </w:tcPr>
+          <w:p>
+            <w:r>
+              <w:rPr>
+                <w:b/>
+                <w:sz w:val="18"/>
+                <w:szCs w:val="18"/>
+              </w:rPr>
+              <w:t>Item</w:t>
+            </w:r>
+          </w:p>
+        </w:tc>
+        <w:tc>
+          <w:tcPr>
+            <w:tcW w:w="7160" w:type="dxa"/>
+            <w:tcMar>
+              <w:top w:w="80" w:type="dxa"/>
+              <w:left w:w="120" w:type="dxa"/>
+              <w:bottom w:w="80" w:type="dxa"/>
+              <w:right w:w="120" w:type="dxa"/>
+            </w:tcMar>
+          </w:tcPr>
+          <w:p>
+            <w:r>
+              <w:rPr>
+                <w:b/>
+                <w:sz w:val="18"/>
+                <w:szCs w:val="18"/>
+              </w:rPr>
+              <w:t>Value</w:t>
+            </w:r>
+          </w:p>
+        </w:tc>
+      </w:tr>
+      <w:tr>
+        <w:tc>
+          <w:tcPr>
+            <w:tcW w:w="2200" w:type="dxa"/>
+            <w:tcMar>
+              <w:top w:w="80" w:type="dxa"/>
+              <w:left w:w="120" w:type="dxa"/>
+              <w:bottom w:w="80" w:type="dxa"/>
+              <w:right w:w="120" w:type="dxa"/>
+            </w:tcMar>
+          </w:tcPr>
+          <w:p>
+            <w:r>
+              <w:rPr>
+                <w:sz w:val="18"/>
+                <w:szCs w:val="18"/>
+              </w:rPr>
+              <w:t>GitHub Repository</w:t>
+            </w:r>
+          </w:p>
+        </w:tc>
+        <w:tc>
+          <w:tcPr>
+            <w:tcW w:w="7160" w:type="dxa"/>
+            <w:tcMar>
+              <w:top w:w="80" w:type="dxa"/>
+              <w:left w:w="120" w:type="dxa"/>
+              <w:bottom w:w="80" w:type="dxa"/>
+              <w:right w:w="120" w:type="dxa"/>
+            </w:tcMar>
+          </w:tcPr>
+          <w:p>
+            <w:r>
+              <w:rPr>
+                <w:sz w:val="18"/>
+                <w:szCs w:val="18"/>
+              </w:rPr>
+              <w:t>github.com/wehnerb/probationary-firefighter-display</w:t>
+            </w:r>
+          </w:p>
+        </w:tc>
+      </w:tr>
+      <w:tr>
+        <w:tc>
+          <w:tcPr>
+            <w:tcW w:w="2200" w:type="dxa"/>
+            <w:tcMar>
+              <w:top w:w="80" w:type="dxa"/>
+              <w:left w:w="120" w:type="dxa"/>
+              <w:bottom w:w="80" w:type="dxa"/>
+              <w:right w:w="120" w:type="dxa"/>
+            </w:tcMar>
+          </w:tcPr>
+          <w:p>
+            <w:r>
+              <w:rPr>
+                <w:sz w:val="18"/>
+                <w:szCs w:val="18"/>
+              </w:rPr>
+              <w:t>Production URL</w:t>
+            </w:r>
+          </w:p>
+        </w:tc>
+        <w:tc>
+          <w:tcPr>
+            <w:tcW w:w="7160" w:type="dxa"/>
+            <w:tcMar>
+              <w:top w:w="80" w:type="dxa"/>
+              <w:left w:w="120" w:type="dxa"/>
+              <w:bottom w:w="80" w:type="dxa"/>
+              <w:right w:w="120" w:type="dxa"/>
+            </w:tcMar>
+          </w:tcPr>
+          <w:p>
+            <w:r>
+              <w:rPr>
+                <w:sz w:val="18"/>
+                <w:szCs w:val="18"/>
+              </w:rPr>
+              <w:t>https://probationary-firefighter-display.bwehner.workers.dev/</w:t>
+            </w:r>
+          </w:p>
+        </w:tc>
+      </w:tr>
+      <w:tr>
+        <w:tc>
+          <w:tcPr>
+            <w:tcW w:w="2200" w:type="dxa"/>
+            <w:tcMar>
+              <w:top w:w="80" w:type="dxa"/>
+              <w:left w:w="120" w:type="dxa"/>
+              <w:bottom w:w="80" w:type="dxa"/>
+              <w:right w:w="120" w:type="dxa"/>
+            </w:tcMar>
+          </w:tcPr>
+          <w:p>
+            <w:r>
+              <w:rPr>
+                <w:sz w:val="18"/>
+                <w:szCs w:val="18"/>
+              </w:rPr>
+              <w:t>Staging URL</w:t>
+            </w:r>
+          </w:p>
+        </w:tc>
+        <w:tc>
+          <w:tcPr>
+            <w:tcW w:w="7160" w:type="dxa"/>
+            <w:tcMar>
+              <w:top w:w="80" w:type="dxa"/>
+              <w:left w:w="120" w:type="dxa"/>
+              <w:bottom w:w="80" w:type="dxa"/>
+              <w:right w:w="120" w:type="dxa"/>
+            </w:tcMar>
+          </w:tcPr>
+          <w:p>
+            <w:r>
+              <w:rPr>
+                <w:sz w:val="18"/>
+                <w:szCs w:val="18"/>
+              </w:rPr>
+              <w:t>https://probationary-firefighter-display-staging.bwehner.workers.dev/</w:t>
+            </w:r>
+          </w:p>
+        </w:tc>
+      </w:tr>
+      <w:tr>
+        <w:tc>
+          <w:tcPr>
+            <w:tcW w:w="2200" w:type="dxa"/>
+            <w:tcMar>
+              <w:top w:w="80" w:type="dxa"/>
+              <w:left w:w="120" w:type="dxa"/>
+              <w:bottom w:w="80" w:type="dxa"/>
+              <w:right w:w="120" w:type="dxa"/>
+            </w:tcMar>
+          </w:tcPr>
+          <w:p>
+            <w:r>
+              <w:rPr>
+                <w:sz w:val="18"/>
+                <w:szCs w:val="18"/>
+              </w:rPr>
+              <w:t>Worker File</w:t>
+            </w:r>
+          </w:p>
+        </w:tc>
+        <w:tc>
+          <w:tcPr>
+            <w:tcW w:w="7160" w:type="dxa"/>
+            <w:tcMar>
+              <w:top w:w="80" w:type="dxa"/>
+              <w:left w:w="120" w:type="dxa"/>
+              <w:bottom w:w="80" w:type="dxa"/>
+              <w:right w:w="120" w:type="dxa"/>
+            </w:tcMar>
+          </w:tcPr>
+          <w:p>
+            <w:r>
+              <w:rPr>
+                <w:sz w:val="18"/>
+                <w:szCs w:val="18"/>
+              </w:rPr>
+              <w:t>src/index.js</w:t>
+            </w:r>
+          </w:p>
+        </w:tc>
+      </w:tr>
+      <w:tr>
+        <w:tc>
+          <w:tcPr>
+            <w:tcW w:w="2200" w:type="dxa"/>
+            <w:tcMar>
+              <w:top w:w="80" w:type="dxa"/>
+              <w:left w:w="120" w:type="dxa"/>
+              <w:bottom w:w="80" w:type="dxa"/>
+              <w:right w:w="120" w:type="dxa"/>
+            </w:tcMar>
+          </w:tcPr>
+          <w:p>
+            <w:r>
+              <w:rPr>
+                <w:sz w:val="18"/>
+                <w:szCs w:val="18"/>
+              </w:rPr>
+              <w:t>Secrets Required</w:t>
+            </w:r>
+          </w:p>
+        </w:tc>
+        <w:tc>
+          <w:tcPr>
+            <w:tcW w:w="7160" w:type="dxa"/>
+            <w:tcMar>
+              <w:top w:w="80" w:type="dxa"/>
+              <w:left w:w="120" w:type="dxa"/>
+              <w:bottom w:w="80" w:type="dxa"/>
+              <w:right w:w="120" w:type="dxa"/>
+            </w:tcMar>
+          </w:tcPr>
+          <w:p>
+            <w:r>
+              <w:rPr>
+                <w:sz w:val="18"/>
+                <w:szCs w:val="18"/>
+              </w:rPr>
+              <w:t>CLOUDFLARE_API_TOKEN, CLOUDFLARE_ACCOUNT_ID (GitHub); GOOGLE_SERVICE_ACCOUNT_EMAIL, GOOGLE_PRIVATE_KEY, GOOGLE_SHEET_ID, GOOGLE_DRIVE_FOLDER_ID (Cloudflare dashboard)</w:t>
+            </w:r>
+          </w:p>
+        </w:tc>
+      </w:tr>
+    </w:tbl>
+    <w:p>
+      <w:pPr>
+        <w:pStyle w:val="Heading2"/>
+      </w:pPr>
+      <w:r>
+        <w:t>8.3 URL Parameters</w:t>
+      </w:r>
+    </w:p>
+    <w:p>
+      <w:r>
+        <w:t>The ?layout= parameter controls which design is rendered. The default is wide. The full layout adds a “PROBATIONARY FIREFIGHTERS” title bar at the top. All other layouts rely on the title bar provided by the display system.</w:t>
+      </w:r>
+    </w:p>
+    <w:p>
+      <w:r>
+        <w:t>Example URLs: https://probationary-firefighter-display.bwehner.workers.dev/ | https://probationary-firefighter-display.bwehner.workers.dev/?layout=full | https://probationary-firefighter-display.bwehner.workers.dev/?layout=split</w:t>
+      </w:r>
+    </w:p>
+    <w:p>
+      <w:pPr>
+        <w:pStyle w:val="Heading2"/>
+      </w:pPr>
+      <w:r>
+        <w:t>8.4 How It Works</w:t>
+      </w:r>
+    </w:p>
+    <w:p>
+      <w:r>
+        <w:t>1. The Worker authenticates with Google using the shared service account (same account as slide-timing-proxy and daily-message-display), generating a short-lived OAuth2 access token.</w:t>
+      </w:r>
+    </w:p>
+    <w:p>
+      <w:r>
+        <w:t>2. Firefighter records from the Google Sheet and the Drive photo file listing are fetched in parallel.</w:t>
+      </w:r>
+    </w:p>
+    <w:p>
+      <w:r>
+        <w:t>3. The active list is built: only firefighters whose hire date is within 365 days of today are included. The list is sorted by hire date ascending, then name ascending, for a stable consistent rotation order.</w:t>
+      </w:r>
+    </w:p>
+    <w:p>
+      <w:r>
+        <w:t>4. The current firefighter is selected using the same rotation block index as daily-message-display: floor(daysElapsed / ROTATION_DAYS) % activeCount, anchored to January 23, 2026 in America/Chicago time.</w:t>
+      </w:r>
+    </w:p>
+    <w:p>
+      <w:r>
+        <w:t>5. The firefighter’s photo is fetched from Drive server-side using a case-insensitive filename match and encoded as a base64 data URI. If no photo is found, a neutral person silhouette is shown in its place so the layout remains visually consistent.</w:t>
+      </w:r>
+    </w:p>
+    <w:p>
+      <w:r>
+        <w:t>6. A self-contained HTML page is returned with the photo on the left and bio information on the right (wide/full layouts) or stacked top-to-bottom (split/tri layouts). The meta-refresh interval is set to the exact seconds until the next 7:30 AM Central rotation boundary.</w:t>
+      </w:r>
+    </w:p>
+    <w:p>
+      <w:pPr>
+        <w:pStyle w:val="Heading2"/>
+      </w:pPr>
+      <w:r>
+        <w:lastRenderedPageBreak/>
+        <w:t>8.5 Rotation Logic</w:t>
+      </w:r>
+    </w:p>
+    <w:p>
+      <w:r>
+        <w:t>The rotation is identical to daily-message-display in all respects: 3-day blocks, anchored to January 23, 2026, advancing at 7:30 AM Central (DST-safe). After the last active firefighter the list loops back to the first. When a new firefighter is added or an existing one ages out, the active list is recalculated from scratch on the next request and the rotation adjusts automatically.</w:t>
+      </w:r>
+    </w:p>
+    <w:p>
+      <w:pPr>
+        <w:pStyle w:val="Heading2"/>
+      </w:pPr>
+      <w:r>
+        <w:t>8.6 Data Sources</w:t>
+      </w:r>
+    </w:p>
+    <w:p>
+      <w:r>
+        <w:rPr>
+          <w:b/>
+        </w:rPr>
+        <w:t xml:space="preserve">Google Sheet: </w:t>
+      </w:r>
+      <w:r>
+        <w:t>Fire Station Display – Probationary Firefighter Information (tab: Firefighters). One row per firefighter. Both the sheet and the Drive folder must be shared with the service account email (Viewer permission).</w:t>
+      </w:r>
+    </w:p>
+    <w:p>
+      <w:r>
+        <w:rPr>
+          <w:b/>
+        </w:rPr>
+        <w:t xml:space="preserve">Google Drive folder: </w:t>
+      </w:r>
+      <w:r>
+        <w:t>Fire Station Display – Probationary Firefighter Images. Photos are named firstnamelastname.jpg (e.g. makenziekotchman.jpg). The filename entered in the Photo column of the sheet must match the Drive filename exactly (the match is case-insensitive). Keep photo file sizes under 1 MB for reliable Worker performance.</w:t>
+      </w:r>
+    </w:p>
+    <w:p>
+      <w:pPr>
+        <w:pStyle w:val="Heading2"/>
+      </w:pPr>
+      <w:r>
+        <w:t>8.7 Google Sheet Column Reference</w:t>
+      </w:r>
+    </w:p>
+    <w:p>
+      <w:r>
+        <w:t>The sheet uses fixed reserved columns and dynamic Q&amp;A columns. Fixed columns are identified by header name (case-insensitive). All other columns are treated as Q&amp;A pairs where the column header is the question and the cell value is the answer. Questions appear on the display in the same order as the sheet columns. Blank cells are silently omitted.</w:t>
+      </w:r>
+    </w:p>
+    <w:tbl>
+      <w:tblPr>
+        <w:tblW w:w="9360" w:type="dxa"/>
+        <w:tblBorders>
+          <w:top w:val="single" w:sz="4" w:space="0" w:color="auto"/>
+          <w:left w:val="single" w:sz="4" w:space="0" w:color="auto"/>
+          <w:bottom w:val="single" w:sz="4" w:space="0" w:color="auto"/>
+          <w:right w:val="single" w:sz="4" w:space="0" w:color="auto"/>
+          <w:insideH w:val="single" w:sz="4" w:space="0" w:color="auto"/>
+          <w:insideV w:val="single" w:sz="4" w:space="0" w:color="auto"/>
+        </w:tblBorders>
+        <w:tblCellMar>
+          <w:left w:w="10" w:type="dxa"/>
+          <w:right w:w="10" w:type="dxa"/>
+        </w:tblCellMar>
+        <w:tblLook w:val="04A0" w:firstRow="1" w:lastRow="0" w:firstColumn="1" w:lastColumn="0" w:noHBand="0" w:noVBand="1"/>
+      </w:tblPr>
+      <w:tblGrid>
+        <w:gridCol w:w="2500"/>
+        <w:gridCol w:w="1500"/>
+        <w:gridCol w:w="5360"/>
+      </w:tblGrid>
+      <w:tr>
+        <w:tc>
+          <w:tcPr>
+            <w:tcW w:w="2500" w:type="dxa"/>
+            <w:tcMar>
+              <w:top w:w="80" w:type="dxa"/>
+              <w:left w:w="120" w:type="dxa"/>
+              <w:bottom w:w="80" w:type="dxa"/>
+              <w:right w:w="120" w:type="dxa"/>
+            </w:tcMar>
+          </w:tcPr>
+          <w:p>
+            <w:r>
+              <w:rPr>
+                <w:b/>
+                <w:sz w:val="18"/>
+                <w:szCs w:val="18"/>
+              </w:rPr>
+              <w:t>Column Header</w:t>
+            </w:r>
+          </w:p>
+        </w:tc>
+        <w:tc>
+          <w:tcPr>
+            <w:tcW w:w="1500" w:type="dxa"/>
+            <w:tcMar>
+              <w:top w:w="80" w:type="dxa"/>
+              <w:left w:w="120" w:type="dxa"/>
+              <w:bottom w:w="80" w:type="dxa"/>
+              <w:right w:w="120" w:type="dxa"/>
+            </w:tcMar>
+          </w:tcPr>
+          <w:p>
+            <w:r>
+              <w:rPr>
+                <w:b/>
+                <w:sz w:val="18"/>
+                <w:szCs w:val="18"/>
+              </w:rPr>
+              <w:t>Required?</w:t>
+            </w:r>
+          </w:p>
+        </w:tc>
+        <w:tc>
+          <w:tcPr>
+            <w:tcW w:w="5360" w:type="dxa"/>
+            <w:tcMar>
+              <w:top w:w="80" w:type="dxa"/>
+              <w:left w:w="120" w:type="dxa"/>
+              <w:bottom w:w="80" w:type="dxa"/>
+              <w:right w:w="120" w:type="dxa"/>
+            </w:tcMar>
+          </w:tcPr>
+          <w:p>
+            <w:r>
+              <w:rPr>
+                <w:b/>
+                <w:sz w:val="18"/>
+                <w:szCs w:val="18"/>
+              </w:rPr>
+              <w:t>Notes</w:t>
+            </w:r>
+          </w:p>
+        </w:tc>
+      </w:tr>
+      <w:tr>
+        <w:tc>
+          <w:tcPr>
+            <w:tcW w:w="2500" w:type="dxa"/>
+            <w:tcMar>
+              <w:top w:w="80" w:type="dxa"/>
+              <w:left w:w="120" w:type="dxa"/>
+              <w:bottom w:w="80" w:type="dxa"/>
+              <w:right w:w="120" w:type="dxa"/>
+            </w:tcMar>
+          </w:tcPr>
+          <w:p>
+            <w:r>
+              <w:rPr>
+                <w:sz w:val="18"/>
+                <w:szCs w:val="18"/>
+              </w:rPr>
+              <w:t>Name</w:t>
+            </w:r>
+          </w:p>
+        </w:tc>
+        <w:tc>
+          <w:tcPr>
+            <w:tcW w:w="1500" w:type="dxa"/>
+            <w:tcMar>
+              <w:top w:w="80" w:type="dxa"/>
+              <w:left w:w="120" w:type="dxa"/>
+              <w:bottom w:w="80" w:type="dxa"/>
+              <w:right w:w="120" w:type="dxa"/>
+            </w:tcMar>
+          </w:tcPr>
+          <w:p>
+            <w:r>
+              <w:rPr>
+                <w:sz w:val="18"/>
+                <w:szCs w:val="18"/>
+              </w:rPr>
+              <w:t>Yes</w:t>
+            </w:r>
+          </w:p>
+        </w:tc>
+        <w:tc>
+          <w:tcPr>
+            <w:tcW w:w="5360" w:type="dxa"/>
+            <w:tcMar>
+              <w:top w:w="80" w:type="dxa"/>
+              <w:left w:w="120" w:type="dxa"/>
+              <w:bottom w:w="80" w:type="dxa"/>
+              <w:right w:w="120" w:type="dxa"/>
+            </w:tcMar>
+          </w:tcPr>
+          <w:p>
+            <w:r>
+              <w:rPr>
+                <w:sz w:val="18"/>
+                <w:szCs w:val="18"/>
+              </w:rPr>
+              <w:t>Full name</w:t>
+            </w:r>
+          </w:p>
+        </w:tc>
+      </w:tr>
+      <w:tr>
+        <w:tc>
+          <w:tcPr>
+            <w:tcW w:w="2500" w:type="dxa"/>
+            <w:tcMar>
+              <w:top w:w="80" w:type="dxa"/>
+              <w:left w:w="120" w:type="dxa"/>
+              <w:bottom w:w="80" w:type="dxa"/>
+              <w:right w:w="120" w:type="dxa"/>
+            </w:tcMar>
+          </w:tcPr>
+          <w:p>
+            <w:r>
+              <w:rPr>
+                <w:sz w:val="18"/>
+                <w:szCs w:val="18"/>
+              </w:rPr>
+              <w:t>Hire Date</w:t>
+            </w:r>
+          </w:p>
+        </w:tc>
+        <w:tc>
+          <w:tcPr>
+            <w:tcW w:w="1500" w:type="dxa"/>
+            <w:tcMar>
+              <w:top w:w="80" w:type="dxa"/>
+              <w:left w:w="120" w:type="dxa"/>
+              <w:bottom w:w="80" w:type="dxa"/>
+              <w:right w:w="120" w:type="dxa"/>
+            </w:tcMar>
+          </w:tcPr>
+          <w:p>
+            <w:r>
+              <w:rPr>
+                <w:sz w:val="18"/>
+                <w:szCs w:val="18"/>
+              </w:rPr>
+              <w:t>Yes</w:t>
+            </w:r>
+          </w:p>
+        </w:tc>
+        <w:tc>
+          <w:tcPr>
+            <w:tcW w:w="5360" w:type="dxa"/>
+            <w:tcMar>
+              <w:top w:w="80" w:type="dxa"/>
+              <w:left w:w="120" w:type="dxa"/>
+              <w:bottom w:w="80" w:type="dxa"/>
+              <w:right w:w="120" w:type="dxa"/>
+            </w:tcMar>
+          </w:tcPr>
+          <w:p>
+            <w:r>
+              <w:rPr>
+                <w:sz w:val="18"/>
+                <w:szCs w:val="18"/>
+              </w:rPr>
+              <w:t>Format: YYYY-MM-DD (e.g. 2026-01-19). Used to calculate active status.</w:t>
+            </w:r>
+          </w:p>
+        </w:tc>
+      </w:tr>
+      <w:tr>
+        <w:tc>
+          <w:tcPr>
+            <w:tcW w:w="2500" w:type="dxa"/>
+            <w:tcMar>
+              <w:top w:w="80" w:type="dxa"/>
+              <w:left w:w="120" w:type="dxa"/>
+              <w:bottom w:w="80" w:type="dxa"/>
+              <w:right w:w="120" w:type="dxa"/>
+            </w:tcMar>
+          </w:tcPr>
+          <w:p>
+            <w:r>
+              <w:rPr>
+                <w:sz w:val="18"/>
+                <w:szCs w:val="18"/>
+              </w:rPr>
+              <w:t>Rank</w:t>
+            </w:r>
+          </w:p>
+        </w:tc>
+        <w:tc>
+          <w:tcPr>
+            <w:tcW w:w="1500" w:type="dxa"/>
+            <w:tcMar>
+              <w:top w:w="80" w:type="dxa"/>
+              <w:left w:w="120" w:type="dxa"/>
+              <w:bottom w:w="80" w:type="dxa"/>
+              <w:right w:w="120" w:type="dxa"/>
+            </w:tcMar>
+          </w:tcPr>
+          <w:p>
+            <w:r>
+              <w:rPr>
+                <w:sz w:val="18"/>
+                <w:szCs w:val="18"/>
+              </w:rPr>
+              <w:t>No</w:t>
+            </w:r>
+          </w:p>
+        </w:tc>
+        <w:tc>
+          <w:tcPr>
+            <w:tcW w:w="5360" w:type="dxa"/>
+            <w:tcMar>
+              <w:top w:w="80" w:type="dxa"/>
+              <w:left w:w="120" w:type="dxa"/>
+              <w:bottom w:w="80" w:type="dxa"/>
+              <w:right w:w="120" w:type="dxa"/>
+            </w:tcMar>
+          </w:tcPr>
+          <w:p>
+            <w:r>
+              <w:rPr>
+                <w:sz w:val="18"/>
+                <w:szCs w:val="18"/>
+              </w:rPr>
+              <w:t>e.g. Probationary Firefighter. Used for employees with a title other than the standard rank.</w:t>
+            </w:r>
+          </w:p>
+        </w:tc>
+      </w:tr>
+      <w:tr>
+        <w:tc>
+          <w:tcPr>
+            <w:tcW w:w="2500" w:type="dxa"/>
+            <w:tcMar>
+              <w:top w:w="80" w:type="dxa"/>
+              <w:left w:w="120" w:type="dxa"/>
+              <w:bottom w:w="80" w:type="dxa"/>
+              <w:right w:w="120" w:type="dxa"/>
+            </w:tcMar>
+          </w:tcPr>
+          <w:p>
+            <w:r>
+              <w:rPr>
+                <w:sz w:val="18"/>
+                <w:szCs w:val="18"/>
+              </w:rPr>
+              <w:t>Shift</w:t>
+            </w:r>
+          </w:p>
+        </w:tc>
+        <w:tc>
+          <w:tcPr>
+            <w:tcW w:w="1500" w:type="dxa"/>
+            <w:tcMar>
+              <w:top w:w="80" w:type="dxa"/>
+              <w:left w:w="120" w:type="dxa"/>
+              <w:bottom w:w="80" w:type="dxa"/>
+              <w:right w:w="120" w:type="dxa"/>
+            </w:tcMar>
+          </w:tcPr>
+          <w:p>
+            <w:r>
+              <w:rPr>
+                <w:sz w:val="18"/>
+                <w:szCs w:val="18"/>
+              </w:rPr>
+              <w:t>No</w:t>
+            </w:r>
+          </w:p>
+        </w:tc>
+        <w:tc>
+          <w:tcPr>
+            <w:tcW w:w="5360" w:type="dxa"/>
+            <w:tcMar>
+              <w:top w:w="80" w:type="dxa"/>
+              <w:left w:w="120" w:type="dxa"/>
+              <w:bottom w:w="80" w:type="dxa"/>
+              <w:right w:w="120" w:type="dxa"/>
+            </w:tcMar>
+          </w:tcPr>
+          <w:p>
+            <w:r>
+              <w:rPr>
+                <w:sz w:val="18"/>
+                <w:szCs w:val="18"/>
+              </w:rPr>
+              <w:t>A, B, C, Days, or Recruit Academy</w:t>
+            </w:r>
+          </w:p>
+        </w:tc>
+      </w:tr>
+      <w:tr>
+        <w:tc>
+          <w:tcPr>
+            <w:tcW w:w="2500" w:type="dxa"/>
+            <w:tcMar>
+              <w:top w:w="80" w:type="dxa"/>
+              <w:left w:w="120" w:type="dxa"/>
+              <w:bottom w:w="80" w:type="dxa"/>
+              <w:right w:w="120" w:type="dxa"/>
+            </w:tcMar>
+          </w:tcPr>
+          <w:p>
+            <w:r>
+              <w:rPr>
+                <w:sz w:val="18"/>
+                <w:szCs w:val="18"/>
+              </w:rPr>
+              <w:t>Badge</w:t>
+            </w:r>
+          </w:p>
+        </w:tc>
+        <w:tc>
+          <w:tcPr>
+            <w:tcW w:w="1500" w:type="dxa"/>
+            <w:tcMar>
+              <w:top w:w="80" w:type="dxa"/>
+              <w:left w:w="120" w:type="dxa"/>
+              <w:bottom w:w="80" w:type="dxa"/>
+              <w:right w:w="120" w:type="dxa"/>
+            </w:tcMar>
+          </w:tcPr>
+          <w:p>
+            <w:r>
+              <w:rPr>
+                <w:sz w:val="18"/>
+                <w:szCs w:val="18"/>
+              </w:rPr>
+              <w:t>No</w:t>
+            </w:r>
+          </w:p>
+        </w:tc>
+        <w:tc>
+          <w:tcPr>
+            <w:tcW w:w="5360" w:type="dxa"/>
+            <w:tcMar>
+              <w:top w:w="80" w:type="dxa"/>
+              <w:left w:w="120" w:type="dxa"/>
+              <w:bottom w:w="80" w:type="dxa"/>
+              <w:right w:w="120" w:type="dxa"/>
+            </w:tcMar>
+          </w:tcPr>
+          <w:p>
+            <w:r>
+              <w:rPr>
+                <w:sz w:val="18"/>
+                <w:szCs w:val="18"/>
+              </w:rPr>
+              <w:t>Plain badge number</w:t>
+            </w:r>
+          </w:p>
+        </w:tc>
+      </w:tr>
+      <w:tr>
+        <w:tc>
+          <w:tcPr>
+            <w:tcW w:w="2500" w:type="dxa"/>
+            <w:tcMar>
+              <w:top w:w="80" w:type="dxa"/>
+              <w:left w:w="120" w:type="dxa"/>
+              <w:bottom w:w="80" w:type="dxa"/>
+              <w:right w:w="120" w:type="dxa"/>
+            </w:tcMar>
+          </w:tcPr>
+          <w:p>
+            <w:r>
+              <w:rPr>
+                <w:sz w:val="18"/>
+                <w:szCs w:val="18"/>
+              </w:rPr>
+              <w:t>Photo</w:t>
+            </w:r>
+          </w:p>
+        </w:tc>
+        <w:tc>
+          <w:tcPr>
+            <w:tcW w:w="1500" w:type="dxa"/>
+            <w:tcMar>
+              <w:top w:w="80" w:type="dxa"/>
+              <w:left w:w="120" w:type="dxa"/>
+              <w:bottom w:w="80" w:type="dxa"/>
+              <w:right w:w="120" w:type="dxa"/>
+            </w:tcMar>
+          </w:tcPr>
+          <w:p>
+            <w:r>
+              <w:rPr>
+                <w:sz w:val="18"/>
+                <w:szCs w:val="18"/>
+              </w:rPr>
+              <w:t>No</w:t>
+            </w:r>
+          </w:p>
+        </w:tc>
+        <w:tc>
+          <w:tcPr>
+            <w:tcW w:w="5360" w:type="dxa"/>
+            <w:tcMar>
+              <w:top w:w="80" w:type="dxa"/>
+              <w:left w:w="120" w:type="dxa"/>
+              <w:bottom w:w="80" w:type="dxa"/>
+              <w:right w:w="120" w:type="dxa"/>
+            </w:tcMar>
+          </w:tcPr>
+          <w:p>
+            <w:r>
+              <w:rPr>
+                <w:sz w:val="18"/>
+                <w:szCs w:val="18"/>
+              </w:rPr>
+              <w:t>Filename of photo in Drive folder (e.g. makenziekotchman.jpg). Match is case-insensitive.</w:t>
+            </w:r>
+          </w:p>
+        </w:tc>
+      </w:tr>
+      <w:tr>
+        <w:tc>
+          <w:tcPr>
+            <w:tcW w:w="2500" w:type="dxa"/>
+            <w:tcMar>
+              <w:top w:w="80" w:type="dxa"/>
+              <w:left w:w="120" w:type="dxa"/>
+              <w:bottom w:w="80" w:type="dxa"/>
+              <w:right w:w="120" w:type="dxa"/>
+            </w:tcMar>
+          </w:tcPr>
+          <w:p>
+            <w:r>
+              <w:rPr>
+                <w:sz w:val="18"/>
+                <w:szCs w:val="18"/>
+              </w:rPr>
+              <w:t>Hometown</w:t>
+            </w:r>
+          </w:p>
+        </w:tc>
+        <w:tc>
+          <w:tcPr>
+            <w:tcW w:w="1500" w:type="dxa"/>
+            <w:tcMar>
+              <w:top w:w="80" w:type="dxa"/>
+              <w:left w:w="120" w:type="dxa"/>
+              <w:bottom w:w="80" w:type="dxa"/>
+              <w:right w:w="120" w:type="dxa"/>
+            </w:tcMar>
+          </w:tcPr>
+          <w:p>
+            <w:r>
+              <w:rPr>
+                <w:sz w:val="18"/>
+                <w:szCs w:val="18"/>
+              </w:rPr>
+              <w:t>No</w:t>
+            </w:r>
+          </w:p>
+        </w:tc>
+        <w:tc>
+          <w:tcPr>
+            <w:tcW w:w="5360" w:type="dxa"/>
+            <w:tcMar>
+              <w:top w:w="80" w:type="dxa"/>
+              <w:left w:w="120" w:type="dxa"/>
+              <w:bottom w:w="80" w:type="dxa"/>
+              <w:right w:w="120" w:type="dxa"/>
+            </w:tcMar>
+          </w:tcPr>
+          <w:p>
+            <w:r>
+              <w:rPr>
+                <w:sz w:val="18"/>
+                <w:szCs w:val="18"/>
+              </w:rPr>
+              <w:t>Displayed in the fixed fields group alongside Hire Date, Shift, and Badge</w:t>
+            </w:r>
+          </w:p>
+        </w:tc>
+      </w:tr>
+      <w:tr>
+        <w:tc>
+          <w:tcPr>
+            <w:tcW w:w="2500" w:type="dxa"/>
+            <w:tcMar>
+              <w:top w:w="80" w:type="dxa"/>
+              <w:left w:w="120" w:type="dxa"/>
+              <w:bottom w:w="80" w:type="dxa"/>
+              <w:right w:w="120" w:type="dxa"/>
+            </w:tcMar>
+          </w:tcPr>
+          <w:p>
+            <w:r>
+              <w:rPr>
+                <w:sz w:val="18"/>
+                <w:szCs w:val="18"/>
+              </w:rPr>
+              <w:t>Any other column header</w:t>
+            </w:r>
+          </w:p>
+        </w:tc>
+        <w:tc>
+          <w:tcPr>
+            <w:tcW w:w="1500" w:type="dxa"/>
+            <w:tcMar>
+              <w:top w:w="80" w:type="dxa"/>
+              <w:left w:w="120" w:type="dxa"/>
+              <w:bottom w:w="80" w:type="dxa"/>
+              <w:right w:w="120" w:type="dxa"/>
+            </w:tcMar>
+          </w:tcPr>
+          <w:p>
+            <w:r>
+              <w:rPr>
+                <w:sz w:val="18"/>
+                <w:szCs w:val="18"/>
+              </w:rPr>
+              <w:t>No</w:t>
+            </w:r>
+          </w:p>
+        </w:tc>
+        <w:tc>
+          <w:tcPr>
+            <w:tcW w:w="5360" w:type="dxa"/>
+            <w:tcMar>
+              <w:top w:w="80" w:type="dxa"/>
+              <w:left w:w="120" w:type="dxa"/>
+              <w:bottom w:w="80" w:type="dxa"/>
+              <w:right w:w="120" w:type="dxa"/>
+            </w:tcMar>
+          </w:tcPr>
+          <w:p>
+            <w:r>
+              <w:rPr>
+                <w:sz w:val="18"/>
+                <w:szCs w:val="18"/>
+              </w:rPr>
+              <w:t>Treated as a dynamic Q&amp;A pair. Header = question, cell = answer. Displayed below the fixed fields, spaced evenly to fill remaining vertical space.</w:t>
+            </w:r>
+          </w:p>
+        </w:tc>
+      </w:tr>
+    </w:tbl>
+    <w:p>
+      <w:pPr>
+        <w:pStyle w:val="Heading2"/>
+      </w:pPr>
+      <w:r>
+        <w:t>8.8 Configuration (src/index.js)</w:t>
+      </w:r>
+    </w:p>
+    <w:p>
+      <w:r>
+        <w:t>The top of src/index.js contains all values that may need to be changed. No other part of the file should need editing for routine operation.</w:t>
+      </w:r>
+    </w:p>
+    <w:tbl>
+      <w:tblPr>
+        <w:tblW w:w="9360" w:type="dxa"/>
+        <w:tblBorders>
+          <w:top w:val="single" w:sz="4" w:space="0" w:color="auto"/>
+          <w:left w:val="single" w:sz="4" w:space="0" w:color="auto"/>
+          <w:bottom w:val="single" w:sz="4" w:space="0" w:color="auto"/>
+          <w:right w:val="single" w:sz="4" w:space="0" w:color="auto"/>
+          <w:insideH w:val="single" w:sz="4" w:space="0" w:color="auto"/>
+          <w:insideV w:val="single" w:sz="4" w:space="0" w:color="auto"/>
+        </w:tblBorders>
+        <w:tblCellMar>
+          <w:left w:w="10" w:type="dxa"/>
+          <w:right w:w="10" w:type="dxa"/>
+        </w:tblCellMar>
+        <w:tblLook w:val="04A0" w:firstRow="1" w:lastRow="0" w:firstColumn="1" w:lastColumn="0" w:noHBand="0" w:noVBand="1"/>
+      </w:tblPr>
+      <w:tblGrid>
+        <w:gridCol w:w="3000"/>
+        <w:gridCol w:w="6360"/>
+      </w:tblGrid>
+      <w:tr>
+        <w:tc>
+          <w:tcPr>
+            <w:tcW w:w="3000" w:type="dxa"/>
+            <w:tcMar>
+              <w:top w:w="80" w:type="dxa"/>
+              <w:left w:w="120" w:type="dxa"/>
+              <w:bottom w:w="80" w:type="dxa"/>
+              <w:right w:w="120" w:type="dxa"/>
+            </w:tcMar>
+          </w:tcPr>
+          <w:p>
+            <w:r>
+              <w:rPr>
+                <w:b/>
+                <w:sz w:val="18"/>
+                <w:szCs w:val="18"/>
+              </w:rPr>
+              <w:t>Constant</w:t>
+            </w:r>
+          </w:p>
+        </w:tc>
+        <w:tc>
+          <w:tcPr>
+            <w:tcW w:w="6360" w:type="dxa"/>
+            <w:tcMar>
+              <w:top w:w="80" w:type="dxa"/>
+              <w:left w:w="120" w:type="dxa"/>
+              <w:bottom w:w="80" w:type="dxa"/>
+              <w:right w:w="120" w:type="dxa"/>
+            </w:tcMar>
+          </w:tcPr>
+          <w:p>
+            <w:r>
+              <w:rPr>
+                <w:b/>
+                <w:sz w:val="18"/>
+                <w:szCs w:val="18"/>
+              </w:rPr>
+              <w:t>Description</w:t>
+            </w:r>
+          </w:p>
+        </w:tc>
+      </w:tr>
+      <w:tr>
+        <w:tc>
+          <w:tcPr>
+            <w:tcW w:w="3000" w:type="dxa"/>
+            <w:tcMar>
+              <w:top w:w="80" w:type="dxa"/>
+              <w:left w:w="120" w:type="dxa"/>
+              <w:bottom w:w="80" w:type="dxa"/>
+              <w:right w:w="120" w:type="dxa"/>
+            </w:tcMar>
+          </w:tcPr>
+          <w:p>
+            <w:r>
+              <w:rPr>
+                <w:sz w:val="18"/>
+                <w:szCs w:val="18"/>
+              </w:rPr>
+              <w:t>ROTATION_DAYS</w:t>
+            </w:r>
+          </w:p>
+        </w:tc>
+        <w:tc>
+          <w:tcPr>
+            <w:tcW w:w="6360" w:type="dxa"/>
+            <w:tcMar>
+              <w:top w:w="80" w:type="dxa"/>
+              <w:left w:w="120" w:type="dxa"/>
+              <w:bottom w:w="80" w:type="dxa"/>
+              <w:right w:w="120" w:type="dxa"/>
+            </w:tcMar>
+          </w:tcPr>
+          <w:p>
+            <w:r>
+              <w:rPr>
+                <w:sz w:val="18"/>
+                <w:szCs w:val="18"/>
+              </w:rPr>
+              <w:t>Consecutive days each firefighter displays before advancing (default 3). Must match daily-message-display.</w:t>
+            </w:r>
+          </w:p>
+        </w:tc>
+      </w:tr>
+      <w:tr>
+        <w:tc>
+          <w:tcPr>
+            <w:tcW w:w="3000" w:type="dxa"/>
+            <w:tcMar>
+              <w:top w:w="80" w:type="dxa"/>
+              <w:left w:w="120" w:type="dxa"/>
+              <w:bottom w:w="80" w:type="dxa"/>
+              <w:right w:w="120" w:type="dxa"/>
+            </w:tcMar>
+          </w:tcPr>
+          <w:p>
+            <w:r>
+              <w:rPr>
+                <w:sz w:val="18"/>
+                <w:szCs w:val="18"/>
+              </w:rPr>
+              <w:t>ROTATION_ANCHOR</w:t>
+            </w:r>
+          </w:p>
+        </w:tc>
+        <w:tc>
+          <w:tcPr>
+            <w:tcW w:w="6360" w:type="dxa"/>
+            <w:tcMar>
+              <w:top w:w="80" w:type="dxa"/>
+              <w:left w:w="120" w:type="dxa"/>
+              <w:bottom w:w="80" w:type="dxa"/>
+              <w:right w:w="120" w:type="dxa"/>
+            </w:tcMar>
+          </w:tcPr>
+          <w:p>
+            <w:r>
+              <w:rPr>
+                <w:sz w:val="18"/>
+                <w:szCs w:val="18"/>
+              </w:rPr>
+              <w:t>Anchor date for rotation (2026-01-23). Matches daily-message-display. Do not change unless intentionally resetting the cycle.</w:t>
+            </w:r>
+          </w:p>
+        </w:tc>
+      </w:tr>
+      <w:tr>
+        <w:tc>
+          <w:tcPr>
+            <w:tcW w:w="3000" w:type="dxa"/>
+            <w:tcMar>
+              <w:top w:w="80" w:type="dxa"/>
+              <w:left w:w="120" w:type="dxa"/>
+              <w:bottom w:w="80" w:type="dxa"/>
+              <w:right w:w="120" w:type="dxa"/>
+            </w:tcMar>
+          </w:tcPr>
+          <w:p>
+            <w:r>
+              <w:rPr>
+                <w:sz w:val="18"/>
+                <w:szCs w:val="18"/>
+              </w:rPr>
+              <w:lastRenderedPageBreak/>
+              <w:t>HIRE_ACTIVE_DAYS</w:t>
+            </w:r>
+          </w:p>
+        </w:tc>
+        <w:tc>
+          <w:tcPr>
+            <w:tcW w:w="6360" w:type="dxa"/>
+            <w:tcMar>
+              <w:top w:w="80" w:type="dxa"/>
+              <w:left w:w="120" w:type="dxa"/>
+              <w:bottom w:w="80" w:type="dxa"/>
+              <w:right w:w="120" w:type="dxa"/>
+            </w:tcMar>
+          </w:tcPr>
+          <w:p>
+            <w:r>
+              <w:rPr>
+                <w:sz w:val="18"/>
+                <w:szCs w:val="18"/>
+              </w:rPr>
+              <w:t>Days after hire date a firefighter remains on the display (default 365). Firefighters drop off automatically — no manual removal needed.</w:t>
+            </w:r>
+          </w:p>
+        </w:tc>
+      </w:tr>
+      <w:tr>
+        <w:tc>
+          <w:tcPr>
+            <w:tcW w:w="3000" w:type="dxa"/>
+            <w:tcMar>
+              <w:top w:w="80" w:type="dxa"/>
+              <w:left w:w="120" w:type="dxa"/>
+              <w:bottom w:w="80" w:type="dxa"/>
+              <w:right w:w="120" w:type="dxa"/>
+            </w:tcMar>
+          </w:tcPr>
+          <w:p>
+            <w:r>
+              <w:rPr>
+                <w:sz w:val="18"/>
+                <w:szCs w:val="18"/>
+              </w:rPr>
+              <w:t>SHEET_TAB_NAME</w:t>
+            </w:r>
+          </w:p>
+        </w:tc>
+        <w:tc>
+          <w:tcPr>
+            <w:tcW w:w="6360" w:type="dxa"/>
+            <w:tcMar>
+              <w:top w:w="80" w:type="dxa"/>
+              <w:left w:w="120" w:type="dxa"/>
+              <w:bottom w:w="80" w:type="dxa"/>
+              <w:right w:w="120" w:type="dxa"/>
+            </w:tcMar>
+          </w:tcPr>
+          <w:p>
+            <w:r>
+              <w:rPr>
+                <w:sz w:val="18"/>
+                <w:szCs w:val="18"/>
+              </w:rPr>
+              <w:t>Name of the tab in the Google Sheet (default: Firefighters). Update if the tab is ever renamed.</w:t>
+            </w:r>
+          </w:p>
+        </w:tc>
+      </w:tr>
+      <w:tr>
+        <w:tc>
+          <w:tcPr>
+            <w:tcW w:w="3000" w:type="dxa"/>
+            <w:tcMar>
+              <w:top w:w="80" w:type="dxa"/>
+              <w:left w:w="120" w:type="dxa"/>
+              <w:bottom w:w="80" w:type="dxa"/>
+              <w:right w:w="120" w:type="dxa"/>
+            </w:tcMar>
+          </w:tcPr>
+          <w:p>
+            <w:r>
+              <w:rPr>
+                <w:sz w:val="18"/>
+                <w:szCs w:val="18"/>
+              </w:rPr>
+              <w:t>outerPad multiplier</w:t>
+            </w:r>
+          </w:p>
+        </w:tc>
+        <w:tc>
+          <w:tcPr>
+            <w:tcW w:w="6360" w:type="dxa"/>
+            <w:tcMar>
+              <w:top w:w="80" w:type="dxa"/>
+              <w:left w:w="120" w:type="dxa"/>
+              <w:bottom w:w="80" w:type="dxa"/>
+              <w:right w:w="120" w:type="dxa"/>
+            </w:tcMar>
+          </w:tcPr>
+          <w:p>
+            <w:r>
+              <w:rPr>
+                <w:sz w:val="18"/>
+                <w:szCs w:val="18"/>
+              </w:rPr>
+              <w:t>Controls equal padding around all content edges (default: 0.022). Located in the buildFirefighterPage function. Higher = more padding, lower = less.</w:t>
+            </w:r>
+          </w:p>
+        </w:tc>
+      </w:tr>
+    </w:tbl>
+    <w:p>
+      <w:pPr>
+        <w:pStyle w:val="Heading2"/>
+      </w:pPr>
+      <w:r>
+        <w:t>8.9 Adding a New Hire</w:t>
+      </w:r>
+    </w:p>
+    <w:p>
+      <w:r>
+        <w:t>1. Add a new row to the Firefighters tab in the Google Sheet with at minimum Name and Hire Date filled in.</w:t>
+      </w:r>
+    </w:p>
+    <w:p>
+      <w:r>
+        <w:t xml:space="preserve">2. Upload the firefighter’s photo to the Drive folder named firstnamelastname.jpg (e.g. makenziekotchman.jpg). Keep the file size under 1 MB. </w:t>
+      </w:r>
+      <w:bookmarkStart w:id="69" w:name="_GoBack"/>
+      <w:r>
+        <w:t>The website squoosh.app can be used to resize any images that are too large. It is a service made by Google.</w:t>
       </w:r>
       <w:bookmarkEnd w:id="69"/>
     </w:p>
     <w:p>
       <w:r>
-        <w:t>Each repository uses two branches. All changes must go through staging before being merged to main. This applies to all four Worker projects.</w:t>
+        <w:t>3. Enter the filename in the Photo column of the sheet. Fill in any other available fields. Any blank field is automatically omitted from the display.</w:t>
+      </w:r>
+    </w:p>
+    <w:p>
+      <w:r>
+        <w:t>4. The Worker will pick up the changes on the next page load. No code change or redeployment is needed.</w:t>
+      </w:r>
+    </w:p>
+    <w:p>
+      <w:pPr>
+        <w:pStyle w:val="Heading2"/>
+      </w:pPr>
+      <w:r>
+        <w:t>8.10 Adding a New Class with Different Questions</w:t>
+      </w:r>
+    </w:p>
+    <w:p>
+      <w:r>
+        <w:t>Add new column headers to row 1 of the sheet for the new questions. Existing rows with no value in those columns will not show those questions. Old question columns with no values for the new class work the same way — blank cells are simply omitted. No code changes are required.</w:t>
+      </w:r>
+    </w:p>
+    <w:p>
+      <w:pPr>
+        <w:pStyle w:val="Heading1"/>
+      </w:pPr>
+      <w:r>
+        <w:t>9. DEPLOYMENT &amp; MAINTENANCE WORKFLOW</w:t>
+      </w:r>
+    </w:p>
+    <w:p>
+      <w:pPr>
+        <w:pStyle w:val="Heading2"/>
+      </w:pPr>
+      <w:r>
+        <w:t>9.1 Branch Strategy</w:t>
+      </w:r>
+    </w:p>
+    <w:p>
+      <w:r>
+        <w:t>Each repository uses two branches. All changes must go through staging before being merged to main. This applies to all five Worker projects.</w:t>
       </w:r>
     </w:p>
     <w:p/>
@@ -22293,17 +19786,8 @@
                 <w:sz w:val="18"/>
                 <w:szCs w:val="18"/>
               </w:rPr>
-              <w:t>[worker]-</w:t>
-            </w:r>
-            <w:proofErr w:type="spellStart"/>
-            <w:r>
-              <w:rPr>
-                <w:sz w:val="18"/>
-                <w:szCs w:val="18"/>
-              </w:rPr>
-              <w:t>staging.bwehner.workers.dev</w:t>
-            </w:r>
-            <w:proofErr w:type="spellEnd"/>
+              <w:t>[worker]-staging.bwehner.workers.dev</w:t>
+            </w:r>
           </w:p>
         </w:tc>
         <w:tc>
@@ -22382,26 +19866,8 @@
                 <w:sz w:val="18"/>
                 <w:szCs w:val="18"/>
               </w:rPr>
-              <w:t>[worker</w:t>
-            </w:r>
-            <w:proofErr w:type="gramStart"/>
-            <w:r>
-              <w:rPr>
-                <w:sz w:val="18"/>
-                <w:szCs w:val="18"/>
-              </w:rPr>
-              <w:t>].</w:t>
-            </w:r>
-            <w:proofErr w:type="spellStart"/>
-            <w:r>
-              <w:rPr>
-                <w:sz w:val="18"/>
-                <w:szCs w:val="18"/>
-              </w:rPr>
-              <w:t>bwehner.workers.dev</w:t>
-            </w:r>
-            <w:proofErr w:type="spellEnd"/>
-            <w:proofErr w:type="gramEnd"/>
+              <w:t>[worker].bwehner.workers.dev</w:t>
+            </w:r>
           </w:p>
         </w:tc>
         <w:tc>
@@ -22438,7 +19904,7 @@
       </w:pPr>
       <w:bookmarkStart w:id="70" w:name="_Toc226210934"/>
       <w:r>
-        <w:t>8.2 Making a Code Change</w:t>
+        <w:t>9.2 Making a Code Change</w:t>
       </w:r>
       <w:bookmarkEnd w:id="70"/>
     </w:p>
@@ -22516,7 +19982,9 @@
         </w:numPr>
       </w:pPr>
       <w:r>
-        <w:t>For display-dependent changes (image layouts, timing, chart rendering, or any change that affects how content appears on screen), also temporarily update the endpoint URL on a single station display to the staging Worker URL. Confirm the change works correctly on actual display hardware before proceeding.</w:t>
+        <w:t xml:space="preserve">For display-dependent changes (image layouts, timing, chart rendering, or any change that affects how content appears on screen), also temporarily update the endpoint URL on a single </w:t>
+        <w:lastRenderedPageBreak/>
+        <w:t>station display to the staging Worker URL. Confirm the change works correctly on actual display hardware before proceeding.</w:t>
       </w:r>
     </w:p>
     <w:p>
@@ -22567,15 +20035,7 @@
     </w:p>
     <w:p>
       <w:r>
-        <w:t xml:space="preserve">If a </w:t>
-      </w:r>
-      <w:proofErr w:type="gramStart"/>
-      <w:r>
-        <w:t>change causes problems</w:t>
-      </w:r>
-      <w:proofErr w:type="gramEnd"/>
-      <w:r>
-        <w:t xml:space="preserve"> and needs to be undone:</w:t>
+        <w:t>If a change causes problems and needs to be undone:</w:t>
       </w:r>
     </w:p>
     <w:p>
@@ -22754,7 +20214,6 @@
                 <w:bCs/>
                 <w:color w:val="FFFFFF"/>
               </w:rPr>
-              <w:lastRenderedPageBreak/>
               <w:t>Important — X-Frame-Options Header</w:t>
             </w:r>
           </w:p>
@@ -22796,7 +20255,7 @@
       </w:pPr>
       <w:bookmarkStart w:id="72" w:name="_Toc226210936"/>
       <w:r>
-        <w:t>8.3 Monitoring Deployments</w:t>
+        <w:t>9.3 Monitoring Deployments</w:t>
       </w:r>
       <w:bookmarkEnd w:id="72"/>
     </w:p>
@@ -22817,7 +20276,7 @@
       <w:bookmarkStart w:id="73" w:name="_Toc226210937"/>
       <w:r>
         <w:lastRenderedPageBreak/>
-        <w:t>9. IT SUPPORT REFERENCE</w:t>
+        <w:t>10. IT SUPPORT REFERENCE</w:t>
       </w:r>
       <w:bookmarkEnd w:id="73"/>
     </w:p>
@@ -22827,7 +20286,7 @@
       </w:pPr>
       <w:bookmarkStart w:id="74" w:name="_Toc226210938"/>
       <w:r>
-        <w:t>9.1 Overview for IT Staff</w:t>
+        <w:t>10.1 Overview for IT Staff</w:t>
       </w:r>
       <w:bookmarkEnd w:id="74"/>
     </w:p>
@@ -22884,7 +20343,7 @@
       </w:pPr>
       <w:bookmarkStart w:id="75" w:name="_Toc226210939"/>
       <w:r>
-        <w:t>9.2 Network Requirements</w:t>
+        <w:t>10.2 Network Requirements</w:t>
       </w:r>
       <w:bookmarkEnd w:id="75"/>
     </w:p>
@@ -22902,15 +20361,7 @@
         </w:numPr>
       </w:pPr>
       <w:r>
-        <w:t>*.</w:t>
-      </w:r>
-      <w:proofErr w:type="spellStart"/>
-      <w:r>
-        <w:t>workers.dev</w:t>
-      </w:r>
-      <w:proofErr w:type="spellEnd"/>
-      <w:r>
-        <w:t xml:space="preserve"> — Cloudflare Worker endpoints (all five projects)</w:t>
+        <w:t>*.workers.dev — Cloudflare Worker endpoints (all six projects)</w:t>
       </w:r>
     </w:p>
     <w:p>
@@ -22928,18 +20379,55 @@
     <w:p>
       <w:pPr>
         <w:pStyle w:val="ListParagraph"/>
+        <w:numPr>
+          <w:ilvl w:val="0"/>
+          <w:numId w:val="2"/>
+        </w:numPr>
       </w:pPr>
       <w:r>
-        <w:t>api.weather.gov — NWS weather data for the calendar-display Worker (fetched by the Worker on Cloudflare's network, not by the di</w:t>
-      </w:r>
-      <w:r>
-        <w:t>splay screens directly)</w:t>
+        <w:t>www.dot.nd.gov — ND DOT traffic camera images (fetched directly by the display browser via the station-image-proxy HTML page)</w:t>
+      </w:r>
+    </w:p>
+    <w:p>
+      <w:pPr>
+        <w:pStyle w:val="ListParagraph"/>
+        <w:numPr>
+          <w:ilvl w:val="0"/>
+          <w:numId w:val="2"/>
+        </w:numPr>
+      </w:pPr>
+      <w:r>
+        <w:t>usgs-nims-images.s3.amazonaws.com — USGS river camera images (fetched directly by the display browser via the station-image-proxy HTML page)</w:t>
+      </w:r>
+    </w:p>
+    <w:p>
+      <w:pPr>
+        <w:pStyle w:val="ListParagraph"/>
+        <w:numPr>
+          <w:ilvl w:val="0"/>
+          <w:numId w:val="2"/>
+        </w:numPr>
+      </w:pPr>
+      <w:r>
+        <w:t>water.noaa.gov — NOAA river gauge images (fetched directly by the display browser via the station-image-proxy HTML page)</w:t>
+      </w:r>
+    </w:p>
+    <w:p>
+      <w:pPr>
+        <w:pStyle w:val="ListParagraph"/>
+        <w:numPr>
+          <w:ilvl w:val="0"/>
+          <w:numId w:val="2"/>
+        </w:numPr>
+      </w:pPr>
+      <w:r>
+        <w:t>api.weather.gov — NWS weather data for the calendar-display Worker (fetched by the Worker on Cloudflare's network, not by the display screens directly)</w:t>
       </w:r>
     </w:p>
     <w:p/>
     <w:p>
       <w:r>
-        <w:t>No other external domains need to be reachable from the display screens. All upstream fetching (traffic camera images, river gauge data, image resizing, NOAA API calls) is handled by the Cloudflare Workers on Cloudflare's network — those requests do not originate from the station displays themselves.</w:t>
+        <w:t>Note: The station-image-proxy Worker previously used images.weserv.nl to resize images server-side. That service has been removed. The Worker now returns an HTML page that instructs the display browser to fetch source images directly. As a result, the display screens must be able to reach the image source domains listed above.</w:t>
       </w:r>
     </w:p>
     <w:p>
@@ -22948,7 +20436,7 @@
       </w:pPr>
       <w:bookmarkStart w:id="76" w:name="_Toc226210940"/>
       <w:r>
-        <w:t>9.3 Troubleshooting</w:t>
+        <w:t>10.3 Troubleshooting</w:t>
       </w:r>
       <w:bookmarkEnd w:id="76"/>
     </w:p>
@@ -23172,7 +20660,7 @@
                 <w:sz w:val="18"/>
                 <w:szCs w:val="18"/>
               </w:rPr>
-              <w:t>Images show CAMERA KEY NOT FOUND error</w:t>
+              <w:t>Images show INVALID IMAGE KEY or MISSING IMAGE KEY error</w:t>
             </w:r>
           </w:p>
         </w:tc>
@@ -23224,23 +20712,7 @@
                 <w:sz w:val="18"/>
                 <w:szCs w:val="18"/>
               </w:rPr>
-              <w:t xml:space="preserve">Check the </w:t>
-            </w:r>
-            <w:proofErr w:type="spellStart"/>
-            <w:r>
-              <w:rPr>
-                <w:sz w:val="18"/>
-                <w:szCs w:val="18"/>
-              </w:rPr>
-              <w:t>img</w:t>
-            </w:r>
-            <w:proofErr w:type="spellEnd"/>
-            <w:r>
-              <w:rPr>
-                <w:sz w:val="18"/>
-                <w:szCs w:val="18"/>
-              </w:rPr>
-              <w:t xml:space="preserve"> parameter in the display URL against the MAPPING list in worker_code.js (Section 3.9).</w:t>
+              <w:t>Check the img parameter in the display URL against the MAPPING list in worker_code.js (Section 3.9).</w:t>
             </w:r>
           </w:p>
         </w:tc>
@@ -23400,23 +20872,7 @@
                 <w:sz w:val="18"/>
                 <w:szCs w:val="18"/>
               </w:rPr>
-              <w:t xml:space="preserve">The page retries automatically every 60 seconds. </w:t>
-            </w:r>
-            <w:proofErr w:type="gramStart"/>
-            <w:r>
-              <w:rPr>
-                <w:sz w:val="18"/>
-                <w:szCs w:val="18"/>
-              </w:rPr>
-              <w:t>Typically</w:t>
-            </w:r>
-            <w:proofErr w:type="gramEnd"/>
-            <w:r>
-              <w:rPr>
-                <w:sz w:val="18"/>
-                <w:szCs w:val="18"/>
-              </w:rPr>
-              <w:t xml:space="preserve"> self-resolves. Check api.water.noaa.gov directly if persistent.</w:t>
+              <w:t>The page retries automatically every 60 seconds. Typically self-resolves. Check api.water.noaa.gov directly if persistent.</w:t>
             </w:r>
           </w:p>
         </w:tc>
@@ -23576,23 +21032,7 @@
                 <w:sz w:val="18"/>
                 <w:szCs w:val="18"/>
               </w:rPr>
-              <w:t xml:space="preserve">Check Cloudflare Worker logs (Workers &amp; Pages → [Worker Name] → Logs). Verify GOOGLE_SERVICE_ACCOUNT_EMAIL and GOOGLE_PRIVATE_KEY </w:t>
-            </w:r>
-            <w:proofErr w:type="gramStart"/>
-            <w:r>
-              <w:rPr>
-                <w:sz w:val="18"/>
-                <w:szCs w:val="18"/>
-              </w:rPr>
-              <w:t>are</w:t>
-            </w:r>
-            <w:proofErr w:type="gramEnd"/>
-            <w:r>
-              <w:rPr>
-                <w:sz w:val="18"/>
-                <w:szCs w:val="18"/>
-              </w:rPr>
-              <w:t xml:space="preserve"> present under Settings → Variables and Secrets.</w:t>
+              <w:t>Check Cloudflare Worker logs (Workers &amp; Pages → [Worker Name] → Logs). Verify GOOGLE_SERVICE_ACCOUNT_EMAIL and GOOGLE_PRIVATE_KEY are present under Settings → Variables and Secrets.</w:t>
             </w:r>
           </w:p>
         </w:tc>
@@ -23809,15 +21249,7 @@
           </w:tcPr>
           <w:p>
             <w:r>
-              <w:t xml:space="preserve">The calendar renders without weather rather than showing an error. </w:t>
-            </w:r>
-            <w:proofErr w:type="gramStart"/>
-            <w:r>
-              <w:t>Typically</w:t>
-            </w:r>
-            <w:proofErr w:type="gramEnd"/>
-            <w:r>
-              <w:t xml:space="preserve"> self-resolves. Check api.weather.gov directly if persistent.</w:t>
+              <w:t>The calendar renders without weather rather than showing an error. Typically self-resolves. Check api.weather.gov directly if persistent.</w:t>
             </w:r>
           </w:p>
         </w:tc>
@@ -23834,7 +21266,7 @@
       </w:pPr>
       <w:bookmarkStart w:id="77" w:name="_Toc226210941"/>
       <w:r>
-        <w:t>9.4 Service Limits &amp; Monitoring</w:t>
+        <w:t>10.4 Service Limits &amp; Monitoring</w:t>
       </w:r>
       <w:bookmarkEnd w:id="77"/>
     </w:p>
@@ -24628,112 +22060,6 @@
           </w:p>
         </w:tc>
       </w:tr>
-      <w:tr>
-        <w:tc>
-          <w:tcPr>
-            <w:tcW w:w="2800" w:type="dxa"/>
-            <w:tcBorders>
-              <w:top w:val="single" w:sz="1" w:space="0" w:color="CCCCCC"/>
-              <w:left w:val="single" w:sz="1" w:space="0" w:color="CCCCCC"/>
-              <w:bottom w:val="single" w:sz="1" w:space="0" w:color="CCCCCC"/>
-              <w:right w:val="single" w:sz="1" w:space="0" w:color="CCCCCC"/>
-            </w:tcBorders>
-            <w:tcMar>
-              <w:top w:w="80" w:type="dxa"/>
-              <w:left w:w="120" w:type="dxa"/>
-              <w:bottom w:w="80" w:type="dxa"/>
-              <w:right w:w="120" w:type="dxa"/>
-            </w:tcMar>
-          </w:tcPr>
-          <w:p>
-            <w:r>
-              <w:rPr>
-                <w:sz w:val="18"/>
-                <w:szCs w:val="18"/>
-              </w:rPr>
-              <w:t>images.weserv.nl</w:t>
-            </w:r>
-          </w:p>
-        </w:tc>
-        <w:tc>
-          <w:tcPr>
-            <w:tcW w:w="2000" w:type="dxa"/>
-            <w:tcBorders>
-              <w:top w:val="single" w:sz="1" w:space="0" w:color="CCCCCC"/>
-              <w:left w:val="single" w:sz="1" w:space="0" w:color="CCCCCC"/>
-              <w:bottom w:val="single" w:sz="1" w:space="0" w:color="CCCCCC"/>
-              <w:right w:val="single" w:sz="1" w:space="0" w:color="CCCCCC"/>
-            </w:tcBorders>
-            <w:tcMar>
-              <w:top w:w="80" w:type="dxa"/>
-              <w:left w:w="120" w:type="dxa"/>
-              <w:bottom w:w="80" w:type="dxa"/>
-              <w:right w:w="120" w:type="dxa"/>
-            </w:tcMar>
-          </w:tcPr>
-          <w:p>
-            <w:r>
-              <w:rPr>
-                <w:sz w:val="18"/>
-                <w:szCs w:val="18"/>
-              </w:rPr>
-              <w:t>No documented hard limit; rate limiting applies to direct repeated calls</w:t>
-            </w:r>
-          </w:p>
-        </w:tc>
-        <w:tc>
-          <w:tcPr>
-            <w:tcW w:w="2800" w:type="dxa"/>
-            <w:tcBorders>
-              <w:top w:val="single" w:sz="1" w:space="0" w:color="CCCCCC"/>
-              <w:left w:val="single" w:sz="1" w:space="0" w:color="CCCCCC"/>
-              <w:bottom w:val="single" w:sz="1" w:space="0" w:color="CCCCCC"/>
-              <w:right w:val="single" w:sz="1" w:space="0" w:color="CCCCCC"/>
-            </w:tcBorders>
-            <w:tcMar>
-              <w:top w:w="80" w:type="dxa"/>
-              <w:left w:w="120" w:type="dxa"/>
-              <w:bottom w:w="80" w:type="dxa"/>
-              <w:right w:w="120" w:type="dxa"/>
-            </w:tcMar>
-          </w:tcPr>
-          <w:p>
-            <w:r>
-              <w:rPr>
-                <w:sz w:val="18"/>
-                <w:szCs w:val="18"/>
-              </w:rPr>
-              <w:t>N/A — all calls routed through Worker cache</w:t>
-            </w:r>
-          </w:p>
-        </w:tc>
-        <w:tc>
-          <w:tcPr>
-            <w:tcW w:w="1760" w:type="dxa"/>
-            <w:tcBorders>
-              <w:top w:val="single" w:sz="1" w:space="0" w:color="CCCCCC"/>
-              <w:left w:val="single" w:sz="1" w:space="0" w:color="CCCCCC"/>
-              <w:bottom w:val="single" w:sz="1" w:space="0" w:color="CCCCCC"/>
-              <w:right w:val="single" w:sz="1" w:space="0" w:color="CCCCCC"/>
-            </w:tcBorders>
-            <w:tcMar>
-              <w:top w:w="80" w:type="dxa"/>
-              <w:left w:w="120" w:type="dxa"/>
-              <w:bottom w:w="80" w:type="dxa"/>
-              <w:right w:w="120" w:type="dxa"/>
-            </w:tcMar>
-          </w:tcPr>
-          <w:p>
-            <w:r>
-              <w:rPr>
-                <w:sz w:val="18"/>
-                <w:szCs w:val="18"/>
-              </w:rPr>
-              <w:t>Monitor via image load success on displays</w:t>
-            </w:r>
-          </w:p>
-        </w:tc>
-      </w:tr>
     </w:tbl>
     <w:p/>
     <w:tbl>
@@ -24811,23 +22137,7 @@
                 <w:sz w:val="18"/>
                 <w:szCs w:val="18"/>
               </w:rPr>
-              <w:t>The figures above are worst-case estimates based on all 8 stations online with a 3.5–</w:t>
-            </w:r>
-            <w:proofErr w:type="gramStart"/>
-            <w:r>
-              <w:rPr>
-                <w:sz w:val="18"/>
-                <w:szCs w:val="18"/>
-              </w:rPr>
-              <w:t>5 minute</w:t>
-            </w:r>
-            <w:proofErr w:type="gramEnd"/>
-            <w:r>
-              <w:rPr>
-                <w:sz w:val="18"/>
-                <w:szCs w:val="18"/>
-              </w:rPr>
-              <w:t xml:space="preserve"> display cycle and no shared URL caching between stations. Actual usage is likely lower because Cloudflare edge caching serves repeated requests for the same URL without invoking the Worker, reducing both Worker invocations and upstream API calls.</w:t>
+              <w:t>The figures above are worst-case estimates based on all 8 stations online with a 3.5–5 minute display cycle and no shared URL caching between stations. Actual usage is likely lower because Cloudflare edge caching serves repeated requests for the same URL without invoking the Worker, reducing both Worker invocations and upstream API calls.</w:t>
             </w:r>
           </w:p>
         </w:tc>
@@ -24839,7 +22149,7 @@
       </w:pPr>
       <w:bookmarkStart w:id="78" w:name="_Toc226210942"/>
       <w:r>
-        <w:t>9.5 Contact &amp; Escalation</w:t>
+        <w:t>10.5 Contact &amp; Escalation</w:t>
       </w:r>
       <w:bookmarkEnd w:id="78"/>
     </w:p>
@@ -24870,11 +22180,9 @@
         <w:pStyle w:val="Heading1"/>
       </w:pPr>
       <w:bookmarkStart w:id="79" w:name="_Toc226210943"/>
-      <w:bookmarkStart w:id="80" w:name="_GoBack"/>
-      <w:bookmarkEnd w:id="80"/>
       <w:r>
         <w:lastRenderedPageBreak/>
-        <w:t>10. PLANNED ENHANCEMENTS</w:t>
+        <w:t>11. PLANNED ENHANCEMENTS</w:t>
       </w:r>
       <w:bookmarkEnd w:id="79"/>
     </w:p>
@@ -24887,11 +22195,11 @@
       <w:pPr>
         <w:pStyle w:val="Heading2"/>
       </w:pPr>
-      <w:bookmarkStart w:id="81" w:name="_Toc226210944"/>
-      <w:r>
-        <w:t>10.1 Incident &amp; Performance Data (First Due)</w:t>
-      </w:r>
-      <w:bookmarkEnd w:id="81"/>
+      <w:bookmarkStart w:id="80" w:name="_Toc226210944"/>
+      <w:r>
+        <w:t>11.1 Incident &amp; Performance Data (First Due)</w:t>
+      </w:r>
+      <w:bookmarkEnd w:id="80"/>
     </w:p>
     <w:p>
       <w:r>
@@ -25688,11 +22996,11 @@
       <w:pPr>
         <w:pStyle w:val="Heading2"/>
       </w:pPr>
-      <w:bookmarkStart w:id="82" w:name="_Toc226210945"/>
-      <w:r>
-        <w:t>10.2 Display Content Enhancements</w:t>
-      </w:r>
-      <w:bookmarkEnd w:id="82"/>
+      <w:bookmarkStart w:id="81" w:name="_Toc226210945"/>
+      <w:r>
+        <w:t>11.2 Display Content Enhancements</w:t>
+      </w:r>
+      <w:bookmarkEnd w:id="81"/>
     </w:p>
     <w:tbl>
       <w:tblPr>
@@ -25997,39 +23305,7 @@
                 <w:sz w:val="18"/>
                 <w:szCs w:val="18"/>
               </w:rPr>
-              <w:t xml:space="preserve">Station calendar showing FFD Calendar public folder in a split or strip layout. Exported from Outlook automatically at login via VBA macro, synced to </w:t>
-            </w:r>
-            <w:proofErr w:type="spellStart"/>
-            <w:r>
-              <w:rPr>
-                <w:sz w:val="18"/>
-                <w:szCs w:val="18"/>
-              </w:rPr>
-              <w:t>Nextcloud</w:t>
-            </w:r>
-            <w:proofErr w:type="spellEnd"/>
-            <w:r>
-              <w:rPr>
-                <w:sz w:val="18"/>
-                <w:szCs w:val="18"/>
-              </w:rPr>
-              <w:t xml:space="preserve"> via the </w:t>
-            </w:r>
-            <w:proofErr w:type="spellStart"/>
-            <w:r>
-              <w:rPr>
-                <w:sz w:val="18"/>
-                <w:szCs w:val="18"/>
-              </w:rPr>
-              <w:t>Nextcloud</w:t>
-            </w:r>
-            <w:proofErr w:type="spellEnd"/>
-            <w:r>
-              <w:rPr>
-                <w:sz w:val="18"/>
-                <w:szCs w:val="18"/>
-              </w:rPr>
-              <w:t xml:space="preserve"> desktop app, fetched by the Worker via WebDAV.</w:t>
+              <w:t>Station calendar showing FFD Calendar public folder in a split or strip layout. Exported from Outlook automatically at login via VBA macro, synced to Nextcloud via the Nextcloud desktop app, fetched by the Worker via WebDAV.</w:t>
             </w:r>
           </w:p>
         </w:tc>
@@ -26207,7 +23483,7 @@
                 <w:sz w:val="18"/>
                 <w:szCs w:val="18"/>
               </w:rPr>
-              <w:t>Birthday &amp; Department Anniversary Display</w:t>
+              <w:t>Probationary Firefighter Display</w:t>
             </w:r>
           </w:p>
         </w:tc>
@@ -26233,7 +23509,7 @@
                 <w:sz w:val="18"/>
                 <w:szCs w:val="18"/>
               </w:rPr>
-              <w:t>Display birthdays and department hire anniversaries for the current week or month.</w:t>
+              <w:t>Rotating spotlight displaying one probationary firefighter at a time with photo and bio sourced from Google Sheets and Google Drive. Cycles through all active new hires on the same 3-day rotation as the Daily Message Display. Firefighters are shown for one year from hire date and drop off automatically.</w:t>
             </w:r>
           </w:p>
         </w:tc>
@@ -26259,7 +23535,7 @@
                 <w:sz w:val="18"/>
                 <w:szCs w:val="18"/>
               </w:rPr>
-              <w:t>Low</w:t>
+              <w:t>Medium</w:t>
             </w:r>
           </w:p>
         </w:tc>
@@ -26285,7 +23561,7 @@
                 <w:sz w:val="18"/>
                 <w:szCs w:val="18"/>
               </w:rPr>
-              <w:t>Under Consideration</w:t>
+              <w:t>Complete</w:t>
             </w:r>
           </w:p>
         </w:tc>
@@ -26313,7 +23589,8 @@
                 <w:sz w:val="18"/>
                 <w:szCs w:val="18"/>
               </w:rPr>
-              <w:t>Retirement Countdown</w:t>
+              <w:lastRenderedPageBreak/>
+              <w:t>Birthday &amp; Department Anniversary Display</w:t>
             </w:r>
           </w:p>
         </w:tc>
@@ -26339,7 +23616,7 @@
                 <w:sz w:val="18"/>
                 <w:szCs w:val="18"/>
               </w:rPr>
-              <w:t>Countdown display for upcoming retirements (with member permission).</w:t>
+              <w:t>Display birthdays and department hire anniversaries for the current week or month.</w:t>
             </w:r>
           </w:p>
         </w:tc>
@@ -26419,7 +23696,112 @@
                 <w:sz w:val="18"/>
                 <w:szCs w:val="18"/>
               </w:rPr>
-              <w:lastRenderedPageBreak/>
+              <w:t>Retirement Countdown</w:t>
+            </w:r>
+          </w:p>
+        </w:tc>
+        <w:tc>
+          <w:tcPr>
+            <w:tcW w:w="4500" w:type="dxa"/>
+            <w:tcBorders>
+              <w:top w:val="single" w:sz="1" w:space="0" w:color="CCCCCC"/>
+              <w:left w:val="single" w:sz="1" w:space="0" w:color="CCCCCC"/>
+              <w:bottom w:val="single" w:sz="1" w:space="0" w:color="CCCCCC"/>
+              <w:right w:val="single" w:sz="1" w:space="0" w:color="CCCCCC"/>
+            </w:tcBorders>
+            <w:tcMar>
+              <w:top w:w="80" w:type="dxa"/>
+              <w:left w:w="120" w:type="dxa"/>
+              <w:bottom w:w="80" w:type="dxa"/>
+              <w:right w:w="120" w:type="dxa"/>
+            </w:tcMar>
+          </w:tcPr>
+          <w:p>
+            <w:r>
+              <w:rPr>
+                <w:sz w:val="18"/>
+                <w:szCs w:val="18"/>
+              </w:rPr>
+              <w:t>Countdown display for upcoming retirements (with member permission).</w:t>
+            </w:r>
+          </w:p>
+        </w:tc>
+        <w:tc>
+          <w:tcPr>
+            <w:tcW w:w="1300" w:type="dxa"/>
+            <w:tcBorders>
+              <w:top w:val="single" w:sz="1" w:space="0" w:color="CCCCCC"/>
+              <w:left w:val="single" w:sz="1" w:space="0" w:color="CCCCCC"/>
+              <w:bottom w:val="single" w:sz="1" w:space="0" w:color="CCCCCC"/>
+              <w:right w:val="single" w:sz="1" w:space="0" w:color="CCCCCC"/>
+            </w:tcBorders>
+            <w:tcMar>
+              <w:top w:w="80" w:type="dxa"/>
+              <w:left w:w="120" w:type="dxa"/>
+              <w:bottom w:w="80" w:type="dxa"/>
+              <w:right w:w="120" w:type="dxa"/>
+            </w:tcMar>
+          </w:tcPr>
+          <w:p>
+            <w:r>
+              <w:rPr>
+                <w:sz w:val="18"/>
+                <w:szCs w:val="18"/>
+              </w:rPr>
+              <w:t>Low</w:t>
+            </w:r>
+          </w:p>
+        </w:tc>
+        <w:tc>
+          <w:tcPr>
+            <w:tcW w:w="1360" w:type="dxa"/>
+            <w:tcBorders>
+              <w:top w:val="single" w:sz="1" w:space="0" w:color="CCCCCC"/>
+              <w:left w:val="single" w:sz="1" w:space="0" w:color="CCCCCC"/>
+              <w:bottom w:val="single" w:sz="1" w:space="0" w:color="CCCCCC"/>
+              <w:right w:val="single" w:sz="1" w:space="0" w:color="CCCCCC"/>
+            </w:tcBorders>
+            <w:tcMar>
+              <w:top w:w="80" w:type="dxa"/>
+              <w:left w:w="120" w:type="dxa"/>
+              <w:bottom w:w="80" w:type="dxa"/>
+              <w:right w:w="120" w:type="dxa"/>
+            </w:tcMar>
+          </w:tcPr>
+          <w:p>
+            <w:r>
+              <w:rPr>
+                <w:sz w:val="18"/>
+                <w:szCs w:val="18"/>
+              </w:rPr>
+              <w:t>Under Consideration</w:t>
+            </w:r>
+          </w:p>
+        </w:tc>
+      </w:tr>
+      <w:tr>
+        <w:tc>
+          <w:tcPr>
+            <w:tcW w:w="2200" w:type="dxa"/>
+            <w:tcBorders>
+              <w:top w:val="single" w:sz="1" w:space="0" w:color="CCCCCC"/>
+              <w:left w:val="single" w:sz="1" w:space="0" w:color="CCCCCC"/>
+              <w:bottom w:val="single" w:sz="1" w:space="0" w:color="CCCCCC"/>
+              <w:right w:val="single" w:sz="1" w:space="0" w:color="CCCCCC"/>
+            </w:tcBorders>
+            <w:tcMar>
+              <w:top w:w="80" w:type="dxa"/>
+              <w:left w:w="120" w:type="dxa"/>
+              <w:bottom w:w="80" w:type="dxa"/>
+              <w:right w:w="120" w:type="dxa"/>
+            </w:tcMar>
+          </w:tcPr>
+          <w:p>
+            <w:r>
+              <w:rPr>
+                <w:sz w:val="18"/>
+                <w:szCs w:val="18"/>
+              </w:rPr>
               <w:t>Additional River Gauges</w:t>
             </w:r>
           </w:p>
@@ -28264,7 +25646,7 @@
 </file>
 
 <file path=customXml/itemProps1.xml><?xml version="1.0" encoding="utf-8"?>
-<ds:datastoreItem xmlns:ds="http://schemas.openxmlformats.org/officeDocument/2006/customXml" ds:itemID="{6B33280F-F4F7-4FEF-B100-7F26CFD90F5E}">
+<ds:datastoreItem xmlns:ds="http://schemas.openxmlformats.org/officeDocument/2006/customXml" ds:itemID="{40A65210-8B12-46E1-9E1A-1729E19793B0}">
   <ds:schemaRefs>
     <ds:schemaRef ds:uri="http://schemas.openxmlformats.org/officeDocument/2006/bibliography"/>
   </ds:schemaRefs>
